--- a/07-驱动电路/02-LED驱动/数码管驱动电路/数码管驱动电路.docx
+++ b/07-驱动电路/02-LED驱动/数码管驱动电路/数码管驱动电路.docx
@@ -2719,6 +2719,20 @@
     </w:p>
     <w:bookmarkEnd w:id="26"/>
     <w:bookmarkEnd w:id="27"/>
+    <w:p>
+      <w:pPr>
+        <w:spacing w:before="360"/>
+        <w:jc w:val="center"/>
+      </w:pPr>
+      <w:r>
+        <w:rPr>
+          <w:rFonts w:ascii="Times New Roman" w:hAnsi="Times New Roman"/>
+          <w:color w:val="555555"/>
+          <w:sz w:val="21"/>
+        </w:rPr>
+        <w:t>材料收集者：杜文杰</w:t>
+      </w:r>
+    </w:p>
     <w:sectPr>
       <w:headerReference r:id="rId9" w:type="default"/>
       <w:footerReference r:id="rId10" w:type="default"/>

--- a/07-驱动电路/02-LED驱动/数码管驱动电路/数码管驱动电路.docx
+++ b/07-驱动电路/02-LED驱动/数码管驱动电路/数码管驱动电路.docx
@@ -1,6 +1,6 @@
 
 <file path=word/document.xml><?xml version="1.0" encoding="utf-8"?>
-<w:document xmlns:w="http://schemas.openxmlformats.org/wordprocessingml/2006/main" xmlns:m="http://schemas.openxmlformats.org/officeDocument/2006/math" xmlns:r="http://schemas.openxmlformats.org/officeDocument/2006/relationships" xmlns:o="urn:schemas-microsoft-com:office:office" xmlns:v="urn:schemas-microsoft-com:vml" xmlns:w10="urn:schemas-microsoft-com:office:word" xmlns:a="http://schemas.openxmlformats.org/drawingml/2006/main" xmlns:pic="http://schemas.openxmlformats.org/drawingml/2006/picture" xmlns:wp="http://schemas.openxmlformats.org/drawingml/2006/wordprocessingDrawing">
+<w:document xmlns:m="http://schemas.openxmlformats.org/officeDocument/2006/math" xmlns:r="http://schemas.openxmlformats.org/officeDocument/2006/relationships" xmlns:w="http://schemas.openxmlformats.org/wordprocessingml/2006/main" xmlns:o="urn:schemas-microsoft-com:office:office" xmlns:v="urn:schemas-microsoft-com:vml" xmlns:w10="urn:schemas-microsoft-com:office:word" xmlns:a="http://schemas.openxmlformats.org/drawingml/2006/main" xmlns:pic="http://schemas.openxmlformats.org/drawingml/2006/picture" xmlns:wp="http://schemas.openxmlformats.org/drawingml/2006/wordprocessingDrawing">
   <w:body>
     <w:bookmarkStart w:id="27" w:name="数码管驱动电路"/>
     <w:p>
@@ -9,7 +9,7 @@
       </w:pPr>
       <w:r>
         <w:rPr>
-          <w:rFonts w:hint="eastAsia"/>
+          <w:rFonts w:hint="eastAsia" w:eastAsia="黑体"/>
         </w:rPr>
         <w:t xml:space="preserve">数码管驱动电路</w:t>
       </w:r>
@@ -21,7 +21,7 @@
       </w:pPr>
       <w:r>
         <w:rPr>
-          <w:rFonts w:hint="eastAsia"/>
+          <w:rFonts w:hint="eastAsia" w:eastAsia="黑体"/>
         </w:rPr>
         <w:t xml:space="preserve">拓扑描述</w:t>
       </w:r>
@@ -32,16 +32,19 @@
       </w:pPr>
       <w:r>
         <w:rPr>
-          <w:rFonts w:hint="eastAsia"/>
+          <w:rFonts w:hint="eastAsia" w:eastAsia="黑体"/>
         </w:rPr>
         <w:t xml:space="preserve">由</w:t>
       </w:r>
       <w:r>
+        <w:rPr>
+          <w:rFonts w:eastAsia="黑体"/>
+        </w:rPr>
         <w:t xml:space="preserve"> </w:t>
       </w:r>
       <w:r>
         <w:rPr>
-          <w:rFonts w:hint="eastAsia"/>
+          <w:rFonts w:hint="eastAsia" w:eastAsia="黑体"/>
           <w:b/>
           <w:bCs/>
         </w:rPr>
@@ -49,6 +52,7 @@
       </w:r>
       <w:r>
         <w:rPr>
+          <w:rFonts w:eastAsia="黑体"/>
           <w:b/>
           <w:bCs/>
         </w:rPr>
@@ -56,7 +60,7 @@
       </w:r>
       <w:r>
         <w:rPr>
-          <w:rFonts w:hint="eastAsia"/>
+          <w:rFonts w:hint="eastAsia" w:eastAsia="黑体"/>
           <w:b/>
           <w:bCs/>
         </w:rPr>
@@ -64,6 +68,7 @@
       </w:r>
       <w:r>
         <w:rPr>
+          <w:rFonts w:eastAsia="黑体"/>
           <w:b/>
           <w:bCs/>
         </w:rPr>
@@ -85,18 +90,21 @@
       </m:oMath>
       <w:r>
         <w:rPr>
-          <w:rFonts w:hint="eastAsia"/>
+          <w:rFonts w:hint="eastAsia" w:eastAsia="黑体"/>
           <w:b/>
           <w:bCs/>
         </w:rPr>
         <w:t xml:space="preserve">（段驱动输出与位选输出）</w:t>
       </w:r>
       <w:r>
+        <w:rPr>
+          <w:rFonts w:eastAsia="黑体"/>
+        </w:rPr>
         <w:t xml:space="preserve">、</w:t>
       </w:r>
       <w:r>
         <w:rPr>
-          <w:rFonts w:hint="eastAsia"/>
+          <w:rFonts w:hint="eastAsia" w:eastAsia="黑体"/>
           <w:b/>
           <w:bCs/>
         </w:rPr>
@@ -104,6 +112,7 @@
       </w:r>
       <w:r>
         <w:rPr>
+          <w:rFonts w:eastAsia="黑体"/>
           <w:b/>
           <w:bCs/>
         </w:rPr>
@@ -111,7 +120,7 @@
       </w:r>
       <w:r>
         <w:rPr>
-          <w:rFonts w:hint="eastAsia"/>
+          <w:rFonts w:hint="eastAsia" w:eastAsia="黑体"/>
           <w:b/>
           <w:bCs/>
         </w:rPr>
@@ -119,6 +128,7 @@
       </w:r>
       <w:r>
         <w:rPr>
+          <w:rFonts w:eastAsia="黑体"/>
           <w:b/>
           <w:bCs/>
         </w:rPr>
@@ -158,6 +168,7 @@
       </m:oMath>
       <w:r>
         <w:rPr>
+          <w:rFonts w:eastAsia="黑体"/>
           <w:b/>
           <w:bCs/>
         </w:rPr>
@@ -165,18 +176,21 @@
       </w:r>
       <w:r>
         <w:rPr>
-          <w:rFonts w:hint="eastAsia"/>
+          <w:rFonts w:hint="eastAsia" w:eastAsia="黑体"/>
           <w:b/>
           <w:bCs/>
         </w:rPr>
         <w:t xml:space="preserve">计，共阴/共阳对应选型）</w:t>
       </w:r>
       <w:r>
+        <w:rPr>
+          <w:rFonts w:eastAsia="黑体"/>
+        </w:rPr>
         <w:t xml:space="preserve">、</w:t>
       </w:r>
       <w:r>
         <w:rPr>
-          <w:rFonts w:hint="eastAsia"/>
+          <w:rFonts w:hint="eastAsia" w:eastAsia="黑体"/>
           <w:b/>
           <w:bCs/>
         </w:rPr>
@@ -184,6 +198,7 @@
       </w:r>
       <w:r>
         <w:rPr>
+          <w:rFonts w:eastAsia="黑体"/>
           <w:b/>
           <w:bCs/>
         </w:rPr>
@@ -195,15 +210,21 @@
         </m:r>
       </m:oMath>
       <w:r>
+        <w:rPr>
+          <w:rFonts w:eastAsia="黑体"/>
+        </w:rPr>
         <w:t xml:space="preserve"> </w:t>
       </w:r>
       <w:r>
         <w:rPr>
-          <w:rFonts w:hint="eastAsia"/>
+          <w:rFonts w:hint="eastAsia" w:eastAsia="黑体"/>
         </w:rPr>
         <w:t xml:space="preserve">与</w:t>
       </w:r>
       <w:r>
+        <w:rPr>
+          <w:rFonts w:eastAsia="黑体"/>
+        </w:rPr>
         <w:t xml:space="preserve"> </w:t>
       </w:r>
       <m:oMath>
@@ -213,6 +234,7 @@
       </m:oMath>
       <w:r>
         <w:rPr>
+          <w:rFonts w:eastAsia="黑体"/>
           <w:b/>
           <w:bCs/>
         </w:rPr>
@@ -220,7 +242,7 @@
       </w:r>
       <w:r>
         <w:rPr>
-          <w:rFonts w:hint="eastAsia"/>
+          <w:rFonts w:hint="eastAsia" w:eastAsia="黑体"/>
           <w:b/>
           <w:bCs/>
         </w:rPr>
@@ -228,6 +250,7 @@
       </w:r>
       <w:r>
         <w:rPr>
+          <w:rFonts w:eastAsia="黑体"/>
           <w:b/>
           <w:bCs/>
         </w:rPr>
@@ -249,6 +272,7 @@
       </m:oMath>
       <w:r>
         <w:rPr>
+          <w:rFonts w:eastAsia="黑体"/>
           <w:b/>
           <w:bCs/>
         </w:rPr>
@@ -256,7 +280,7 @@
       </w:r>
       <w:r>
         <w:rPr>
-          <w:rFonts w:hint="eastAsia"/>
+          <w:rFonts w:hint="eastAsia" w:eastAsia="黑体"/>
           <w:b/>
           <w:bCs/>
         </w:rPr>
@@ -264,6 +288,7 @@
       </w:r>
       <w:r>
         <w:rPr>
+          <w:rFonts w:eastAsia="黑体"/>
           <w:b/>
           <w:bCs/>
         </w:rPr>
@@ -279,33 +304,39 @@
       </m:oMath>
       <w:r>
         <w:rPr>
-          <w:rFonts w:hint="eastAsia"/>
+          <w:rFonts w:hint="eastAsia" w:eastAsia="黑体"/>
           <w:b/>
           <w:bCs/>
         </w:rPr>
         <w:t xml:space="preserve">）</w:t>
       </w:r>
       <w:r>
+        <w:rPr>
+          <w:rFonts w:eastAsia="黑体"/>
+        </w:rPr>
         <w:t xml:space="preserve"> </w:t>
       </w:r>
       <w:r>
         <w:rPr>
-          <w:rFonts w:hint="eastAsia"/>
+          <w:rFonts w:hint="eastAsia" w:eastAsia="黑体"/>
         </w:rPr>
         <w:t xml:space="preserve">组成的动态扫描显示网络（以共阳接法为例）。电路共有</w:t>
       </w:r>
       <w:r>
+        <w:rPr>
+          <w:rFonts w:eastAsia="黑体"/>
+        </w:rPr>
         <w:t xml:space="preserve"> 4 </w:t>
       </w:r>
       <w:r>
         <w:rPr>
-          <w:rFonts w:hint="eastAsia"/>
+          <w:rFonts w:hint="eastAsia" w:eastAsia="黑体"/>
         </w:rPr>
         <w:t xml:space="preserve">组关键节点：</w:t>
       </w:r>
       <w:r>
         <w:rPr>
-          <w:rFonts w:hint="eastAsia"/>
+          <w:rFonts w:hint="eastAsia" w:eastAsia="黑体"/>
           <w:b/>
           <w:bCs/>
         </w:rPr>
@@ -313,6 +344,7 @@
       </w:r>
       <w:r>
         <w:rPr>
+          <w:rFonts w:eastAsia="黑体"/>
           <w:b/>
           <w:bCs/>
         </w:rPr>
@@ -320,7 +352,7 @@
       </w:r>
       <w:r>
         <w:rPr>
-          <w:rFonts w:hint="eastAsia"/>
+          <w:rFonts w:hint="eastAsia" w:eastAsia="黑体"/>
           <w:b/>
           <w:bCs/>
         </w:rPr>
@@ -328,6 +360,7 @@
       </w:r>
       <w:r>
         <w:rPr>
+          <w:rFonts w:eastAsia="黑体"/>
           <w:b/>
           <w:bCs/>
         </w:rPr>
@@ -335,11 +368,14 @@
       </w:r>
       <w:r>
         <w:rPr>
-          <w:rFonts w:hint="eastAsia"/>
+          <w:rFonts w:hint="eastAsia" w:eastAsia="黑体"/>
         </w:rPr>
         <w:t xml:space="preserve">（所有位选管</w:t>
       </w:r>
       <w:r>
+        <w:rPr>
+          <w:rFonts w:eastAsia="黑体"/>
+        </w:rPr>
         <w:t xml:space="preserve"> </w:t>
       </w:r>
       <m:oMath>
@@ -375,26 +411,32 @@
         </m:sSub>
       </m:oMath>
       <w:r>
+        <w:rPr>
+          <w:rFonts w:eastAsia="黑体"/>
+        </w:rPr>
         <w:t xml:space="preserve"> </w:t>
       </w:r>
       <w:r>
         <w:rPr>
-          <w:rFonts w:hint="eastAsia"/>
+          <w:rFonts w:hint="eastAsia" w:eastAsia="黑体"/>
         </w:rPr>
         <w:t xml:space="preserve">的发射极</w:t>
       </w:r>
       <w:r>
+        <w:rPr>
+          <w:rFonts w:eastAsia="黑体"/>
+        </w:rPr>
         <w:t xml:space="preserve"> E </w:t>
       </w:r>
       <w:r>
         <w:rPr>
-          <w:rFonts w:hint="eastAsia"/>
+          <w:rFonts w:hint="eastAsia" w:eastAsia="黑体"/>
         </w:rPr>
         <w:t xml:space="preserve">与电源正极相连）；</w:t>
       </w:r>
       <w:r>
         <w:rPr>
-          <w:rFonts w:hint="eastAsia"/>
+          <w:rFonts w:hint="eastAsia" w:eastAsia="黑体"/>
           <w:b/>
           <w:bCs/>
         </w:rPr>
@@ -402,6 +444,7 @@
       </w:r>
       <w:r>
         <w:rPr>
+          <w:rFonts w:eastAsia="黑体"/>
           <w:b/>
           <w:bCs/>
         </w:rPr>
@@ -409,7 +452,7 @@
       </w:r>
       <w:r>
         <w:rPr>
-          <w:rFonts w:hint="eastAsia"/>
+          <w:rFonts w:hint="eastAsia" w:eastAsia="黑体"/>
           <w:b/>
           <w:bCs/>
         </w:rPr>
@@ -417,6 +460,7 @@
       </w:r>
       <w:r>
         <w:rPr>
+          <w:rFonts w:eastAsia="黑体"/>
           <w:b/>
           <w:bCs/>
         </w:rPr>
@@ -429,6 +473,7 @@
       </m:oMath>
       <w:r>
         <w:rPr>
+          <w:rFonts w:eastAsia="黑体"/>
           <w:b/>
           <w:bCs/>
         </w:rPr>
@@ -436,7 +481,7 @@
       </w:r>
       <w:r>
         <w:rPr>
-          <w:rFonts w:hint="eastAsia"/>
+          <w:rFonts w:hint="eastAsia" w:eastAsia="黑体"/>
           <w:b/>
           <w:bCs/>
         </w:rPr>
@@ -444,11 +489,14 @@
       </w:r>
       <w:r>
         <w:rPr>
-          <w:rFonts w:hint="eastAsia"/>
+          <w:rFonts w:hint="eastAsia" w:eastAsia="黑体"/>
         </w:rPr>
         <w:t xml:space="preserve">（第</w:t>
       </w:r>
       <w:r>
+        <w:rPr>
+          <w:rFonts w:eastAsia="黑体"/>
+        </w:rPr>
         <w:t xml:space="preserve"> </w:t>
       </w:r>
       <m:oMath>
@@ -457,15 +505,21 @@
         </m:r>
       </m:oMath>
       <w:r>
+        <w:rPr>
+          <w:rFonts w:eastAsia="黑体"/>
+        </w:rPr>
         <w:t xml:space="preserve"> </w:t>
       </w:r>
       <w:r>
         <w:rPr>
-          <w:rFonts w:hint="eastAsia"/>
+          <w:rFonts w:hint="eastAsia" w:eastAsia="黑体"/>
         </w:rPr>
         <w:t xml:space="preserve">位</w:t>
       </w:r>
       <w:r>
+        <w:rPr>
+          <w:rFonts w:eastAsia="黑体"/>
+        </w:rPr>
         <w:t xml:space="preserve"> </w:t>
       </w:r>
       <m:oMath>
@@ -483,26 +537,32 @@
         </m:sSub>
       </m:oMath>
       <w:r>
+        <w:rPr>
+          <w:rFonts w:eastAsia="黑体"/>
+        </w:rPr>
         <w:t xml:space="preserve"> </w:t>
       </w:r>
       <w:r>
         <w:rPr>
-          <w:rFonts w:hint="eastAsia"/>
+          <w:rFonts w:hint="eastAsia" w:eastAsia="黑体"/>
         </w:rPr>
         <w:t xml:space="preserve">的集电极</w:t>
       </w:r>
       <w:r>
+        <w:rPr>
+          <w:rFonts w:eastAsia="黑体"/>
+        </w:rPr>
         <w:t xml:space="preserve"> C </w:t>
       </w:r>
       <w:r>
         <w:rPr>
-          <w:rFonts w:hint="eastAsia"/>
+          <w:rFonts w:hint="eastAsia" w:eastAsia="黑体"/>
         </w:rPr>
         <w:t xml:space="preserve">与该位数码管所有笔段的公共阳极相连）；</w:t>
       </w:r>
       <w:r>
         <w:rPr>
-          <w:rFonts w:hint="eastAsia"/>
+          <w:rFonts w:hint="eastAsia" w:eastAsia="黑体"/>
           <w:b/>
           <w:bCs/>
         </w:rPr>
@@ -510,6 +570,7 @@
       </w:r>
       <w:r>
         <w:rPr>
+          <w:rFonts w:eastAsia="黑体"/>
           <w:b/>
           <w:bCs/>
         </w:rPr>
@@ -517,7 +578,7 @@
       </w:r>
       <w:r>
         <w:rPr>
-          <w:rFonts w:hint="eastAsia"/>
+          <w:rFonts w:hint="eastAsia" w:eastAsia="黑体"/>
           <w:b/>
           <w:bCs/>
         </w:rPr>
@@ -525,6 +586,7 @@
       </w:r>
       <w:r>
         <w:rPr>
+          <w:rFonts w:eastAsia="黑体"/>
           <w:b/>
           <w:bCs/>
         </w:rPr>
@@ -532,7 +594,7 @@
       </w:r>
       <w:r>
         <w:rPr>
-          <w:rFonts w:hint="eastAsia"/>
+          <w:rFonts w:hint="eastAsia" w:eastAsia="黑体"/>
           <w:b/>
           <w:bCs/>
         </w:rPr>
@@ -540,11 +602,14 @@
       </w:r>
       <w:r>
         <w:rPr>
-          <w:rFonts w:hint="eastAsia"/>
+          <w:rFonts w:hint="eastAsia" w:eastAsia="黑体"/>
         </w:rPr>
         <w:t xml:space="preserve">（各数码管同名笔段并联成的段线，经限流电阻</w:t>
       </w:r>
       <w:r>
+        <w:rPr>
+          <w:rFonts w:eastAsia="黑体"/>
+        </w:rPr>
         <w:t xml:space="preserve"> </w:t>
       </w:r>
       <m:oMath>
@@ -553,17 +618,20 @@
         </m:r>
       </m:oMath>
       <w:r>
+        <w:rPr>
+          <w:rFonts w:eastAsia="黑体"/>
+        </w:rPr>
         <w:t xml:space="preserve"> </w:t>
       </w:r>
       <w:r>
         <w:rPr>
-          <w:rFonts w:hint="eastAsia"/>
+          <w:rFonts w:hint="eastAsia" w:eastAsia="黑体"/>
         </w:rPr>
         <w:t xml:space="preserve">接段驱动上）；</w:t>
       </w:r>
       <w:r>
         <w:rPr>
-          <w:rFonts w:hint="eastAsia"/>
+          <w:rFonts w:hint="eastAsia" w:eastAsia="黑体"/>
           <w:b/>
           <w:bCs/>
         </w:rPr>
@@ -571,6 +639,7 @@
       </w:r>
       <w:r>
         <w:rPr>
+          <w:rFonts w:eastAsia="黑体"/>
           <w:b/>
           <w:bCs/>
         </w:rPr>
@@ -578,7 +647,7 @@
       </w:r>
       <w:r>
         <w:rPr>
-          <w:rFonts w:hint="eastAsia"/>
+          <w:rFonts w:hint="eastAsia" w:eastAsia="黑体"/>
           <w:b/>
           <w:bCs/>
         </w:rPr>
@@ -586,6 +655,7 @@
       </w:r>
       <w:r>
         <w:rPr>
+          <w:rFonts w:eastAsia="黑体"/>
           <w:b/>
           <w:bCs/>
         </w:rPr>
@@ -593,11 +663,14 @@
       </w:r>
       <w:r>
         <w:rPr>
-          <w:rFonts w:hint="eastAsia"/>
+          <w:rFonts w:hint="eastAsia" w:eastAsia="黑体"/>
         </w:rPr>
         <w:t xml:space="preserve">（译码驱动芯片</w:t>
       </w:r>
       <w:r>
+        <w:rPr>
+          <w:rFonts w:eastAsia="黑体"/>
+        </w:rPr>
         <w:t xml:space="preserve"> </w:t>
       </w:r>
       <m:oMath>
@@ -615,11 +688,14 @@
         </m:sSub>
       </m:oMath>
       <w:r>
+        <w:rPr>
+          <w:rFonts w:eastAsia="黑体"/>
+        </w:rPr>
         <w:t xml:space="preserve"> </w:t>
       </w:r>
       <w:r>
         <w:rPr>
-          <w:rFonts w:hint="eastAsia"/>
+          <w:rFonts w:hint="eastAsia" w:eastAsia="黑体"/>
         </w:rPr>
         <w:t xml:space="preserve">的灌电流回路与电源负端相连）。</w:t>
       </w:r>
@@ -628,13 +704,13 @@
       <w:pPr/>
       <w:r>
         <w:rPr>
-          <w:rFonts w:hint="eastAsia"/>
+          <w:rFonts w:hint="eastAsia" w:eastAsia="黑体"/>
         </w:rPr>
         <w:t xml:space="preserve">各元件管脚连接：</w:t>
       </w:r>
       <w:r>
         <w:rPr>
-          <w:rFonts w:hint="eastAsia"/>
+          <w:rFonts w:hint="eastAsia" w:eastAsia="黑体"/>
           <w:b/>
           <w:bCs/>
         </w:rPr>
@@ -642,6 +718,7 @@
       </w:r>
       <w:r>
         <w:rPr>
+          <w:rFonts w:eastAsia="黑体"/>
           <w:b/>
           <w:bCs/>
         </w:rPr>
@@ -662,33 +739,45 @@
         </m:sSub>
       </m:oMath>
       <w:r>
+        <w:rPr>
+          <w:rFonts w:eastAsia="黑体"/>
+        </w:rPr>
         <w:t xml:space="preserve"> </w:t>
       </w:r>
       <w:r>
         <w:rPr>
-          <w:rFonts w:hint="eastAsia"/>
+          <w:rFonts w:hint="eastAsia" w:eastAsia="黑体"/>
         </w:rPr>
         <w:t xml:space="preserve">的</w:t>
       </w:r>
       <w:r>
+        <w:rPr>
+          <w:rFonts w:eastAsia="黑体"/>
+        </w:rPr>
         <w:t xml:space="preserve"> E </w:t>
       </w:r>
       <w:r>
         <w:rPr>
-          <w:rFonts w:hint="eastAsia"/>
+          <w:rFonts w:hint="eastAsia" w:eastAsia="黑体"/>
         </w:rPr>
         <w:t xml:space="preserve">接节点①电源正端、B</w:t>
       </w:r>
       <w:r>
+        <w:rPr>
+          <w:rFonts w:eastAsia="黑体"/>
+        </w:rPr>
         <w:t xml:space="preserve"> </w:t>
       </w:r>
       <w:r>
         <w:rPr>
-          <w:rFonts w:hint="eastAsia"/>
+          <w:rFonts w:hint="eastAsia" w:eastAsia="黑体"/>
         </w:rPr>
         <w:t xml:space="preserve">接</w:t>
       </w:r>
       <w:r>
+        <w:rPr>
+          <w:rFonts w:eastAsia="黑体"/>
+        </w:rPr>
         <w:t xml:space="preserve"> </w:t>
       </w:r>
       <m:oMath>
@@ -706,24 +795,33 @@
         </m:sSub>
       </m:oMath>
       <w:r>
+        <w:rPr>
+          <w:rFonts w:eastAsia="黑体"/>
+        </w:rPr>
         <w:t xml:space="preserve"> </w:t>
       </w:r>
       <w:r>
         <w:rPr>
-          <w:rFonts w:hint="eastAsia"/>
+          <w:rFonts w:hint="eastAsia" w:eastAsia="黑体"/>
         </w:rPr>
         <w:t xml:space="preserve">位选输出、C</w:t>
       </w:r>
       <w:r>
+        <w:rPr>
+          <w:rFonts w:eastAsia="黑体"/>
+        </w:rPr>
         <w:t xml:space="preserve"> </w:t>
       </w:r>
       <w:r>
         <w:rPr>
-          <w:rFonts w:hint="eastAsia"/>
+          <w:rFonts w:hint="eastAsia" w:eastAsia="黑体"/>
         </w:rPr>
         <w:t xml:space="preserve">接节点②第</w:t>
       </w:r>
       <w:r>
+        <w:rPr>
+          <w:rFonts w:eastAsia="黑体"/>
+        </w:rPr>
         <w:t xml:space="preserve"> </w:t>
       </w:r>
       <m:oMath>
@@ -732,32 +830,41 @@
         </m:r>
       </m:oMath>
       <w:r>
+        <w:rPr>
+          <w:rFonts w:eastAsia="黑体"/>
+        </w:rPr>
         <w:t xml:space="preserve"> </w:t>
       </w:r>
       <w:r>
         <w:rPr>
-          <w:rFonts w:hint="eastAsia"/>
+          <w:rFonts w:hint="eastAsia" w:eastAsia="黑体"/>
         </w:rPr>
         <w:t xml:space="preserve">位位母线；</w:t>
       </w:r>
       <w:r>
         <w:rPr>
-          <w:rFonts w:hint="eastAsia"/>
+          <w:rFonts w:hint="eastAsia" w:eastAsia="黑体"/>
           <w:b/>
           <w:bCs/>
         </w:rPr>
         <w:t xml:space="preserve">数码管</w:t>
       </w:r>
       <w:r>
+        <w:rPr>
+          <w:rFonts w:eastAsia="黑体"/>
+        </w:rPr>
         <w:t xml:space="preserve"> </w:t>
       </w:r>
       <w:r>
         <w:rPr>
-          <w:rFonts w:hint="eastAsia"/>
+          <w:rFonts w:hint="eastAsia" w:eastAsia="黑体"/>
         </w:rPr>
         <w:t xml:space="preserve">第</w:t>
       </w:r>
       <w:r>
+        <w:rPr>
+          <w:rFonts w:eastAsia="黑体"/>
+        </w:rPr>
         <w:t xml:space="preserve"> </w:t>
       </w:r>
       <m:oMath>
@@ -766,11 +873,14 @@
         </m:r>
       </m:oMath>
       <w:r>
+        <w:rPr>
+          <w:rFonts w:eastAsia="黑体"/>
+        </w:rPr>
         <w:t xml:space="preserve"> </w:t>
       </w:r>
       <w:r>
         <w:rPr>
-          <w:rFonts w:hint="eastAsia"/>
+          <w:rFonts w:hint="eastAsia" w:eastAsia="黑体"/>
         </w:rPr>
         <w:t xml:space="preserve">位各笔段的公共阳极接节点②该位位母线，笔段阴极（</w:t>
       </w:r>
@@ -789,6 +899,9 @@
         </m:r>
       </m:oMath>
       <w:r>
+        <w:rPr>
+          <w:rFonts w:eastAsia="黑体"/>
+        </w:rPr>
         <w:t xml:space="preserve">、</w:t>
       </w:r>
       <m:oMath>
@@ -801,11 +914,14 @@
       </m:oMath>
       <w:r>
         <w:rPr>
-          <w:rFonts w:hint="eastAsia"/>
+          <w:rFonts w:hint="eastAsia" w:eastAsia="黑体"/>
         </w:rPr>
         <w:t xml:space="preserve">）经各自的限流电阻</w:t>
       </w:r>
       <w:r>
+        <w:rPr>
+          <w:rFonts w:eastAsia="黑体"/>
+        </w:rPr>
         <w:t xml:space="preserve"> </w:t>
       </w:r>
       <m:oMath>
@@ -814,11 +930,14 @@
         </m:r>
       </m:oMath>
       <w:r>
+        <w:rPr>
+          <w:rFonts w:eastAsia="黑体"/>
+        </w:rPr>
         <w:t xml:space="preserve"> </w:t>
       </w:r>
       <w:r>
         <w:rPr>
-          <w:rFonts w:hint="eastAsia"/>
+          <w:rFonts w:hint="eastAsia" w:eastAsia="黑体"/>
         </w:rPr>
         <w:t xml:space="preserve">接节点③段母线；</w:t>
       </w:r>
@@ -837,15 +956,21 @@
         </m:sSub>
       </m:oMath>
       <w:r>
+        <w:rPr>
+          <w:rFonts w:eastAsia="黑体"/>
+        </w:rPr>
         <w:t xml:space="preserve"> </w:t>
       </w:r>
       <w:r>
         <w:rPr>
-          <w:rFonts w:hint="eastAsia"/>
+          <w:rFonts w:hint="eastAsia" w:eastAsia="黑体"/>
         </w:rPr>
         <w:t xml:space="preserve">段驱动输出经节点③段母线（及限流电阻</w:t>
       </w:r>
       <w:r>
+        <w:rPr>
+          <w:rFonts w:eastAsia="黑体"/>
+        </w:rPr>
         <w:t xml:space="preserve"> </w:t>
       </w:r>
       <m:oMath>
@@ -855,11 +980,14 @@
       </m:oMath>
       <w:r>
         <w:rPr>
-          <w:rFonts w:hint="eastAsia"/>
+          <w:rFonts w:hint="eastAsia" w:eastAsia="黑体"/>
         </w:rPr>
         <w:t xml:space="preserve">）接数码管笔段，位选输出接各</w:t>
       </w:r>
       <w:r>
+        <w:rPr>
+          <w:rFonts w:eastAsia="黑体"/>
+        </w:rPr>
         <w:t xml:space="preserve"> </w:t>
       </w:r>
       <m:oMath>
@@ -877,11 +1005,14 @@
         </m:sSub>
       </m:oMath>
       <w:r>
+        <w:rPr>
+          <w:rFonts w:eastAsia="黑体"/>
+        </w:rPr>
         <w:t xml:space="preserve"> </w:t>
       </w:r>
       <w:r>
         <w:rPr>
-          <w:rFonts w:hint="eastAsia"/>
+          <w:rFonts w:hint="eastAsia" w:eastAsia="黑体"/>
         </w:rPr>
         <w:t xml:space="preserve">的基极、电源与地接节点①/④。</w:t>
       </w:r>
@@ -890,20 +1021,26 @@
       <w:pPr/>
       <w:r>
         <w:rPr>
-          <w:rFonts w:hint="eastAsia"/>
+          <w:rFonts w:hint="eastAsia" w:eastAsia="黑体"/>
         </w:rPr>
         <w:t xml:space="preserve">由此构成”共阳动态扫描</w:t>
       </w:r>
       <w:r>
+        <w:rPr>
+          <w:rFonts w:eastAsia="黑体"/>
+        </w:rPr>
         <w:t xml:space="preserve"> + </w:t>
       </w:r>
       <w:r>
         <w:rPr>
-          <w:rFonts w:hint="eastAsia"/>
+          <w:rFonts w:hint="eastAsia" w:eastAsia="黑体"/>
         </w:rPr>
         <w:t xml:space="preserve">段驱动”组态：任意时刻仅选通一位（该位位选管</w:t>
       </w:r>
       <w:r>
+        <w:rPr>
+          <w:rFonts w:eastAsia="黑体"/>
+        </w:rPr>
         <w:t xml:space="preserve"> </w:t>
       </w:r>
       <m:oMath>
@@ -921,11 +1058,14 @@
         </m:sSub>
       </m:oMath>
       <w:r>
+        <w:rPr>
+          <w:rFonts w:eastAsia="黑体"/>
+        </w:rPr>
         <w:t xml:space="preserve"> </w:t>
       </w:r>
       <w:r>
         <w:rPr>
-          <w:rFonts w:hint="eastAsia"/>
+          <w:rFonts w:hint="eastAsia" w:eastAsia="黑体"/>
         </w:rPr>
         <w:t xml:space="preserve">导通），</w:t>
       </w:r>
@@ -944,11 +1084,14 @@
         </m:sSub>
       </m:oMath>
       <w:r>
+        <w:rPr>
+          <w:rFonts w:eastAsia="黑体"/>
+        </w:rPr>
         <w:t xml:space="preserve"> </w:t>
       </w:r>
       <w:r>
         <w:rPr>
-          <w:rFonts w:hint="eastAsia"/>
+          <w:rFonts w:hint="eastAsia" w:eastAsia="黑体"/>
         </w:rPr>
         <w:t xml:space="preserve">按字形数据驱动对应笔段（经限流电阻限流、灌电流到地），快速轮询各位并利用视觉暂留实现多位同时显示，每位限流电阻决定该位各笔段电流。</w:t>
       </w:r>
@@ -961,7 +1104,7 @@
       </w:pPr>
       <w:r>
         <w:rPr>
-          <w:rFonts w:hint="eastAsia"/>
+          <w:rFonts w:hint="eastAsia" w:eastAsia="黑体"/>
         </w:rPr>
         <w:t xml:space="preserve">工作原理</w:t>
       </w:r>
@@ -972,7 +1115,7 @@
       </w:pPr>
       <w:r>
         <w:rPr>
-          <w:rFonts w:hint="eastAsia"/>
+          <w:rFonts w:hint="eastAsia" w:eastAsia="黑体"/>
         </w:rPr>
         <w:t xml:space="preserve">利用动态扫描（分时复用）逐位点亮数码管，任意时刻只有一位被选中并显示其段码，借助视觉暂留实现多位同时显示；每位限流电阻决定该位各笔段电流。</w:t>
       </w:r>
@@ -985,7 +1128,7 @@
       </w:pPr>
       <w:r>
         <w:rPr>
-          <w:rFonts w:hint="eastAsia"/>
+          <w:rFonts w:hint="eastAsia" w:eastAsia="黑体"/>
         </w:rPr>
         <w:t xml:space="preserve">关键计算公式</w:t>
       </w:r>
@@ -999,7 +1142,7 @@
       </w:pPr>
       <w:r>
         <w:rPr>
-          <w:rFonts w:hint="eastAsia"/>
+          <w:rFonts w:hint="eastAsia" w:eastAsia="黑体"/>
         </w:rPr>
         <w:t xml:space="preserve">单段电流（共阳，限流电阻）：</w:t>
       </w:r>
@@ -1107,7 +1250,7 @@
       </w:pPr>
       <w:r>
         <w:rPr>
-          <w:rFonts w:hint="eastAsia"/>
+          <w:rFonts w:hint="eastAsia" w:eastAsia="黑体"/>
         </w:rPr>
         <w:t xml:space="preserve">单段功率：</w:t>
       </w:r>
@@ -1194,16 +1337,19 @@
       </w:pPr>
       <w:r>
         <w:rPr>
-          <w:rFonts w:hint="eastAsia"/>
+          <w:rFonts w:hint="eastAsia" w:eastAsia="黑体"/>
         </w:rPr>
         <w:t xml:space="preserve">单段平均电流（N</w:t>
       </w:r>
       <w:r>
+        <w:rPr>
+          <w:rFonts w:eastAsia="黑体"/>
+        </w:rPr>
         <w:t xml:space="preserve"> </w:t>
       </w:r>
       <w:r>
         <w:rPr>
-          <w:rFonts w:hint="eastAsia"/>
+          <w:rFonts w:hint="eastAsia" w:eastAsia="黑体"/>
         </w:rPr>
         <w:t xml:space="preserve">位扫描）：</w:t>
       </w:r>
@@ -1284,7 +1430,7 @@
       </w:pPr>
       <w:r>
         <w:rPr>
-          <w:rFonts w:hint="eastAsia"/>
+          <w:rFonts w:hint="eastAsia" w:eastAsia="黑体"/>
         </w:rPr>
         <w:t xml:space="preserve">位扫描频率：</w:t>
       </w:r>
@@ -1396,7 +1542,7 @@
             </w:pPr>
             <w:r>
               <w:rPr>
-                <w:rFonts w:hint="eastAsia"/>
+                <w:rFonts w:hint="eastAsia" w:eastAsia="黑体"/>
               </w:rPr>
               <w:t xml:space="preserve">符号</w:t>
             </w:r>
@@ -1410,7 +1556,7 @@
             </w:pPr>
             <w:r>
               <w:rPr>
-                <w:rFonts w:hint="eastAsia"/>
+                <w:rFonts w:hint="eastAsia" w:eastAsia="黑体"/>
               </w:rPr>
               <w:t xml:space="preserve">含义</w:t>
             </w:r>
@@ -1424,7 +1570,7 @@
             </w:pPr>
             <w:r>
               <w:rPr>
-                <w:rFonts w:hint="eastAsia"/>
+                <w:rFonts w:hint="eastAsia" w:eastAsia="黑体"/>
               </w:rPr>
               <w:t xml:space="preserve">单位</w:t>
             </w:r>
@@ -1468,6 +1614,9 @@
               </m:sSub>
             </m:oMath>
             <w:r>
+              <w:rPr>
+                <w:rFonts w:eastAsia="黑体"/>
+              </w:rPr>
               <w:t xml:space="preserve">​</w:t>
             </w:r>
           </w:p>
@@ -1480,7 +1629,7 @@
             </w:pPr>
             <w:r>
               <w:rPr>
-                <w:rFonts w:hint="eastAsia"/>
+                <w:rFonts w:hint="eastAsia" w:eastAsia="黑体"/>
               </w:rPr>
               <w:t xml:space="preserve">驱动电压</w:t>
             </w:r>
@@ -1493,6 +1642,9 @@
               <w:pStyle w:val="Compact"/>
             </w:pPr>
             <w:r>
+              <w:rPr>
+                <w:rFonts w:eastAsia="黑体"/>
+              </w:rPr>
               <w:t xml:space="preserve">V</w:t>
             </w:r>
           </w:p>
@@ -1520,6 +1672,9 @@
               </m:sSub>
             </m:oMath>
             <w:r>
+              <w:rPr>
+                <w:rFonts w:eastAsia="黑体"/>
+              </w:rPr>
               <w:t xml:space="preserve">​</w:t>
             </w:r>
           </w:p>
@@ -1532,16 +1687,19 @@
             </w:pPr>
             <w:r>
               <w:rPr>
-                <w:rFonts w:hint="eastAsia"/>
+                <w:rFonts w:hint="eastAsia" w:eastAsia="黑体"/>
               </w:rPr>
               <w:t xml:space="preserve">单个</w:t>
             </w:r>
             <w:r>
+              <w:rPr>
+                <w:rFonts w:eastAsia="黑体"/>
+              </w:rPr>
               <w:t xml:space="preserve"> LED </w:t>
             </w:r>
             <w:r>
               <w:rPr>
-                <w:rFonts w:hint="eastAsia"/>
+                <w:rFonts w:hint="eastAsia" w:eastAsia="黑体"/>
               </w:rPr>
               <w:t xml:space="preserve">笔段正向压降</w:t>
             </w:r>
@@ -1554,6 +1712,9 @@
               <w:pStyle w:val="Compact"/>
             </w:pPr>
             <w:r>
+              <w:rPr>
+                <w:rFonts w:eastAsia="黑体"/>
+              </w:rPr>
               <w:t xml:space="preserve">V</w:t>
             </w:r>
           </w:p>
@@ -1587,6 +1748,9 @@
               </m:sSub>
             </m:oMath>
             <w:r>
+              <w:rPr>
+                <w:rFonts w:eastAsia="黑体"/>
+              </w:rPr>
               <w:t xml:space="preserve">​</w:t>
             </w:r>
           </w:p>
@@ -1599,7 +1763,7 @@
             </w:pPr>
             <w:r>
               <w:rPr>
-                <w:rFonts w:hint="eastAsia"/>
+                <w:rFonts w:hint="eastAsia" w:eastAsia="黑体"/>
               </w:rPr>
               <w:t xml:space="preserve">单段峰值电流</w:t>
             </w:r>
@@ -1612,6 +1776,9 @@
               <w:pStyle w:val="Compact"/>
             </w:pPr>
             <w:r>
+              <w:rPr>
+                <w:rFonts w:eastAsia="黑体"/>
+              </w:rPr>
               <w:t xml:space="preserve">A</w:t>
             </w:r>
           </w:p>
@@ -1645,6 +1812,9 @@
               </m:sSub>
             </m:oMath>
             <w:r>
+              <w:rPr>
+                <w:rFonts w:eastAsia="黑体"/>
+              </w:rPr>
               <w:t xml:space="preserve">​</w:t>
             </w:r>
           </w:p>
@@ -1657,7 +1827,7 @@
             </w:pPr>
             <w:r>
               <w:rPr>
-                <w:rFonts w:hint="eastAsia"/>
+                <w:rFonts w:hint="eastAsia" w:eastAsia="黑体"/>
               </w:rPr>
               <w:t xml:space="preserve">单段平均电流</w:t>
             </w:r>
@@ -1670,6 +1840,9 @@
               <w:pStyle w:val="Compact"/>
             </w:pPr>
             <w:r>
+              <w:rPr>
+                <w:rFonts w:eastAsia="黑体"/>
+              </w:rPr>
               <w:t xml:space="preserve">A</w:t>
             </w:r>
           </w:p>
@@ -1688,6 +1861,9 @@
               </m:r>
             </m:oMath>
             <w:r>
+              <w:rPr>
+                <w:rFonts w:eastAsia="黑体"/>
+              </w:rPr>
               <w:t xml:space="preserve">​</w:t>
             </w:r>
           </w:p>
@@ -1700,7 +1876,7 @@
             </w:pPr>
             <w:r>
               <w:rPr>
-                <w:rFonts w:hint="eastAsia"/>
+                <w:rFonts w:hint="eastAsia" w:eastAsia="黑体"/>
               </w:rPr>
               <w:t xml:space="preserve">限流电阻</w:t>
             </w:r>
@@ -1713,6 +1889,9 @@
               <w:pStyle w:val="Compact"/>
             </w:pPr>
             <w:r>
+              <w:rPr>
+                <w:rFonts w:eastAsia="黑体"/>
+              </w:rPr>
               <w:t xml:space="preserve">Ω</w:t>
             </w:r>
           </w:p>
@@ -1731,6 +1910,9 @@
               </m:r>
             </m:oMath>
             <w:r>
+              <w:rPr>
+                <w:rFonts w:eastAsia="黑体"/>
+              </w:rPr>
               <w:t xml:space="preserve">​</w:t>
             </w:r>
           </w:p>
@@ -1743,7 +1925,7 @@
             </w:pPr>
             <w:r>
               <w:rPr>
-                <w:rFonts w:hint="eastAsia"/>
+                <w:rFonts w:hint="eastAsia" w:eastAsia="黑体"/>
               </w:rPr>
               <w:t xml:space="preserve">扫描位数</w:t>
             </w:r>
@@ -1756,6 +1938,9 @@
               <w:pStyle w:val="Compact"/>
             </w:pPr>
             <w:r>
+              <w:rPr>
+                <w:rFonts w:eastAsia="黑体"/>
+              </w:rPr>
               <w:t xml:space="preserve">—</w:t>
             </w:r>
           </w:p>
@@ -1786,6 +1971,9 @@
               </m:sSub>
             </m:oMath>
             <w:r>
+              <w:rPr>
+                <w:rFonts w:eastAsia="黑体"/>
+              </w:rPr>
               <w:t xml:space="preserve">​</w:t>
             </w:r>
           </w:p>
@@ -1798,7 +1986,7 @@
             </w:pPr>
             <w:r>
               <w:rPr>
-                <w:rFonts w:hint="eastAsia"/>
+                <w:rFonts w:hint="eastAsia" w:eastAsia="黑体"/>
               </w:rPr>
               <w:t xml:space="preserve">每位导通时间</w:t>
             </w:r>
@@ -1811,6 +1999,9 @@
               <w:pStyle w:val="Compact"/>
             </w:pPr>
             <w:r>
+              <w:rPr>
+                <w:rFonts w:eastAsia="黑体"/>
+              </w:rPr>
               <w:t xml:space="preserve">s</w:t>
             </w:r>
           </w:p>
@@ -1847,6 +2038,9 @@
               </m:sSub>
             </m:oMath>
             <w:r>
+              <w:rPr>
+                <w:rFonts w:eastAsia="黑体"/>
+              </w:rPr>
               <w:t xml:space="preserve">​</w:t>
             </w:r>
           </w:p>
@@ -1859,7 +2053,7 @@
             </w:pPr>
             <w:r>
               <w:rPr>
-                <w:rFonts w:hint="eastAsia"/>
+                <w:rFonts w:hint="eastAsia" w:eastAsia="黑体"/>
               </w:rPr>
               <w:t xml:space="preserve">位扫描频率</w:t>
             </w:r>
@@ -1872,6 +2066,9 @@
               <w:pStyle w:val="Compact"/>
             </w:pPr>
             <w:r>
+              <w:rPr>
+                <w:rFonts w:eastAsia="黑体"/>
+              </w:rPr>
               <w:t xml:space="preserve">Hz</w:t>
             </w:r>
           </w:p>
@@ -1886,7 +2083,7 @@
       </w:pPr>
       <w:r>
         <w:rPr>
-          <w:rFonts w:hint="eastAsia"/>
+          <w:rFonts w:hint="eastAsia" w:eastAsia="黑体"/>
         </w:rPr>
         <w:t xml:space="preserve">元件调整影响</w:t>
       </w:r>
@@ -1901,7 +2098,7 @@
       </w:pPr>
       <w:r>
         <w:rPr>
-          <w:rFonts w:hint="eastAsia"/>
+          <w:rFonts w:hint="eastAsia" w:eastAsia="黑体"/>
           <w:b/>
           <w:bCs/>
         </w:rPr>
@@ -1909,6 +2106,7 @@
       </w:r>
       <w:r>
         <w:rPr>
+          <w:rFonts w:eastAsia="黑体"/>
           <w:b/>
           <w:bCs/>
         </w:rPr>
@@ -1916,21 +2114,27 @@
       </w:r>
       <w:r>
         <w:rPr>
-          <w:rFonts w:hint="eastAsia"/>
+          <w:rFonts w:hint="eastAsia" w:eastAsia="黑体"/>
           <w:b/>
           <w:bCs/>
         </w:rPr>
         <w:t xml:space="preserve">增大</w:t>
       </w:r>
       <w:r>
+        <w:rPr>
+          <w:rFonts w:eastAsia="黑体"/>
+        </w:rPr>
         <w:t xml:space="preserve"> </w:t>
       </w:r>
       <w:r>
+        <w:rPr>
+          <w:rFonts w:eastAsia="黑体"/>
+        </w:rPr>
         <w:t xml:space="preserve">→ </w:t>
       </w:r>
       <w:r>
         <w:rPr>
-          <w:rFonts w:hint="eastAsia"/>
+          <w:rFonts w:hint="eastAsia" w:eastAsia="黑体"/>
         </w:rPr>
         <w:t xml:space="preserve">单段电流减小、亮度降低。</w:t>
       </w:r>
@@ -1945,7 +2149,7 @@
       </w:pPr>
       <w:r>
         <w:rPr>
-          <w:rFonts w:hint="eastAsia"/>
+          <w:rFonts w:hint="eastAsia" w:eastAsia="黑体"/>
           <w:b/>
           <w:bCs/>
         </w:rPr>
@@ -1953,6 +2157,7 @@
       </w:r>
       <w:r>
         <w:rPr>
+          <w:rFonts w:eastAsia="黑体"/>
           <w:b/>
           <w:bCs/>
         </w:rPr>
@@ -1960,30 +2165,39 @@
       </w:r>
       <w:r>
         <w:rPr>
-          <w:rFonts w:hint="eastAsia"/>
+          <w:rFonts w:hint="eastAsia" w:eastAsia="黑体"/>
           <w:b/>
           <w:bCs/>
         </w:rPr>
         <w:t xml:space="preserve">增多</w:t>
       </w:r>
       <w:r>
+        <w:rPr>
+          <w:rFonts w:eastAsia="黑体"/>
+        </w:rPr>
         <w:t xml:space="preserve"> </w:t>
       </w:r>
       <w:r>
+        <w:rPr>
+          <w:rFonts w:eastAsia="黑体"/>
+        </w:rPr>
         <w:t xml:space="preserve">→ </w:t>
       </w:r>
       <w:r>
         <w:rPr>
-          <w:rFonts w:hint="eastAsia"/>
+          <w:rFonts w:hint="eastAsia" w:eastAsia="黑体"/>
         </w:rPr>
         <w:t xml:space="preserve">每位占空比</w:t>
       </w:r>
       <w:r>
+        <w:rPr>
+          <w:rFonts w:eastAsia="黑体"/>
+        </w:rPr>
         <w:t xml:space="preserve"> 1/N </w:t>
       </w:r>
       <w:r>
         <w:rPr>
-          <w:rFonts w:hint="eastAsia"/>
+          <w:rFonts w:hint="eastAsia" w:eastAsia="黑体"/>
         </w:rPr>
         <w:t xml:space="preserve">减小，需提高峰值电流补偿，否则平均亮度下降。</w:t>
       </w:r>
@@ -1998,30 +2212,39 @@
       </w:pPr>
       <w:r>
         <w:rPr>
-          <w:rFonts w:hint="eastAsia"/>
+          <w:rFonts w:hint="eastAsia" w:eastAsia="黑体"/>
           <w:b/>
           <w:bCs/>
         </w:rPr>
         <w:t xml:space="preserve">扫描频率降低</w:t>
       </w:r>
       <w:r>
+        <w:rPr>
+          <w:rFonts w:eastAsia="黑体"/>
+        </w:rPr>
         <w:t xml:space="preserve"> </w:t>
       </w:r>
       <w:r>
+        <w:rPr>
+          <w:rFonts w:eastAsia="黑体"/>
+        </w:rPr>
         <w:t xml:space="preserve">→ </w:t>
       </w:r>
       <w:r>
         <w:rPr>
-          <w:rFonts w:hint="eastAsia"/>
+          <w:rFonts w:hint="eastAsia" w:eastAsia="黑体"/>
         </w:rPr>
         <w:t xml:space="preserve">易出现闪烁；过高则开关损耗与</w:t>
       </w:r>
       <w:r>
+        <w:rPr>
+          <w:rFonts w:eastAsia="黑体"/>
+        </w:rPr>
         <w:t xml:space="preserve"> EMI </w:t>
       </w:r>
       <w:r>
         <w:rPr>
-          <w:rFonts w:hint="eastAsia"/>
+          <w:rFonts w:hint="eastAsia" w:eastAsia="黑体"/>
         </w:rPr>
         <w:t xml:space="preserve">增大。</w:t>
       </w:r>
@@ -2036,21 +2259,27 @@
       </w:pPr>
       <w:r>
         <w:rPr>
-          <w:rFonts w:hint="eastAsia"/>
+          <w:rFonts w:hint="eastAsia" w:eastAsia="黑体"/>
           <w:b/>
           <w:bCs/>
         </w:rPr>
         <w:t xml:space="preserve">驱动电压升高</w:t>
       </w:r>
       <w:r>
+        <w:rPr>
+          <w:rFonts w:eastAsia="黑体"/>
+        </w:rPr>
         <w:t xml:space="preserve"> </w:t>
       </w:r>
       <w:r>
+        <w:rPr>
+          <w:rFonts w:eastAsia="黑体"/>
+        </w:rPr>
         <w:t xml:space="preserve">→ </w:t>
       </w:r>
       <w:r>
         <w:rPr>
-          <w:rFonts w:hint="eastAsia"/>
+          <w:rFonts w:hint="eastAsia" w:eastAsia="黑体"/>
         </w:rPr>
         <w:t xml:space="preserve">亮度上限提高，但需同步加大限流电阻。</w:t>
       </w:r>
@@ -2063,7 +2292,7 @@
       </w:pPr>
       <w:r>
         <w:rPr>
-          <w:rFonts w:hint="eastAsia"/>
+          <w:rFonts w:hint="eastAsia" w:eastAsia="黑体"/>
         </w:rPr>
         <w:t xml:space="preserve">典型参数示例</w:t>
       </w:r>
@@ -2078,11 +2307,14 @@
       </w:pPr>
       <w:r>
         <w:rPr>
-          <w:rFonts w:hint="eastAsia"/>
+          <w:rFonts w:hint="eastAsia" w:eastAsia="黑体"/>
         </w:rPr>
         <w:t xml:space="preserve">取</w:t>
       </w:r>
       <w:r>
+        <w:rPr>
+          <w:rFonts w:eastAsia="黑体"/>
+        </w:rPr>
         <w:t xml:space="preserve"> </w:t>
       </w:r>
       <m:oMath>
@@ -2134,6 +2366,9 @@
         </m:r>
       </m:oMath>
       <w:r>
+        <w:rPr>
+          <w:rFonts w:eastAsia="黑体"/>
+        </w:rPr>
         <w:t xml:space="preserve">、</w:t>
       </w:r>
       <m:oMath>
@@ -2170,6 +2405,9 @@
         </m:r>
       </m:oMath>
       <w:r>
+        <w:rPr>
+          <w:rFonts w:eastAsia="黑体"/>
+        </w:rPr>
         <w:t xml:space="preserve">、</w:t>
       </w:r>
       <m:oMath>
@@ -2213,7 +2451,7 @@
       </m:oMath>
       <w:r>
         <w:rPr>
-          <w:rFonts w:hint="eastAsia"/>
+          <w:rFonts w:hint="eastAsia" w:eastAsia="黑体"/>
         </w:rPr>
         <w:t xml:space="preserve">：</w:t>
       </w:r>
@@ -2281,16 +2519,19 @@
       </m:oMath>
       <w:r>
         <w:rPr>
-          <w:rFonts w:hint="eastAsia"/>
+          <w:rFonts w:hint="eastAsia" w:eastAsia="黑体"/>
         </w:rPr>
         <w:t xml:space="preserve">（取</w:t>
       </w:r>
       <w:r>
+        <w:rPr>
+          <w:rFonts w:eastAsia="黑体"/>
+        </w:rPr>
         <w:t xml:space="preserve"> 330 </w:t>
       </w:r>
       <w:r>
         <w:rPr>
-          <w:rFonts w:hint="eastAsia"/>
+          <w:rFonts w:hint="eastAsia" w:eastAsia="黑体"/>
         </w:rPr>
         <w:t xml:space="preserve">Ω）。</w:t>
       </w:r>
@@ -2304,11 +2545,14 @@
         </w:numPr>
       </w:pPr>
       <w:r>
+        <w:rPr>
+          <w:rFonts w:eastAsia="黑体"/>
+        </w:rPr>
         <w:t xml:space="preserve">4 </w:t>
       </w:r>
       <w:r>
         <w:rPr>
-          <w:rFonts w:hint="eastAsia"/>
+          <w:rFonts w:hint="eastAsia" w:eastAsia="黑体"/>
         </w:rPr>
         <w:t xml:space="preserve">位扫描、</w:t>
       </w:r>
@@ -2353,7 +2597,7 @@
       </m:oMath>
       <w:r>
         <w:rPr>
-          <w:rFonts w:hint="eastAsia"/>
+          <w:rFonts w:hint="eastAsia" w:eastAsia="黑体"/>
         </w:rPr>
         <w:t xml:space="preserve">：</w:t>
       </w:r>
@@ -2416,7 +2660,7 @@
       </m:oMath>
       <w:r>
         <w:rPr>
-          <w:rFonts w:hint="eastAsia"/>
+          <w:rFonts w:hint="eastAsia" w:eastAsia="黑体"/>
         </w:rPr>
         <w:t xml:space="preserve">，</w:t>
       </w:r>
@@ -2444,24 +2688,33 @@
         </m:sSub>
       </m:oMath>
       <w:r>
+        <w:rPr>
+          <w:rFonts w:eastAsia="黑体"/>
+        </w:rPr>
         <w:t xml:space="preserve"> </w:t>
       </w:r>
       <w:r>
         <w:rPr>
-          <w:rFonts w:hint="eastAsia"/>
+          <w:rFonts w:hint="eastAsia" w:eastAsia="黑体"/>
         </w:rPr>
         <w:t xml:space="preserve">取</w:t>
       </w:r>
       <w:r>
+        <w:rPr>
+          <w:rFonts w:eastAsia="黑体"/>
+        </w:rPr>
         <w:t xml:space="preserve"> 200 </w:t>
       </w:r>
       <w:r>
         <w:rPr>
-          <w:rFonts w:hint="eastAsia"/>
+          <w:rFonts w:hint="eastAsia" w:eastAsia="黑体"/>
         </w:rPr>
         <w:t xml:space="preserve">Hz～1</w:t>
       </w:r>
       <w:r>
+        <w:rPr>
+          <w:rFonts w:eastAsia="黑体"/>
+        </w:rPr>
         <w:t xml:space="preserve"> kHz。</w:t>
       </w:r>
     </w:p>
@@ -2473,7 +2726,7 @@
       </w:pPr>
       <w:r>
         <w:rPr>
-          <w:rFonts w:hint="eastAsia"/>
+          <w:rFonts w:hint="eastAsia" w:eastAsia="黑体"/>
         </w:rPr>
         <w:t xml:space="preserve">常见器件型号</w:t>
       </w:r>
@@ -2488,16 +2741,19 @@
       </w:pPr>
       <w:r>
         <w:rPr>
-          <w:rFonts w:hint="eastAsia"/>
+          <w:rFonts w:hint="eastAsia" w:eastAsia="黑体"/>
         </w:rPr>
         <w:t xml:space="preserve">译码驱动器：74HC595（移位）、MAX7219、TM1637、74HC48（BCD-7</w:t>
       </w:r>
       <w:r>
+        <w:rPr>
+          <w:rFonts w:eastAsia="黑体"/>
+        </w:rPr>
         <w:t xml:space="preserve"> </w:t>
       </w:r>
       <w:r>
         <w:rPr>
-          <w:rFonts w:hint="eastAsia"/>
+          <w:rFonts w:hint="eastAsia" w:eastAsia="黑体"/>
         </w:rPr>
         <w:t xml:space="preserve">段译码）。</w:t>
       </w:r>
@@ -2512,25 +2768,31 @@
       </w:pPr>
       <w:r>
         <w:rPr>
-          <w:rFonts w:hint="eastAsia"/>
+          <w:rFonts w:hint="eastAsia" w:eastAsia="黑体"/>
         </w:rPr>
         <w:t xml:space="preserve">位选管：S8550</w:t>
       </w:r>
       <w:r>
+        <w:rPr>
+          <w:rFonts w:eastAsia="黑体"/>
+        </w:rPr>
         <w:t xml:space="preserve"> / </w:t>
       </w:r>
       <w:r>
         <w:rPr>
-          <w:rFonts w:hint="eastAsia"/>
+          <w:rFonts w:hint="eastAsia" w:eastAsia="黑体"/>
         </w:rPr>
         <w:t xml:space="preserve">S9012（PNP，共阳）或</w:t>
       </w:r>
       <w:r>
+        <w:rPr>
+          <w:rFonts w:eastAsia="黑体"/>
+        </w:rPr>
         <w:t xml:space="preserve"> ULN2803 </w:t>
       </w:r>
       <w:r>
         <w:rPr>
-          <w:rFonts w:hint="eastAsia"/>
+          <w:rFonts w:hint="eastAsia" w:eastAsia="黑体"/>
         </w:rPr>
         <w:t xml:space="preserve">达林顿阵列。</w:t>
       </w:r>
@@ -2545,25 +2807,31 @@
       </w:pPr>
       <w:r>
         <w:rPr>
-          <w:rFonts w:hint="eastAsia"/>
+          <w:rFonts w:hint="eastAsia" w:eastAsia="黑体"/>
         </w:rPr>
         <w:t xml:space="preserve">数码管：共阳/共阴七段数码管（如</w:t>
       </w:r>
       <w:r>
+        <w:rPr>
+          <w:rFonts w:eastAsia="黑体"/>
+        </w:rPr>
         <w:t xml:space="preserve"> </w:t>
       </w:r>
       <w:r>
         <w:rPr>
-          <w:rFonts w:hint="eastAsia"/>
+          <w:rFonts w:hint="eastAsia" w:eastAsia="黑体"/>
         </w:rPr>
         <w:t xml:space="preserve">SM42056、四位</w:t>
       </w:r>
       <w:r>
+        <w:rPr>
+          <w:rFonts w:eastAsia="黑体"/>
+        </w:rPr>
         <w:t xml:space="preserve"> 0.36” / 0.56” </w:t>
       </w:r>
       <w:r>
         <w:rPr>
-          <w:rFonts w:hint="eastAsia"/>
+          <w:rFonts w:hint="eastAsia" w:eastAsia="黑体"/>
         </w:rPr>
         <w:t xml:space="preserve">数码管）。</w:t>
       </w:r>
@@ -2576,7 +2844,7 @@
       </w:pPr>
       <w:r>
         <w:rPr>
-          <w:rFonts w:hint="eastAsia"/>
+          <w:rFonts w:hint="eastAsia" w:eastAsia="黑体"/>
         </w:rPr>
         <w:t xml:space="preserve">注意事项</w:t>
       </w:r>
@@ -2591,7 +2859,7 @@
       </w:pPr>
       <w:r>
         <w:rPr>
-          <w:rFonts w:hint="eastAsia"/>
+          <w:rFonts w:hint="eastAsia" w:eastAsia="黑体"/>
         </w:rPr>
         <w:t xml:space="preserve">共阳与共阴接法、限流电阻位置（段侧/位侧）需对应，切勿混用。</w:t>
       </w:r>
@@ -2606,7 +2874,7 @@
       </w:pPr>
       <w:r>
         <w:rPr>
-          <w:rFonts w:hint="eastAsia"/>
+          <w:rFonts w:hint="eastAsia" w:eastAsia="黑体"/>
         </w:rPr>
         <w:t xml:space="preserve">动态扫描时峰值电流必须满足数码管规格，并按占空比核算平均亮度。</w:t>
       </w:r>
@@ -2621,16 +2889,19 @@
       </w:pPr>
       <w:r>
         <w:rPr>
-          <w:rFonts w:hint="eastAsia"/>
+          <w:rFonts w:hint="eastAsia" w:eastAsia="黑体"/>
         </w:rPr>
         <w:t xml:space="preserve">驱动</w:t>
       </w:r>
       <w:r>
+        <w:rPr>
+          <w:rFonts w:eastAsia="黑体"/>
+        </w:rPr>
         <w:t xml:space="preserve"> IC </w:t>
       </w:r>
       <w:r>
         <w:rPr>
-          <w:rFonts w:hint="eastAsia"/>
+          <w:rFonts w:hint="eastAsia" w:eastAsia="黑体"/>
         </w:rPr>
         <w:t xml:space="preserve">输出电流与灌电流能力需覆盖总段电流，避免过载。</w:t>
       </w:r>
@@ -2645,16 +2916,19 @@
       </w:pPr>
       <w:r>
         <w:rPr>
-          <w:rFonts w:hint="eastAsia"/>
+          <w:rFonts w:hint="eastAsia" w:eastAsia="黑体"/>
         </w:rPr>
         <w:t xml:space="preserve">段点亮电流不要超过</w:t>
       </w:r>
       <w:r>
+        <w:rPr>
+          <w:rFonts w:eastAsia="黑体"/>
+        </w:rPr>
         <w:t xml:space="preserve"> DC </w:t>
       </w:r>
       <w:r>
         <w:rPr>
-          <w:rFonts w:hint="eastAsia"/>
+          <w:rFonts w:hint="eastAsia" w:eastAsia="黑体"/>
         </w:rPr>
         <w:t xml:space="preserve">额定值，防止长期衰减。</w:t>
       </w:r>
@@ -2667,7 +2941,7 @@
       </w:pPr>
       <w:r>
         <w:rPr>
-          <w:rFonts w:hint="eastAsia"/>
+          <w:rFonts w:hint="eastAsia" w:eastAsia="黑体"/>
         </w:rPr>
         <w:t xml:space="preserve">参考资料</w:t>
       </w:r>
@@ -2681,6 +2955,9 @@
         </w:numPr>
       </w:pPr>
       <w:r>
+        <w:rPr>
+          <w:rFonts w:eastAsia="黑体"/>
+        </w:rPr>
         <w:t xml:space="preserve">Wikipedia: Seven-segment display。</w:t>
       </w:r>
     </w:p>
@@ -2693,11 +2970,14 @@
         </w:numPr>
       </w:pPr>
       <w:r>
+        <w:rPr>
+          <w:rFonts w:eastAsia="黑体"/>
+        </w:rPr>
         <w:t xml:space="preserve">MAX7219 / TM1637 </w:t>
       </w:r>
       <w:r>
         <w:rPr>
-          <w:rFonts w:hint="eastAsia"/>
+          <w:rFonts w:hint="eastAsia" w:eastAsia="黑体"/>
         </w:rPr>
         <w:t xml:space="preserve">数据手册。</w:t>
       </w:r>
@@ -2712,7 +2992,7 @@
       </w:pPr>
       <w:r>
         <w:rPr>
-          <w:rFonts w:hint="eastAsia"/>
+          <w:rFonts w:hint="eastAsia" w:eastAsia="黑体"/>
         </w:rPr>
         <w:t xml:space="preserve">《单片机原理及应用》。</w:t>
       </w:r>
@@ -2726,11 +3006,11 @@
       </w:pPr>
       <w:r>
         <w:rPr>
-          <w:rFonts w:ascii="Times New Roman" w:hAnsi="Times New Roman"/>
+          <w:rFonts w:ascii="Times New Roman" w:hAnsi="Times New Roman" w:eastAsia="黑体"/>
           <w:color w:val="555555"/>
           <w:sz w:val="21"/>
         </w:rPr>
-        <w:t>材料收集者：杜文杰</w:t>
+        <w:t>材料收集者：杜文杰，WX手机：19519196569，QQ:3478827729</w:t>
       </w:r>
     </w:p>
     <w:sectPr>
@@ -2750,7 +3030,7 @@
 </file>
 
 <file path=word/footer1.xml><?xml version="1.0" encoding="utf-8"?>
-<w:ftr xmlns:m="http://schemas.openxmlformats.org/officeDocument/2006/math" xmlns:mc="http://schemas.openxmlformats.org/markup-compatibility/2006" xmlns:mo="http://schemas.microsoft.com/office/mac/office/2008/main" xmlns:mv="urn:schemas-microsoft-com:mac:vml" xmlns:o="urn:schemas-microsoft-com:office:office" xmlns:r="http://schemas.openxmlformats.org/officeDocument/2006/relationships" xmlns:v="urn:schemas-microsoft-com:vml" xmlns:w10="urn:schemas-microsoft-com:office:word" xmlns:w14="http://schemas.microsoft.com/office/word/2010/wordml" xmlns:w="http://schemas.openxmlformats.org/wordprocessingml/2006/main" xmlns:wne="http://schemas.microsoft.com/office/word/2006/wordml" xmlns:wp14="http://schemas.microsoft.com/office/word/2010/wordprocessingDrawing" xmlns:wp="http://schemas.openxmlformats.org/drawingml/2006/wordprocessingDrawing" xmlns:wpc="http://schemas.microsoft.com/office/word/2010/wordprocessingCanvas" xmlns:wpg="http://schemas.microsoft.com/office/word/2010/wordprocessingGroup" xmlns:wpi="http://schemas.microsoft.com/office/word/2010/wordprocessingInk" xmlns:wps="http://schemas.microsoft.com/office/word/2010/wordprocessingShape" mc:Ignorable="w14 wp14">
+<w:ftr xmlns:mc="http://schemas.openxmlformats.org/markup-compatibility/2006" xmlns:w="http://schemas.openxmlformats.org/wordprocessingml/2006/main" xmlns:m="http://schemas.openxmlformats.org/officeDocument/2006/math" xmlns:mo="http://schemas.microsoft.com/office/mac/office/2008/main" xmlns:mv="urn:schemas-microsoft-com:mac:vml" xmlns:o="urn:schemas-microsoft-com:office:office" xmlns:r="http://schemas.openxmlformats.org/officeDocument/2006/relationships" xmlns:v="urn:schemas-microsoft-com:vml" xmlns:w10="urn:schemas-microsoft-com:office:word" xmlns:w14="http://schemas.microsoft.com/office/word/2010/wordml" xmlns:wne="http://schemas.microsoft.com/office/word/2006/wordml" xmlns:wp14="http://schemas.microsoft.com/office/word/2010/wordprocessingDrawing" xmlns:wp="http://schemas.openxmlformats.org/drawingml/2006/wordprocessingDrawing" xmlns:wpc="http://schemas.microsoft.com/office/word/2010/wordprocessingCanvas" xmlns:wpg="http://schemas.microsoft.com/office/word/2010/wordprocessingGroup" xmlns:wpi="http://schemas.microsoft.com/office/word/2010/wordprocessingInk" xmlns:wps="http://schemas.microsoft.com/office/word/2010/wordprocessingShape" mc:Ignorable="w14 wp14">
   <w:p>
     <w:pPr>
       <w:pStyle w:val="Footer"/>
@@ -2758,12 +3038,14 @@
     </w:pPr>
     <w:r>
       <w:rPr>
+        <w:rFonts w:eastAsia="黑体"/>
         <w:sz w:val="18"/>
       </w:rPr>
       <w:t xml:space="preserve">第 </w:t>
     </w:r>
     <w:r>
       <w:rPr>
+        <w:rFonts w:eastAsia="黑体"/>
         <w:sz w:val="18"/>
       </w:rPr>
       <w:fldChar w:fldCharType="begin"/>
@@ -2772,6 +3054,7 @@
     </w:r>
     <w:r>
       <w:rPr>
+        <w:rFonts w:eastAsia="黑体"/>
         <w:sz w:val="18"/>
       </w:rPr>
       <w:t xml:space="preserve"> 页</w:t>
@@ -2785,6 +3068,9 @@
   <w:footnote w:type="continuationSeparator" w:id="0">
     <w:p>
       <w:r>
+        <w:rPr>
+          <w:rFonts w:eastAsia="黑体"/>
+        </w:rPr>
         <w:continuationSeparator/>
       </w:r>
     </w:p>
@@ -2792,6 +3078,9 @@
   <w:footnote w:type="separator" w:id="-1">
     <w:p>
       <w:r>
+        <w:rPr>
+          <w:rFonts w:eastAsia="黑体"/>
+        </w:rPr>
         <w:separator/>
       </w:r>
     </w:p>
@@ -2800,7 +3089,7 @@
 </file>
 
 <file path=word/header1.xml><?xml version="1.0" encoding="utf-8"?>
-<w:hdr xmlns:m="http://schemas.openxmlformats.org/officeDocument/2006/math" xmlns:mc="http://schemas.openxmlformats.org/markup-compatibility/2006" xmlns:mo="http://schemas.microsoft.com/office/mac/office/2008/main" xmlns:mv="urn:schemas-microsoft-com:mac:vml" xmlns:o="urn:schemas-microsoft-com:office:office" xmlns:r="http://schemas.openxmlformats.org/officeDocument/2006/relationships" xmlns:v="urn:schemas-microsoft-com:vml" xmlns:w10="urn:schemas-microsoft-com:office:word" xmlns:w14="http://schemas.microsoft.com/office/word/2010/wordml" xmlns:w="http://schemas.openxmlformats.org/wordprocessingml/2006/main" xmlns:wne="http://schemas.microsoft.com/office/word/2006/wordml" xmlns:wp14="http://schemas.microsoft.com/office/word/2010/wordprocessingDrawing" xmlns:wp="http://schemas.openxmlformats.org/drawingml/2006/wordprocessingDrawing" xmlns:wpc="http://schemas.microsoft.com/office/word/2010/wordprocessingCanvas" xmlns:wpg="http://schemas.microsoft.com/office/word/2010/wordprocessingGroup" xmlns:wpi="http://schemas.microsoft.com/office/word/2010/wordprocessingInk" xmlns:wps="http://schemas.microsoft.com/office/word/2010/wordprocessingShape" mc:Ignorable="w14 wp14">
+<w:hdr xmlns:mc="http://schemas.openxmlformats.org/markup-compatibility/2006" xmlns:w="http://schemas.openxmlformats.org/wordprocessingml/2006/main" xmlns:m="http://schemas.openxmlformats.org/officeDocument/2006/math" xmlns:mo="http://schemas.microsoft.com/office/mac/office/2008/main" xmlns:mv="urn:schemas-microsoft-com:mac:vml" xmlns:o="urn:schemas-microsoft-com:office:office" xmlns:r="http://schemas.openxmlformats.org/officeDocument/2006/relationships" xmlns:v="urn:schemas-microsoft-com:vml" xmlns:w10="urn:schemas-microsoft-com:office:word" xmlns:w14="http://schemas.microsoft.com/office/word/2010/wordml" xmlns:wne="http://schemas.microsoft.com/office/word/2006/wordml" xmlns:wp14="http://schemas.microsoft.com/office/word/2010/wordprocessingDrawing" xmlns:wp="http://schemas.openxmlformats.org/drawingml/2006/wordprocessingDrawing" xmlns:wpc="http://schemas.microsoft.com/office/word/2010/wordprocessingCanvas" xmlns:wpg="http://schemas.microsoft.com/office/word/2010/wordprocessingGroup" xmlns:wpi="http://schemas.microsoft.com/office/word/2010/wordprocessingInk" xmlns:wps="http://schemas.microsoft.com/office/word/2010/wordprocessingShape" mc:Ignorable="w14 wp14">
   <w:p>
     <w:pPr>
       <w:pStyle w:val="Header"/>
@@ -2808,7 +3097,7 @@
     </w:pPr>
     <w:r>
       <w:rPr>
-        <w:rFonts w:ascii="Times New Roman" w:hAnsi="Times New Roman"/>
+        <w:rFonts w:ascii="Times New Roman" w:hAnsi="Times New Roman" w:eastAsia="黑体"/>
         <w:sz w:val="18"/>
         <w:rFonts w:eastAsia="黑体"/>
         <w:rFonts w:eastAsia="黑体"/>
@@ -2820,7 +3109,7 @@
 </file>
 
 <file path=word/numbering.xml><?xml version="1.0" encoding="utf-8"?>
-<w:numbering xmlns:m="http://schemas.openxmlformats.org/officeDocument/2006/math" xmlns:mc="http://schemas.openxmlformats.org/markup-compatibility/2006" xmlns:mo="http://schemas.microsoft.com/office/mac/office/2008/main" xmlns:mv="urn:schemas-microsoft-com:mac:vml" xmlns:o="urn:schemas-microsoft-com:office:office" xmlns:r="http://schemas.openxmlformats.org/officeDocument/2006/relationships" xmlns:v="urn:schemas-microsoft-com:vml" xmlns:w="http://schemas.openxmlformats.org/wordprocessingml/2006/main" xmlns:w10="urn:schemas-microsoft-com:office:word" xmlns:w14="http://schemas.microsoft.com/office/word/2010/wordml" xmlns:wne="http://schemas.microsoft.com/office/word/2006/wordml" xmlns:wp="http://schemas.openxmlformats.org/drawingml/2006/wordprocessingDrawing" xmlns:wp14="http://schemas.microsoft.com/office/word/2010/wordprocessingDrawing" xmlns:wpc="http://schemas.microsoft.com/office/word/2010/wordprocessingCanvas" xmlns:wpg="http://schemas.microsoft.com/office/word/2010/wordprocessingGroup" xmlns:wpi="http://schemas.microsoft.com/office/word/2010/wordprocessingInk" xmlns:wps="http://schemas.microsoft.com/office/word/2010/wordprocessingShape" mc:Ignorable="w14 wp14">
+<w:numbering xmlns:mc="http://schemas.openxmlformats.org/markup-compatibility/2006" xmlns:w="http://schemas.openxmlformats.org/wordprocessingml/2006/main" xmlns:m="http://schemas.openxmlformats.org/officeDocument/2006/math" xmlns:mo="http://schemas.microsoft.com/office/mac/office/2008/main" xmlns:mv="urn:schemas-microsoft-com:mac:vml" xmlns:o="urn:schemas-microsoft-com:office:office" xmlns:r="http://schemas.openxmlformats.org/officeDocument/2006/relationships" xmlns:v="urn:schemas-microsoft-com:vml" xmlns:w10="urn:schemas-microsoft-com:office:word" xmlns:w14="http://schemas.microsoft.com/office/word/2010/wordml" xmlns:wne="http://schemas.microsoft.com/office/word/2006/wordml" xmlns:wp="http://schemas.openxmlformats.org/drawingml/2006/wordprocessingDrawing" xmlns:wp14="http://schemas.microsoft.com/office/word/2010/wordprocessingDrawing" xmlns:wpc="http://schemas.microsoft.com/office/word/2010/wordprocessingCanvas" xmlns:wpg="http://schemas.microsoft.com/office/word/2010/wordprocessingGroup" xmlns:wpi="http://schemas.microsoft.com/office/word/2010/wordprocessingInk" xmlns:wps="http://schemas.microsoft.com/office/word/2010/wordprocessingShape" mc:Ignorable="w14 wp14">
   <w:abstractNum w:abstractNumId="0">
     <w:nsid w:val="FFFFFF7C"/>
     <w:multiLevelType w:val="singleLevel"/>
@@ -2907,7 +3196,7 @@
         <w:ind w:hanging="360" w:left="1440"/>
       </w:pPr>
       <w:rPr>
-        <w:rFonts w:ascii="Symbol" w:hAnsi="Symbol" w:hint="default"/>
+        <w:rFonts w:ascii="Symbol" w:hAnsi="Symbol" w:hint="default" w:eastAsia="黑体"/>
       </w:rPr>
     </w:lvl>
   </w:abstractNum>
@@ -2928,7 +3217,7 @@
         <w:ind w:hanging="360" w:left="1080"/>
       </w:pPr>
       <w:rPr>
-        <w:rFonts w:ascii="Symbol" w:hAnsi="Symbol" w:hint="default"/>
+        <w:rFonts w:ascii="Symbol" w:hAnsi="Symbol" w:hint="default" w:eastAsia="黑体"/>
       </w:rPr>
     </w:lvl>
   </w:abstractNum>
@@ -2949,7 +3238,7 @@
         <w:ind w:hanging="360" w:left="720"/>
       </w:pPr>
       <w:rPr>
-        <w:rFonts w:ascii="Symbol" w:hAnsi="Symbol" w:hint="default"/>
+        <w:rFonts w:ascii="Symbol" w:hAnsi="Symbol" w:hint="default" w:eastAsia="黑体"/>
       </w:rPr>
     </w:lvl>
   </w:abstractNum>
@@ -2988,7 +3277,7 @@
         <w:ind w:hanging="360" w:left="360"/>
       </w:pPr>
       <w:rPr>
-        <w:rFonts w:ascii="Symbol" w:hAnsi="Symbol" w:hint="default"/>
+        <w:rFonts w:ascii="Symbol" w:hAnsi="Symbol" w:hint="default" w:eastAsia="黑体"/>
       </w:rPr>
     </w:lvl>
   </w:abstractNum>
@@ -3079,7 +3368,7 @@
         <w:ind w:left="720" w:hanging="360"/>
       </w:pPr>
       <w:rPr>
-        <w:rFonts w:ascii="Symbol" w:hAnsi="Symbol" w:cs="Symbol" w:hint="default"/>
+        <w:rFonts w:ascii="Symbol" w:hAnsi="Symbol" w:cs="Symbol" w:hint="default" w:eastAsia="黑体"/>
       </w:rPr>
     </w:lvl>
     <w:lvl w:ilvl="1">
@@ -3090,7 +3379,7 @@
         <w:ind w:left="1440" w:hanging="360"/>
       </w:pPr>
       <w:rPr>
-        <w:rFonts w:ascii="Courier New" w:hAnsi="Courier New" w:cs="Courier New" w:hint="default"/>
+        <w:rFonts w:ascii="Courier New" w:hAnsi="Courier New" w:cs="Courier New" w:hint="default" w:eastAsia="黑体"/>
       </w:rPr>
     </w:lvl>
     <w:lvl w:ilvl="2">
@@ -3101,7 +3390,7 @@
         <w:ind w:left="2160" w:hanging="360"/>
       </w:pPr>
       <w:rPr>
-        <w:rFonts w:ascii="Wingdings" w:hAnsi="Wingdings" w:cs="Wingdings" w:hint="default"/>
+        <w:rFonts w:ascii="Wingdings" w:hAnsi="Wingdings" w:cs="Wingdings" w:hint="default" w:eastAsia="黑体"/>
       </w:rPr>
     </w:lvl>
     <w:lvl w:ilvl="3">
@@ -3112,7 +3401,7 @@
         <w:ind w:left="2880" w:hanging="360"/>
       </w:pPr>
       <w:rPr>
-        <w:rFonts w:ascii="Symbol" w:hAnsi="Symbol" w:cs="Symbol" w:hint="default"/>
+        <w:rFonts w:ascii="Symbol" w:hAnsi="Symbol" w:cs="Symbol" w:hint="default" w:eastAsia="黑体"/>
       </w:rPr>
     </w:lvl>
     <w:lvl w:ilvl="4">
@@ -3123,7 +3412,7 @@
         <w:ind w:left="3600" w:hanging="360"/>
       </w:pPr>
       <w:rPr>
-        <w:rFonts w:ascii="Courier New" w:hAnsi="Courier New" w:cs="Courier New" w:hint="default"/>
+        <w:rFonts w:ascii="Courier New" w:hAnsi="Courier New" w:cs="Courier New" w:hint="default" w:eastAsia="黑体"/>
       </w:rPr>
     </w:lvl>
     <w:lvl w:ilvl="5">
@@ -3134,7 +3423,7 @@
         <w:ind w:left="4320" w:hanging="360"/>
       </w:pPr>
       <w:rPr>
-        <w:rFonts w:ascii="Wingdings" w:hAnsi="Wingdings" w:cs="Wingdings" w:hint="default"/>
+        <w:rFonts w:ascii="Wingdings" w:hAnsi="Wingdings" w:cs="Wingdings" w:hint="default" w:eastAsia="黑体"/>
       </w:rPr>
     </w:lvl>
     <w:lvl w:ilvl="6">
@@ -3145,7 +3434,7 @@
         <w:ind w:left="5040" w:hanging="360"/>
       </w:pPr>
       <w:rPr>
-        <w:rFonts w:ascii="Symbol" w:hAnsi="Symbol" w:cs="Symbol" w:hint="default"/>
+        <w:rFonts w:ascii="Symbol" w:hAnsi="Symbol" w:cs="Symbol" w:hint="default" w:eastAsia="黑体"/>
       </w:rPr>
     </w:lvl>
     <w:lvl w:ilvl="7">
@@ -3156,7 +3445,7 @@
         <w:ind w:left="5760" w:hanging="360"/>
       </w:pPr>
       <w:rPr>
-        <w:rFonts w:ascii="Courier New" w:hAnsi="Courier New" w:cs="Courier New" w:hint="default"/>
+        <w:rFonts w:ascii="Courier New" w:hAnsi="Courier New" w:cs="Courier New" w:hint="default" w:eastAsia="黑体"/>
       </w:rPr>
     </w:lvl>
     <w:lvl w:ilvl="8">
@@ -3167,7 +3456,7 @@
         <w:ind w:left="6480" w:hanging="360"/>
       </w:pPr>
       <w:rPr>
-        <w:rFonts w:ascii="Wingdings" w:hAnsi="Wingdings" w:cs="Wingdings" w:hint="default"/>
+        <w:rFonts w:ascii="Wingdings" w:hAnsi="Wingdings" w:cs="Wingdings" w:hint="default" w:eastAsia="黑体"/>
       </w:rPr>
     </w:lvl>
   </w:abstractNum>
@@ -3223,11 +3512,11 @@
 </file>
 
 <file path=word/styles.xml><?xml version="1.0" encoding="utf-8"?>
-<w:styles xmlns:mc="http://schemas.openxmlformats.org/markup-compatibility/2006" xmlns:r="http://schemas.openxmlformats.org/officeDocument/2006/relationships" xmlns:w="http://schemas.openxmlformats.org/wordprocessingml/2006/main" xmlns:w14="http://schemas.microsoft.com/office/word/2010/wordml" mc:Ignorable="w14">
+<w:styles xmlns:mc="http://schemas.openxmlformats.org/markup-compatibility/2006" xmlns:w="http://schemas.openxmlformats.org/wordprocessingml/2006/main" xmlns:r="http://schemas.openxmlformats.org/officeDocument/2006/relationships" xmlns:w14="http://schemas.microsoft.com/office/word/2010/wordml" mc:Ignorable="w14">
   <w:docDefaults>
     <w:rPrDefault>
       <w:rPr>
-        <w:rFonts w:asciiTheme="minorHAnsi" w:cstheme="minorBidi" w:eastAsiaTheme="minorEastAsia" w:hAnsiTheme="minorHAnsi"/>
+        <w:rFonts w:asciiTheme="minorHAnsi" w:cstheme="minorBidi" w:hAnsiTheme="minorHAnsi" w:eastAsia="黑体"/>
         <w:sz w:val="22"/>
         <w:szCs w:val="22"/>
         <w:lang w:bidi="ar-SA" w:eastAsia="en-US" w:val="en-US"/>
@@ -3449,7 +3738,7 @@
       <w:outlineLvl w:val="0"/>
     </w:pPr>
     <w:rPr>
-      <w:rFonts w:ascii="Times New Roman" w:asciiTheme="majorHAnsi" w:cstheme="majorBidi" w:eastAsia="黑体" w:eastAsiaTheme="majorEastAsia" w:hAnsi="Times New Roman" w:hAnsiTheme="majorHAnsi"/>
+      <w:rFonts w:ascii="Times New Roman" w:asciiTheme="majorHAnsi" w:cstheme="majorBidi" w:eastAsia="黑体" w:hAnsi="Times New Roman" w:hAnsiTheme="majorHAnsi"/>
       <w:b/>
       <w:bCs/>
       <w:color w:val="1F3864"/>
@@ -3473,7 +3762,7 @@
       <w:outlineLvl w:val="1"/>
     </w:pPr>
     <w:rPr>
-      <w:rFonts w:ascii="Times New Roman" w:asciiTheme="majorHAnsi" w:cstheme="majorBidi" w:eastAsia="黑体" w:eastAsiaTheme="majorEastAsia" w:hAnsi="Times New Roman" w:hAnsiTheme="majorHAnsi"/>
+      <w:rFonts w:ascii="Times New Roman" w:asciiTheme="majorHAnsi" w:cstheme="majorBidi" w:eastAsia="黑体" w:hAnsi="Times New Roman" w:hAnsiTheme="majorHAnsi"/>
       <w:b/>
       <w:bCs/>
       <w:color w:val="2E4E7E"/>
@@ -3497,7 +3786,7 @@
       <w:outlineLvl w:val="2"/>
     </w:pPr>
     <w:rPr>
-      <w:rFonts w:ascii="Times New Roman" w:asciiTheme="majorHAnsi" w:cstheme="majorBidi" w:eastAsia="黑体" w:eastAsiaTheme="majorEastAsia" w:hAnsi="Times New Roman" w:hAnsiTheme="majorHAnsi"/>
+      <w:rFonts w:ascii="Times New Roman" w:asciiTheme="majorHAnsi" w:cstheme="majorBidi" w:eastAsia="黑体" w:hAnsi="Times New Roman" w:hAnsiTheme="majorHAnsi"/>
       <w:b/>
       <w:bCs/>
       <w:color w:val="2E4E7E"/>
@@ -3521,7 +3810,7 @@
       <w:outlineLvl w:val="3"/>
     </w:pPr>
     <w:rPr>
-      <w:rFonts w:ascii="Times New Roman" w:asciiTheme="majorHAnsi" w:cstheme="majorBidi" w:eastAsia="黑体" w:eastAsiaTheme="majorEastAsia" w:hAnsi="Times New Roman" w:hAnsiTheme="majorHAnsi"/>
+      <w:rFonts w:ascii="Times New Roman" w:asciiTheme="majorHAnsi" w:cstheme="majorBidi" w:eastAsia="黑体" w:hAnsi="Times New Roman" w:hAnsiTheme="majorHAnsi"/>
       <w:b/>
       <w:bCs/>
       <w:i/>
@@ -3547,7 +3836,7 @@
       <w:outlineLvl w:val="4"/>
     </w:pPr>
     <w:rPr>
-      <w:rFonts w:ascii="Times New Roman" w:asciiTheme="majorHAnsi" w:cstheme="majorBidi" w:eastAsia="黑体" w:eastAsiaTheme="majorEastAsia" w:hAnsi="Times New Roman" w:hAnsiTheme="majorHAnsi"/>
+      <w:rFonts w:ascii="Times New Roman" w:asciiTheme="majorHAnsi" w:cstheme="majorBidi" w:eastAsia="黑体" w:hAnsi="Times New Roman" w:hAnsiTheme="majorHAnsi"/>
       <w:b/>
       <w:color w:val="333333"/>
       <w:sz w:val="22"/>
@@ -3570,7 +3859,7 @@
       <w:outlineLvl w:val="5"/>
     </w:pPr>
     <w:rPr>
-      <w:rFonts w:asciiTheme="majorHAnsi" w:cstheme="majorBidi" w:eastAsiaTheme="majorEastAsia" w:hAnsiTheme="majorHAnsi"/>
+      <w:rFonts w:asciiTheme="majorHAnsi" w:cstheme="majorBidi" w:hAnsiTheme="majorHAnsi" w:eastAsia="黑体"/>
       <w:i/>
       <w:iCs/>
       <w:color w:themeColor="accent1" w:themeShade="7F" w:val="243F60"/>
@@ -3593,7 +3882,7 @@
       <w:outlineLvl w:val="6"/>
     </w:pPr>
     <w:rPr>
-      <w:rFonts w:asciiTheme="majorHAnsi" w:cstheme="majorBidi" w:eastAsiaTheme="majorEastAsia" w:hAnsiTheme="majorHAnsi"/>
+      <w:rFonts w:asciiTheme="majorHAnsi" w:cstheme="majorBidi" w:hAnsiTheme="majorHAnsi" w:eastAsia="黑体"/>
       <w:i/>
       <w:iCs/>
       <w:color w:themeColor="text1" w:themeTint="BF" w:val="404040"/>
@@ -3616,7 +3905,7 @@
       <w:outlineLvl w:val="7"/>
     </w:pPr>
     <w:rPr>
-      <w:rFonts w:asciiTheme="majorHAnsi" w:cstheme="majorBidi" w:eastAsiaTheme="majorEastAsia" w:hAnsiTheme="majorHAnsi"/>
+      <w:rFonts w:asciiTheme="majorHAnsi" w:cstheme="majorBidi" w:hAnsiTheme="majorHAnsi" w:eastAsia="黑体"/>
       <w:color w:themeColor="accent1" w:val="4F81BD"/>
       <w:sz w:val="20"/>
       <w:szCs w:val="20"/>
@@ -3639,7 +3928,7 @@
       <w:outlineLvl w:val="8"/>
     </w:pPr>
     <w:rPr>
-      <w:rFonts w:asciiTheme="majorHAnsi" w:cstheme="majorBidi" w:eastAsiaTheme="majorEastAsia" w:hAnsiTheme="majorHAnsi"/>
+      <w:rFonts w:asciiTheme="majorHAnsi" w:cstheme="majorBidi" w:hAnsiTheme="majorHAnsi" w:eastAsia="黑体"/>
       <w:i/>
       <w:iCs/>
       <w:color w:themeColor="text1" w:themeTint="BF" w:val="404040"/>
@@ -3690,7 +3979,7 @@
     <w:uiPriority w:val="9"/>
     <w:rsid w:val="00FC693F"/>
     <w:rPr>
-      <w:rFonts w:asciiTheme="majorHAnsi" w:cstheme="majorBidi" w:eastAsiaTheme="majorEastAsia" w:hAnsiTheme="majorHAnsi"/>
+      <w:rFonts w:asciiTheme="majorHAnsi" w:cstheme="majorBidi" w:hAnsiTheme="majorHAnsi" w:eastAsia="黑体"/>
       <w:b/>
       <w:bCs/>
       <w:color w:themeColor="accent1" w:themeShade="BF" w:val="365F91"/>
@@ -3705,7 +3994,7 @@
     <w:uiPriority w:val="9"/>
     <w:rsid w:val="00FC693F"/>
     <w:rPr>
-      <w:rFonts w:asciiTheme="majorHAnsi" w:cstheme="majorBidi" w:eastAsiaTheme="majorEastAsia" w:hAnsiTheme="majorHAnsi"/>
+      <w:rFonts w:asciiTheme="majorHAnsi" w:cstheme="majorBidi" w:hAnsiTheme="majorHAnsi" w:eastAsia="黑体"/>
       <w:b/>
       <w:bCs/>
       <w:color w:themeColor="accent1" w:val="4F81BD"/>
@@ -3720,7 +4009,7 @@
     <w:uiPriority w:val="9"/>
     <w:rsid w:val="00FC693F"/>
     <w:rPr>
-      <w:rFonts w:asciiTheme="majorHAnsi" w:cstheme="majorBidi" w:eastAsiaTheme="majorEastAsia" w:hAnsiTheme="majorHAnsi"/>
+      <w:rFonts w:asciiTheme="majorHAnsi" w:cstheme="majorBidi" w:hAnsiTheme="majorHAnsi" w:eastAsia="黑体"/>
       <w:b/>
       <w:bCs/>
       <w:color w:themeColor="accent1" w:val="4F81BD"/>
@@ -3743,7 +4032,7 @@
       <w:contextualSpacing/>
     </w:pPr>
     <w:rPr>
-      <w:rFonts w:ascii="Times New Roman" w:asciiTheme="majorHAnsi" w:cstheme="majorBidi" w:eastAsia="黑体" w:eastAsiaTheme="majorEastAsia" w:hAnsi="Times New Roman" w:hAnsiTheme="majorHAnsi"/>
+      <w:rFonts w:ascii="Times New Roman" w:asciiTheme="majorHAnsi" w:cstheme="majorBidi" w:eastAsia="黑体" w:hAnsi="Times New Roman" w:hAnsiTheme="majorHAnsi"/>
       <w:b/>
       <w:color w:val="1F3864"/>
       <w:spacing w:val="5"/>
@@ -3759,7 +4048,7 @@
     <w:uiPriority w:val="10"/>
     <w:rsid w:val="00FC693F"/>
     <w:rPr>
-      <w:rFonts w:asciiTheme="majorHAnsi" w:cstheme="majorBidi" w:eastAsiaTheme="majorEastAsia" w:hAnsiTheme="majorHAnsi"/>
+      <w:rFonts w:asciiTheme="majorHAnsi" w:cstheme="majorBidi" w:hAnsiTheme="majorHAnsi" w:eastAsia="黑体"/>
       <w:color w:themeColor="text2" w:themeShade="BF" w:val="17365D"/>
       <w:spacing w:val="5"/>
       <w:kern w:val="28"/>
@@ -3781,7 +4070,7 @@
       </w:numPr>
     </w:pPr>
     <w:rPr>
-      <w:rFonts w:asciiTheme="majorHAnsi" w:cstheme="majorBidi" w:eastAsiaTheme="majorEastAsia" w:hAnsiTheme="majorHAnsi"/>
+      <w:rFonts w:asciiTheme="majorHAnsi" w:cstheme="majorBidi" w:hAnsiTheme="majorHAnsi" w:eastAsia="黑体"/>
       <w:i/>
       <w:iCs/>
       <w:color w:themeColor="accent1" w:val="4F81BD"/>
@@ -3797,7 +4086,7 @@
     <w:uiPriority w:val="11"/>
     <w:rsid w:val="00FC693F"/>
     <w:rPr>
-      <w:rFonts w:asciiTheme="majorHAnsi" w:cstheme="majorBidi" w:eastAsiaTheme="majorEastAsia" w:hAnsiTheme="majorHAnsi"/>
+      <w:rFonts w:asciiTheme="majorHAnsi" w:cstheme="majorBidi" w:hAnsiTheme="majorHAnsi" w:eastAsia="黑体"/>
       <w:i/>
       <w:iCs/>
       <w:color w:themeColor="accent1" w:val="4F81BD"/>
@@ -3864,6 +4153,7 @@
       <w:spacing w:after="120"/>
     </w:pPr>
     <w:rPr>
+      <w:rFonts w:eastAsia="黑体"/>
       <w:sz w:val="16"/>
       <w:szCs w:val="16"/>
     </w:rPr>
@@ -3875,6 +4165,7 @@
     <w:uiPriority w:val="99"/>
     <w:rsid w:val="00AA1D8D"/>
     <w:rPr>
+      <w:rFonts w:eastAsia="黑体"/>
       <w:sz w:val="16"/>
       <w:szCs w:val="16"/>
     </w:rPr>
@@ -4044,7 +4335,7 @@
       </w:tabs>
     </w:pPr>
     <w:rPr>
-      <w:rFonts w:ascii="Courier" w:hAnsi="Courier"/>
+      <w:rFonts w:ascii="Courier" w:hAnsi="Courier" w:eastAsia="黑体"/>
       <w:sz w:val="20"/>
       <w:szCs w:val="20"/>
     </w:rPr>
@@ -4056,7 +4347,7 @@
     <w:uiPriority w:val="99"/>
     <w:rsid w:val="0029639D"/>
     <w:rPr>
-      <w:rFonts w:ascii="Courier" w:hAnsi="Courier"/>
+      <w:rFonts w:ascii="Courier" w:hAnsi="Courier" w:eastAsia="黑体"/>
       <w:sz w:val="20"/>
       <w:szCs w:val="20"/>
     </w:rPr>
@@ -4092,6 +4383,7 @@
     <w:uiPriority w:val="29"/>
     <w:rsid w:val="00FC693F"/>
     <w:rPr>
+      <w:rFonts w:eastAsia="黑体"/>
       <w:i/>
       <w:iCs/>
       <w:color w:themeColor="text1" w:val="000000"/>
@@ -4105,7 +4397,7 @@
     <w:semiHidden/>
     <w:rsid w:val="00FC693F"/>
     <w:rPr>
-      <w:rFonts w:asciiTheme="majorHAnsi" w:cstheme="majorBidi" w:eastAsiaTheme="majorEastAsia" w:hAnsiTheme="majorHAnsi"/>
+      <w:rFonts w:asciiTheme="majorHAnsi" w:cstheme="majorBidi" w:hAnsiTheme="majorHAnsi" w:eastAsia="黑体"/>
       <w:b/>
       <w:bCs/>
       <w:i/>
@@ -4121,7 +4413,7 @@
     <w:semiHidden/>
     <w:rsid w:val="00FC693F"/>
     <w:rPr>
-      <w:rFonts w:asciiTheme="majorHAnsi" w:cstheme="majorBidi" w:eastAsiaTheme="majorEastAsia" w:hAnsiTheme="majorHAnsi"/>
+      <w:rFonts w:asciiTheme="majorHAnsi" w:cstheme="majorBidi" w:hAnsiTheme="majorHAnsi" w:eastAsia="黑体"/>
       <w:color w:themeColor="accent1" w:themeShade="7F" w:val="243F60"/>
     </w:rPr>
   </w:style>
@@ -4133,7 +4425,7 @@
     <w:semiHidden/>
     <w:rsid w:val="00FC693F"/>
     <w:rPr>
-      <w:rFonts w:asciiTheme="majorHAnsi" w:cstheme="majorBidi" w:eastAsiaTheme="majorEastAsia" w:hAnsiTheme="majorHAnsi"/>
+      <w:rFonts w:asciiTheme="majorHAnsi" w:cstheme="majorBidi" w:hAnsiTheme="majorHAnsi" w:eastAsia="黑体"/>
       <w:i/>
       <w:iCs/>
       <w:color w:themeColor="accent1" w:themeShade="7F" w:val="243F60"/>
@@ -4147,7 +4439,7 @@
     <w:semiHidden/>
     <w:rsid w:val="00FC693F"/>
     <w:rPr>
-      <w:rFonts w:asciiTheme="majorHAnsi" w:cstheme="majorBidi" w:eastAsiaTheme="majorEastAsia" w:hAnsiTheme="majorHAnsi"/>
+      <w:rFonts w:asciiTheme="majorHAnsi" w:cstheme="majorBidi" w:hAnsiTheme="majorHAnsi" w:eastAsia="黑体"/>
       <w:i/>
       <w:iCs/>
       <w:color w:themeColor="text1" w:themeTint="BF" w:val="404040"/>
@@ -4161,7 +4453,7 @@
     <w:semiHidden/>
     <w:rsid w:val="00FC693F"/>
     <w:rPr>
-      <w:rFonts w:asciiTheme="majorHAnsi" w:cstheme="majorBidi" w:eastAsiaTheme="majorEastAsia" w:hAnsiTheme="majorHAnsi"/>
+      <w:rFonts w:asciiTheme="majorHAnsi" w:cstheme="majorBidi" w:hAnsiTheme="majorHAnsi" w:eastAsia="黑体"/>
       <w:color w:themeColor="accent1" w:val="4F81BD"/>
       <w:sz w:val="20"/>
       <w:szCs w:val="20"/>
@@ -4175,7 +4467,7 @@
     <w:semiHidden/>
     <w:rsid w:val="00FC693F"/>
     <w:rPr>
-      <w:rFonts w:asciiTheme="majorHAnsi" w:cstheme="majorBidi" w:eastAsiaTheme="majorEastAsia" w:hAnsiTheme="majorHAnsi"/>
+      <w:rFonts w:asciiTheme="majorHAnsi" w:cstheme="majorBidi" w:hAnsiTheme="majorHAnsi" w:eastAsia="黑体"/>
       <w:i/>
       <w:iCs/>
       <w:color w:themeColor="text1" w:themeTint="BF" w:val="404040"/>
@@ -4196,6 +4488,7 @@
       <w:spacing w:line="240" w:lineRule="auto"/>
     </w:pPr>
     <w:rPr>
+      <w:rFonts w:eastAsia="黑体"/>
       <w:b/>
       <w:bCs/>
       <w:color w:themeColor="accent1" w:val="4F81BD"/>
@@ -4210,6 +4503,7 @@
     <w:qFormat/>
     <w:rsid w:val="00FC693F"/>
     <w:rPr>
+      <w:rFonts w:eastAsia="黑体"/>
       <w:b/>
       <w:bCs/>
     </w:rPr>
@@ -4221,6 +4515,7 @@
     <w:qFormat/>
     <w:rsid w:val="00FC693F"/>
     <w:rPr>
+      <w:rFonts w:eastAsia="黑体"/>
       <w:i/>
       <w:iCs/>
     </w:rPr>
@@ -4241,6 +4536,7 @@
       <w:ind w:left="936" w:right="936"/>
     </w:pPr>
     <w:rPr>
+      <w:rFonts w:eastAsia="黑体"/>
       <w:b/>
       <w:bCs/>
       <w:i/>
@@ -4255,6 +4551,7 @@
     <w:uiPriority w:val="30"/>
     <w:rsid w:val="00FC693F"/>
     <w:rPr>
+      <w:rFonts w:eastAsia="黑体"/>
       <w:b/>
       <w:bCs/>
       <w:i/>
@@ -4269,6 +4566,7 @@
     <w:qFormat/>
     <w:rsid w:val="00FC693F"/>
     <w:rPr>
+      <w:rFonts w:eastAsia="黑体"/>
       <w:i/>
       <w:iCs/>
       <w:color w:themeColor="text1" w:themeTint="7F" w:val="808080"/>
@@ -4281,6 +4579,7 @@
     <w:qFormat/>
     <w:rsid w:val="00FC693F"/>
     <w:rPr>
+      <w:rFonts w:eastAsia="黑体"/>
       <w:b/>
       <w:bCs/>
       <w:i/>
@@ -4295,6 +4594,7 @@
     <w:qFormat/>
     <w:rsid w:val="00FC693F"/>
     <w:rPr>
+      <w:rFonts w:eastAsia="黑体"/>
       <w:smallCaps/>
       <w:color w:themeColor="accent2" w:val="C0504D"/>
       <w:u w:val="single"/>
@@ -4307,6 +4607,7 @@
     <w:qFormat/>
     <w:rsid w:val="00FC693F"/>
     <w:rPr>
+      <w:rFonts w:eastAsia="黑体"/>
       <w:b/>
       <w:bCs/>
       <w:smallCaps/>
@@ -4322,6 +4623,7 @@
     <w:qFormat/>
     <w:rsid w:val="00FC693F"/>
     <w:rPr>
+      <w:rFonts w:eastAsia="黑体"/>
       <w:b/>
       <w:bCs/>
       <w:smallCaps/>
@@ -4376,6 +4678,7 @@
       <w:spacing w:after="0" w:line="240" w:lineRule="auto"/>
     </w:pPr>
     <w:rPr>
+      <w:rFonts w:eastAsia="黑体"/>
       <w:color w:themeColor="text1" w:themeShade="BF" w:val="000000"/>
     </w:rPr>
     <w:tblPr>
@@ -4398,6 +4701,7 @@
         <w:spacing w:after="0" w:before="0" w:line="240" w:lineRule="auto"/>
       </w:pPr>
       <w:rPr>
+        <w:rFonts w:eastAsia="黑体"/>
         <w:b/>
         <w:bCs/>
       </w:rPr>
@@ -4418,6 +4722,7 @@
         <w:spacing w:after="0" w:before="0" w:line="240" w:lineRule="auto"/>
       </w:pPr>
       <w:rPr>
+        <w:rFonts w:eastAsia="黑体"/>
         <w:b/>
         <w:bCs/>
       </w:rPr>
@@ -4435,12 +4740,14 @@
     </w:tblStylePr>
     <w:tblStylePr w:type="firstCol">
       <w:rPr>
+        <w:rFonts w:eastAsia="黑体"/>
         <w:b/>
         <w:bCs/>
       </w:rPr>
     </w:tblStylePr>
     <w:tblStylePr w:type="lastCol">
       <w:rPr>
+        <w:rFonts w:eastAsia="黑体"/>
         <w:b/>
         <w:bCs/>
       </w:rPr>
@@ -4479,6 +4786,7 @@
       <w:spacing w:after="0" w:line="240" w:lineRule="auto"/>
     </w:pPr>
     <w:rPr>
+      <w:rFonts w:eastAsia="黑体"/>
       <w:color w:themeColor="accent1" w:themeShade="BF" w:val="365F91"/>
     </w:rPr>
     <w:tblPr>
@@ -4501,6 +4809,7 @@
         <w:spacing w:after="0" w:before="0" w:line="240" w:lineRule="auto"/>
       </w:pPr>
       <w:rPr>
+        <w:rFonts w:eastAsia="黑体"/>
         <w:b/>
         <w:bCs/>
       </w:rPr>
@@ -4521,6 +4830,7 @@
         <w:spacing w:after="0" w:before="0" w:line="240" w:lineRule="auto"/>
       </w:pPr>
       <w:rPr>
+        <w:rFonts w:eastAsia="黑体"/>
         <w:b/>
         <w:bCs/>
       </w:rPr>
@@ -4538,12 +4848,14 @@
     </w:tblStylePr>
     <w:tblStylePr w:type="firstCol">
       <w:rPr>
+        <w:rFonts w:eastAsia="黑体"/>
         <w:b/>
         <w:bCs/>
       </w:rPr>
     </w:tblStylePr>
     <w:tblStylePr w:type="lastCol">
       <w:rPr>
+        <w:rFonts w:eastAsia="黑体"/>
         <w:b/>
         <w:bCs/>
       </w:rPr>
@@ -4582,6 +4894,7 @@
       <w:spacing w:after="0" w:line="240" w:lineRule="auto"/>
     </w:pPr>
     <w:rPr>
+      <w:rFonts w:eastAsia="黑体"/>
       <w:color w:themeColor="accent2" w:themeShade="BF" w:val="943634"/>
     </w:rPr>
     <w:tblPr>
@@ -4604,6 +4917,7 @@
         <w:spacing w:after="0" w:before="0" w:line="240" w:lineRule="auto"/>
       </w:pPr>
       <w:rPr>
+        <w:rFonts w:eastAsia="黑体"/>
         <w:b/>
         <w:bCs/>
       </w:rPr>
@@ -4624,6 +4938,7 @@
         <w:spacing w:after="0" w:before="0" w:line="240" w:lineRule="auto"/>
       </w:pPr>
       <w:rPr>
+        <w:rFonts w:eastAsia="黑体"/>
         <w:b/>
         <w:bCs/>
       </w:rPr>
@@ -4641,12 +4956,14 @@
     </w:tblStylePr>
     <w:tblStylePr w:type="firstCol">
       <w:rPr>
+        <w:rFonts w:eastAsia="黑体"/>
         <w:b/>
         <w:bCs/>
       </w:rPr>
     </w:tblStylePr>
     <w:tblStylePr w:type="lastCol">
       <w:rPr>
+        <w:rFonts w:eastAsia="黑体"/>
         <w:b/>
         <w:bCs/>
       </w:rPr>
@@ -4685,6 +5002,7 @@
       <w:spacing w:after="0" w:line="240" w:lineRule="auto"/>
     </w:pPr>
     <w:rPr>
+      <w:rFonts w:eastAsia="黑体"/>
       <w:color w:themeColor="accent3" w:themeShade="BF" w:val="76923C"/>
     </w:rPr>
     <w:tblPr>
@@ -4707,6 +5025,7 @@
         <w:spacing w:after="0" w:before="0" w:line="240" w:lineRule="auto"/>
       </w:pPr>
       <w:rPr>
+        <w:rFonts w:eastAsia="黑体"/>
         <w:b/>
         <w:bCs/>
       </w:rPr>
@@ -4727,6 +5046,7 @@
         <w:spacing w:after="0" w:before="0" w:line="240" w:lineRule="auto"/>
       </w:pPr>
       <w:rPr>
+        <w:rFonts w:eastAsia="黑体"/>
         <w:b/>
         <w:bCs/>
       </w:rPr>
@@ -4744,12 +5064,14 @@
     </w:tblStylePr>
     <w:tblStylePr w:type="firstCol">
       <w:rPr>
+        <w:rFonts w:eastAsia="黑体"/>
         <w:b/>
         <w:bCs/>
       </w:rPr>
     </w:tblStylePr>
     <w:tblStylePr w:type="lastCol">
       <w:rPr>
+        <w:rFonts w:eastAsia="黑体"/>
         <w:b/>
         <w:bCs/>
       </w:rPr>
@@ -4788,6 +5110,7 @@
       <w:spacing w:after="0" w:line="240" w:lineRule="auto"/>
     </w:pPr>
     <w:rPr>
+      <w:rFonts w:eastAsia="黑体"/>
       <w:color w:themeColor="accent4" w:themeShade="BF" w:val="5F497A"/>
     </w:rPr>
     <w:tblPr>
@@ -4810,6 +5133,7 @@
         <w:spacing w:after="0" w:before="0" w:line="240" w:lineRule="auto"/>
       </w:pPr>
       <w:rPr>
+        <w:rFonts w:eastAsia="黑体"/>
         <w:b/>
         <w:bCs/>
       </w:rPr>
@@ -4830,6 +5154,7 @@
         <w:spacing w:after="0" w:before="0" w:line="240" w:lineRule="auto"/>
       </w:pPr>
       <w:rPr>
+        <w:rFonts w:eastAsia="黑体"/>
         <w:b/>
         <w:bCs/>
       </w:rPr>
@@ -4847,12 +5172,14 @@
     </w:tblStylePr>
     <w:tblStylePr w:type="firstCol">
       <w:rPr>
+        <w:rFonts w:eastAsia="黑体"/>
         <w:b/>
         <w:bCs/>
       </w:rPr>
     </w:tblStylePr>
     <w:tblStylePr w:type="lastCol">
       <w:rPr>
+        <w:rFonts w:eastAsia="黑体"/>
         <w:b/>
         <w:bCs/>
       </w:rPr>
@@ -4891,6 +5218,7 @@
       <w:spacing w:after="0" w:line="240" w:lineRule="auto"/>
     </w:pPr>
     <w:rPr>
+      <w:rFonts w:eastAsia="黑体"/>
       <w:color w:themeColor="accent5" w:themeShade="BF" w:val="31849B"/>
     </w:rPr>
     <w:tblPr>
@@ -4913,6 +5241,7 @@
         <w:spacing w:after="0" w:before="0" w:line="240" w:lineRule="auto"/>
       </w:pPr>
       <w:rPr>
+        <w:rFonts w:eastAsia="黑体"/>
         <w:b/>
         <w:bCs/>
       </w:rPr>
@@ -4933,6 +5262,7 @@
         <w:spacing w:after="0" w:before="0" w:line="240" w:lineRule="auto"/>
       </w:pPr>
       <w:rPr>
+        <w:rFonts w:eastAsia="黑体"/>
         <w:b/>
         <w:bCs/>
       </w:rPr>
@@ -4950,12 +5280,14 @@
     </w:tblStylePr>
     <w:tblStylePr w:type="firstCol">
       <w:rPr>
+        <w:rFonts w:eastAsia="黑体"/>
         <w:b/>
         <w:bCs/>
       </w:rPr>
     </w:tblStylePr>
     <w:tblStylePr w:type="lastCol">
       <w:rPr>
+        <w:rFonts w:eastAsia="黑体"/>
         <w:b/>
         <w:bCs/>
       </w:rPr>
@@ -4994,6 +5326,7 @@
       <w:spacing w:after="0" w:line="240" w:lineRule="auto"/>
     </w:pPr>
     <w:rPr>
+      <w:rFonts w:eastAsia="黑体"/>
       <w:color w:themeColor="accent6" w:themeShade="BF" w:val="E36C0A"/>
     </w:rPr>
     <w:tblPr>
@@ -5016,6 +5349,7 @@
         <w:spacing w:after="0" w:before="0" w:line="240" w:lineRule="auto"/>
       </w:pPr>
       <w:rPr>
+        <w:rFonts w:eastAsia="黑体"/>
         <w:b/>
         <w:bCs/>
       </w:rPr>
@@ -5036,6 +5370,7 @@
         <w:spacing w:after="0" w:before="0" w:line="240" w:lineRule="auto"/>
       </w:pPr>
       <w:rPr>
+        <w:rFonts w:eastAsia="黑体"/>
         <w:b/>
         <w:bCs/>
       </w:rPr>
@@ -5053,12 +5388,14 @@
     </w:tblStylePr>
     <w:tblStylePr w:type="firstCol">
       <w:rPr>
+        <w:rFonts w:eastAsia="黑体"/>
         <w:b/>
         <w:bCs/>
       </w:rPr>
     </w:tblStylePr>
     <w:tblStylePr w:type="lastCol">
       <w:rPr>
+        <w:rFonts w:eastAsia="黑体"/>
         <w:b/>
         <w:bCs/>
       </w:rPr>
@@ -5118,6 +5455,7 @@
         <w:spacing w:after="0" w:before="0" w:line="240" w:lineRule="auto"/>
       </w:pPr>
       <w:rPr>
+        <w:rFonts w:eastAsia="黑体"/>
         <w:b/>
         <w:bCs/>
         <w:color w:themeColor="background1" w:val="FFFFFF"/>
@@ -5132,6 +5470,7 @@
         <w:spacing w:after="0" w:before="0" w:line="240" w:lineRule="auto"/>
       </w:pPr>
       <w:rPr>
+        <w:rFonts w:eastAsia="黑体"/>
         <w:b/>
         <w:bCs/>
       </w:rPr>
@@ -5147,12 +5486,14 @@
     </w:tblStylePr>
     <w:tblStylePr w:type="firstCol">
       <w:rPr>
+        <w:rFonts w:eastAsia="黑体"/>
         <w:b/>
         <w:bCs/>
       </w:rPr>
     </w:tblStylePr>
     <w:tblStylePr w:type="lastCol">
       <w:rPr>
+        <w:rFonts w:eastAsia="黑体"/>
         <w:b/>
         <w:bCs/>
       </w:rPr>
@@ -5210,6 +5551,7 @@
         <w:spacing w:after="0" w:before="0" w:line="240" w:lineRule="auto"/>
       </w:pPr>
       <w:rPr>
+        <w:rFonts w:eastAsia="黑体"/>
         <w:b/>
         <w:bCs/>
         <w:color w:themeColor="background1" w:val="FFFFFF"/>
@@ -5224,6 +5566,7 @@
         <w:spacing w:after="0" w:before="0" w:line="240" w:lineRule="auto"/>
       </w:pPr>
       <w:rPr>
+        <w:rFonts w:eastAsia="黑体"/>
         <w:b/>
         <w:bCs/>
       </w:rPr>
@@ -5239,12 +5582,14 @@
     </w:tblStylePr>
     <w:tblStylePr w:type="firstCol">
       <w:rPr>
+        <w:rFonts w:eastAsia="黑体"/>
         <w:b/>
         <w:bCs/>
       </w:rPr>
     </w:tblStylePr>
     <w:tblStylePr w:type="lastCol">
       <w:rPr>
+        <w:rFonts w:eastAsia="黑体"/>
         <w:b/>
         <w:bCs/>
       </w:rPr>
@@ -5302,6 +5647,7 @@
         <w:spacing w:after="0" w:before="0" w:line="240" w:lineRule="auto"/>
       </w:pPr>
       <w:rPr>
+        <w:rFonts w:eastAsia="黑体"/>
         <w:b/>
         <w:bCs/>
         <w:color w:themeColor="background1" w:val="FFFFFF"/>
@@ -5316,6 +5662,7 @@
         <w:spacing w:after="0" w:before="0" w:line="240" w:lineRule="auto"/>
       </w:pPr>
       <w:rPr>
+        <w:rFonts w:eastAsia="黑体"/>
         <w:b/>
         <w:bCs/>
       </w:rPr>
@@ -5331,12 +5678,14 @@
     </w:tblStylePr>
     <w:tblStylePr w:type="firstCol">
       <w:rPr>
+        <w:rFonts w:eastAsia="黑体"/>
         <w:b/>
         <w:bCs/>
       </w:rPr>
     </w:tblStylePr>
     <w:tblStylePr w:type="lastCol">
       <w:rPr>
+        <w:rFonts w:eastAsia="黑体"/>
         <w:b/>
         <w:bCs/>
       </w:rPr>
@@ -5394,6 +5743,7 @@
         <w:spacing w:after="0" w:before="0" w:line="240" w:lineRule="auto"/>
       </w:pPr>
       <w:rPr>
+        <w:rFonts w:eastAsia="黑体"/>
         <w:b/>
         <w:bCs/>
         <w:color w:themeColor="background1" w:val="FFFFFF"/>
@@ -5408,6 +5758,7 @@
         <w:spacing w:after="0" w:before="0" w:line="240" w:lineRule="auto"/>
       </w:pPr>
       <w:rPr>
+        <w:rFonts w:eastAsia="黑体"/>
         <w:b/>
         <w:bCs/>
       </w:rPr>
@@ -5423,12 +5774,14 @@
     </w:tblStylePr>
     <w:tblStylePr w:type="firstCol">
       <w:rPr>
+        <w:rFonts w:eastAsia="黑体"/>
         <w:b/>
         <w:bCs/>
       </w:rPr>
     </w:tblStylePr>
     <w:tblStylePr w:type="lastCol">
       <w:rPr>
+        <w:rFonts w:eastAsia="黑体"/>
         <w:b/>
         <w:bCs/>
       </w:rPr>
@@ -5486,6 +5839,7 @@
         <w:spacing w:after="0" w:before="0" w:line="240" w:lineRule="auto"/>
       </w:pPr>
       <w:rPr>
+        <w:rFonts w:eastAsia="黑体"/>
         <w:b/>
         <w:bCs/>
         <w:color w:themeColor="background1" w:val="FFFFFF"/>
@@ -5500,6 +5854,7 @@
         <w:spacing w:after="0" w:before="0" w:line="240" w:lineRule="auto"/>
       </w:pPr>
       <w:rPr>
+        <w:rFonts w:eastAsia="黑体"/>
         <w:b/>
         <w:bCs/>
       </w:rPr>
@@ -5515,12 +5870,14 @@
     </w:tblStylePr>
     <w:tblStylePr w:type="firstCol">
       <w:rPr>
+        <w:rFonts w:eastAsia="黑体"/>
         <w:b/>
         <w:bCs/>
       </w:rPr>
     </w:tblStylePr>
     <w:tblStylePr w:type="lastCol">
       <w:rPr>
+        <w:rFonts w:eastAsia="黑体"/>
         <w:b/>
         <w:bCs/>
       </w:rPr>
@@ -5578,6 +5935,7 @@
         <w:spacing w:after="0" w:before="0" w:line="240" w:lineRule="auto"/>
       </w:pPr>
       <w:rPr>
+        <w:rFonts w:eastAsia="黑体"/>
         <w:b/>
         <w:bCs/>
         <w:color w:themeColor="background1" w:val="FFFFFF"/>
@@ -5592,6 +5950,7 @@
         <w:spacing w:after="0" w:before="0" w:line="240" w:lineRule="auto"/>
       </w:pPr>
       <w:rPr>
+        <w:rFonts w:eastAsia="黑体"/>
         <w:b/>
         <w:bCs/>
       </w:rPr>
@@ -5607,12 +5966,14 @@
     </w:tblStylePr>
     <w:tblStylePr w:type="firstCol">
       <w:rPr>
+        <w:rFonts w:eastAsia="黑体"/>
         <w:b/>
         <w:bCs/>
       </w:rPr>
     </w:tblStylePr>
     <w:tblStylePr w:type="lastCol">
       <w:rPr>
+        <w:rFonts w:eastAsia="黑体"/>
         <w:b/>
         <w:bCs/>
       </w:rPr>
@@ -5670,6 +6031,7 @@
         <w:spacing w:after="0" w:before="0" w:line="240" w:lineRule="auto"/>
       </w:pPr>
       <w:rPr>
+        <w:rFonts w:eastAsia="黑体"/>
         <w:b/>
         <w:bCs/>
         <w:color w:themeColor="background1" w:val="FFFFFF"/>
@@ -5684,6 +6046,7 @@
         <w:spacing w:after="0" w:before="0" w:line="240" w:lineRule="auto"/>
       </w:pPr>
       <w:rPr>
+        <w:rFonts w:eastAsia="黑体"/>
         <w:b/>
         <w:bCs/>
       </w:rPr>
@@ -5699,12 +6062,14 @@
     </w:tblStylePr>
     <w:tblStylePr w:type="firstCol">
       <w:rPr>
+        <w:rFonts w:eastAsia="黑体"/>
         <w:b/>
         <w:bCs/>
       </w:rPr>
     </w:tblStylePr>
     <w:tblStylePr w:type="lastCol">
       <w:rPr>
+        <w:rFonts w:eastAsia="黑体"/>
         <w:b/>
         <w:bCs/>
       </w:rPr>
@@ -5764,7 +6129,7 @@
         <w:spacing w:after="0" w:before="0" w:line="240" w:lineRule="auto"/>
       </w:pPr>
       <w:rPr>
-        <w:rFonts w:asciiTheme="majorHAnsi" w:cstheme="majorBidi" w:eastAsiaTheme="majorEastAsia" w:hAnsiTheme="majorHAnsi"/>
+        <w:rFonts w:asciiTheme="majorHAnsi" w:cstheme="majorBidi" w:hAnsiTheme="majorHAnsi" w:eastAsia="黑体"/>
         <w:b/>
         <w:bCs/>
       </w:rPr>
@@ -5785,7 +6150,7 @@
         <w:spacing w:after="0" w:before="0" w:line="240" w:lineRule="auto"/>
       </w:pPr>
       <w:rPr>
-        <w:rFonts w:asciiTheme="majorHAnsi" w:cstheme="majorBidi" w:eastAsiaTheme="majorEastAsia" w:hAnsiTheme="majorHAnsi"/>
+        <w:rFonts w:asciiTheme="majorHAnsi" w:cstheme="majorBidi" w:hAnsiTheme="majorHAnsi" w:eastAsia="黑体"/>
         <w:b/>
         <w:bCs/>
       </w:rPr>
@@ -5803,14 +6168,14 @@
     </w:tblStylePr>
     <w:tblStylePr w:type="firstCol">
       <w:rPr>
-        <w:rFonts w:asciiTheme="majorHAnsi" w:cstheme="majorBidi" w:eastAsiaTheme="majorEastAsia" w:hAnsiTheme="majorHAnsi"/>
+        <w:rFonts w:asciiTheme="majorHAnsi" w:cstheme="majorBidi" w:hAnsiTheme="majorHAnsi" w:eastAsia="黑体"/>
         <w:b/>
         <w:bCs/>
       </w:rPr>
     </w:tblStylePr>
     <w:tblStylePr w:type="lastCol">
       <w:rPr>
-        <w:rFonts w:asciiTheme="majorHAnsi" w:cstheme="majorBidi" w:eastAsiaTheme="majorEastAsia" w:hAnsiTheme="majorHAnsi"/>
+        <w:rFonts w:asciiTheme="majorHAnsi" w:cstheme="majorBidi" w:hAnsiTheme="majorHAnsi" w:eastAsia="黑体"/>
         <w:b/>
         <w:bCs/>
       </w:rPr>
@@ -5894,7 +6259,7 @@
         <w:spacing w:after="0" w:before="0" w:line="240" w:lineRule="auto"/>
       </w:pPr>
       <w:rPr>
-        <w:rFonts w:asciiTheme="majorHAnsi" w:cstheme="majorBidi" w:eastAsiaTheme="majorEastAsia" w:hAnsiTheme="majorHAnsi"/>
+        <w:rFonts w:asciiTheme="majorHAnsi" w:cstheme="majorBidi" w:hAnsiTheme="majorHAnsi" w:eastAsia="黑体"/>
         <w:b/>
         <w:bCs/>
       </w:rPr>
@@ -5915,7 +6280,7 @@
         <w:spacing w:after="0" w:before="0" w:line="240" w:lineRule="auto"/>
       </w:pPr>
       <w:rPr>
-        <w:rFonts w:asciiTheme="majorHAnsi" w:cstheme="majorBidi" w:eastAsiaTheme="majorEastAsia" w:hAnsiTheme="majorHAnsi"/>
+        <w:rFonts w:asciiTheme="majorHAnsi" w:cstheme="majorBidi" w:hAnsiTheme="majorHAnsi" w:eastAsia="黑体"/>
         <w:b/>
         <w:bCs/>
       </w:rPr>
@@ -5933,14 +6298,14 @@
     </w:tblStylePr>
     <w:tblStylePr w:type="firstCol">
       <w:rPr>
-        <w:rFonts w:asciiTheme="majorHAnsi" w:cstheme="majorBidi" w:eastAsiaTheme="majorEastAsia" w:hAnsiTheme="majorHAnsi"/>
+        <w:rFonts w:asciiTheme="majorHAnsi" w:cstheme="majorBidi" w:hAnsiTheme="majorHAnsi" w:eastAsia="黑体"/>
         <w:b/>
         <w:bCs/>
       </w:rPr>
     </w:tblStylePr>
     <w:tblStylePr w:type="lastCol">
       <w:rPr>
-        <w:rFonts w:asciiTheme="majorHAnsi" w:cstheme="majorBidi" w:eastAsiaTheme="majorEastAsia" w:hAnsiTheme="majorHAnsi"/>
+        <w:rFonts w:asciiTheme="majorHAnsi" w:cstheme="majorBidi" w:hAnsiTheme="majorHAnsi" w:eastAsia="黑体"/>
         <w:b/>
         <w:bCs/>
       </w:rPr>
@@ -6024,7 +6389,7 @@
         <w:spacing w:after="0" w:before="0" w:line="240" w:lineRule="auto"/>
       </w:pPr>
       <w:rPr>
-        <w:rFonts w:asciiTheme="majorHAnsi" w:cstheme="majorBidi" w:eastAsiaTheme="majorEastAsia" w:hAnsiTheme="majorHAnsi"/>
+        <w:rFonts w:asciiTheme="majorHAnsi" w:cstheme="majorBidi" w:hAnsiTheme="majorHAnsi" w:eastAsia="黑体"/>
         <w:b/>
         <w:bCs/>
       </w:rPr>
@@ -6045,7 +6410,7 @@
         <w:spacing w:after="0" w:before="0" w:line="240" w:lineRule="auto"/>
       </w:pPr>
       <w:rPr>
-        <w:rFonts w:asciiTheme="majorHAnsi" w:cstheme="majorBidi" w:eastAsiaTheme="majorEastAsia" w:hAnsiTheme="majorHAnsi"/>
+        <w:rFonts w:asciiTheme="majorHAnsi" w:cstheme="majorBidi" w:hAnsiTheme="majorHAnsi" w:eastAsia="黑体"/>
         <w:b/>
         <w:bCs/>
       </w:rPr>
@@ -6063,14 +6428,14 @@
     </w:tblStylePr>
     <w:tblStylePr w:type="firstCol">
       <w:rPr>
-        <w:rFonts w:asciiTheme="majorHAnsi" w:cstheme="majorBidi" w:eastAsiaTheme="majorEastAsia" w:hAnsiTheme="majorHAnsi"/>
+        <w:rFonts w:asciiTheme="majorHAnsi" w:cstheme="majorBidi" w:hAnsiTheme="majorHAnsi" w:eastAsia="黑体"/>
         <w:b/>
         <w:bCs/>
       </w:rPr>
     </w:tblStylePr>
     <w:tblStylePr w:type="lastCol">
       <w:rPr>
-        <w:rFonts w:asciiTheme="majorHAnsi" w:cstheme="majorBidi" w:eastAsiaTheme="majorEastAsia" w:hAnsiTheme="majorHAnsi"/>
+        <w:rFonts w:asciiTheme="majorHAnsi" w:cstheme="majorBidi" w:hAnsiTheme="majorHAnsi" w:eastAsia="黑体"/>
         <w:b/>
         <w:bCs/>
       </w:rPr>
@@ -6154,7 +6519,7 @@
         <w:spacing w:after="0" w:before="0" w:line="240" w:lineRule="auto"/>
       </w:pPr>
       <w:rPr>
-        <w:rFonts w:asciiTheme="majorHAnsi" w:cstheme="majorBidi" w:eastAsiaTheme="majorEastAsia" w:hAnsiTheme="majorHAnsi"/>
+        <w:rFonts w:asciiTheme="majorHAnsi" w:cstheme="majorBidi" w:hAnsiTheme="majorHAnsi" w:eastAsia="黑体"/>
         <w:b/>
         <w:bCs/>
       </w:rPr>
@@ -6175,7 +6540,7 @@
         <w:spacing w:after="0" w:before="0" w:line="240" w:lineRule="auto"/>
       </w:pPr>
       <w:rPr>
-        <w:rFonts w:asciiTheme="majorHAnsi" w:cstheme="majorBidi" w:eastAsiaTheme="majorEastAsia" w:hAnsiTheme="majorHAnsi"/>
+        <w:rFonts w:asciiTheme="majorHAnsi" w:cstheme="majorBidi" w:hAnsiTheme="majorHAnsi" w:eastAsia="黑体"/>
         <w:b/>
         <w:bCs/>
       </w:rPr>
@@ -6193,14 +6558,14 @@
     </w:tblStylePr>
     <w:tblStylePr w:type="firstCol">
       <w:rPr>
-        <w:rFonts w:asciiTheme="majorHAnsi" w:cstheme="majorBidi" w:eastAsiaTheme="majorEastAsia" w:hAnsiTheme="majorHAnsi"/>
+        <w:rFonts w:asciiTheme="majorHAnsi" w:cstheme="majorBidi" w:hAnsiTheme="majorHAnsi" w:eastAsia="黑体"/>
         <w:b/>
         <w:bCs/>
       </w:rPr>
     </w:tblStylePr>
     <w:tblStylePr w:type="lastCol">
       <w:rPr>
-        <w:rFonts w:asciiTheme="majorHAnsi" w:cstheme="majorBidi" w:eastAsiaTheme="majorEastAsia" w:hAnsiTheme="majorHAnsi"/>
+        <w:rFonts w:asciiTheme="majorHAnsi" w:cstheme="majorBidi" w:hAnsiTheme="majorHAnsi" w:eastAsia="黑体"/>
         <w:b/>
         <w:bCs/>
       </w:rPr>
@@ -6284,7 +6649,7 @@
         <w:spacing w:after="0" w:before="0" w:line="240" w:lineRule="auto"/>
       </w:pPr>
       <w:rPr>
-        <w:rFonts w:asciiTheme="majorHAnsi" w:cstheme="majorBidi" w:eastAsiaTheme="majorEastAsia" w:hAnsiTheme="majorHAnsi"/>
+        <w:rFonts w:asciiTheme="majorHAnsi" w:cstheme="majorBidi" w:hAnsiTheme="majorHAnsi" w:eastAsia="黑体"/>
         <w:b/>
         <w:bCs/>
       </w:rPr>
@@ -6305,7 +6670,7 @@
         <w:spacing w:after="0" w:before="0" w:line="240" w:lineRule="auto"/>
       </w:pPr>
       <w:rPr>
-        <w:rFonts w:asciiTheme="majorHAnsi" w:cstheme="majorBidi" w:eastAsiaTheme="majorEastAsia" w:hAnsiTheme="majorHAnsi"/>
+        <w:rFonts w:asciiTheme="majorHAnsi" w:cstheme="majorBidi" w:hAnsiTheme="majorHAnsi" w:eastAsia="黑体"/>
         <w:b/>
         <w:bCs/>
       </w:rPr>
@@ -6323,14 +6688,14 @@
     </w:tblStylePr>
     <w:tblStylePr w:type="firstCol">
       <w:rPr>
-        <w:rFonts w:asciiTheme="majorHAnsi" w:cstheme="majorBidi" w:eastAsiaTheme="majorEastAsia" w:hAnsiTheme="majorHAnsi"/>
+        <w:rFonts w:asciiTheme="majorHAnsi" w:cstheme="majorBidi" w:hAnsiTheme="majorHAnsi" w:eastAsia="黑体"/>
         <w:b/>
         <w:bCs/>
       </w:rPr>
     </w:tblStylePr>
     <w:tblStylePr w:type="lastCol">
       <w:rPr>
-        <w:rFonts w:asciiTheme="majorHAnsi" w:cstheme="majorBidi" w:eastAsiaTheme="majorEastAsia" w:hAnsiTheme="majorHAnsi"/>
+        <w:rFonts w:asciiTheme="majorHAnsi" w:cstheme="majorBidi" w:hAnsiTheme="majorHAnsi" w:eastAsia="黑体"/>
         <w:b/>
         <w:bCs/>
       </w:rPr>
@@ -6414,7 +6779,7 @@
         <w:spacing w:after="0" w:before="0" w:line="240" w:lineRule="auto"/>
       </w:pPr>
       <w:rPr>
-        <w:rFonts w:asciiTheme="majorHAnsi" w:cstheme="majorBidi" w:eastAsiaTheme="majorEastAsia" w:hAnsiTheme="majorHAnsi"/>
+        <w:rFonts w:asciiTheme="majorHAnsi" w:cstheme="majorBidi" w:hAnsiTheme="majorHAnsi" w:eastAsia="黑体"/>
         <w:b/>
         <w:bCs/>
       </w:rPr>
@@ -6435,7 +6800,7 @@
         <w:spacing w:after="0" w:before="0" w:line="240" w:lineRule="auto"/>
       </w:pPr>
       <w:rPr>
-        <w:rFonts w:asciiTheme="majorHAnsi" w:cstheme="majorBidi" w:eastAsiaTheme="majorEastAsia" w:hAnsiTheme="majorHAnsi"/>
+        <w:rFonts w:asciiTheme="majorHAnsi" w:cstheme="majorBidi" w:hAnsiTheme="majorHAnsi" w:eastAsia="黑体"/>
         <w:b/>
         <w:bCs/>
       </w:rPr>
@@ -6453,14 +6818,14 @@
     </w:tblStylePr>
     <w:tblStylePr w:type="firstCol">
       <w:rPr>
-        <w:rFonts w:asciiTheme="majorHAnsi" w:cstheme="majorBidi" w:eastAsiaTheme="majorEastAsia" w:hAnsiTheme="majorHAnsi"/>
+        <w:rFonts w:asciiTheme="majorHAnsi" w:cstheme="majorBidi" w:hAnsiTheme="majorHAnsi" w:eastAsia="黑体"/>
         <w:b/>
         <w:bCs/>
       </w:rPr>
     </w:tblStylePr>
     <w:tblStylePr w:type="lastCol">
       <w:rPr>
-        <w:rFonts w:asciiTheme="majorHAnsi" w:cstheme="majorBidi" w:eastAsiaTheme="majorEastAsia" w:hAnsiTheme="majorHAnsi"/>
+        <w:rFonts w:asciiTheme="majorHAnsi" w:cstheme="majorBidi" w:hAnsiTheme="majorHAnsi" w:eastAsia="黑体"/>
         <w:b/>
         <w:bCs/>
       </w:rPr>
@@ -6544,7 +6909,7 @@
         <w:spacing w:after="0" w:before="0" w:line="240" w:lineRule="auto"/>
       </w:pPr>
       <w:rPr>
-        <w:rFonts w:asciiTheme="majorHAnsi" w:cstheme="majorBidi" w:eastAsiaTheme="majorEastAsia" w:hAnsiTheme="majorHAnsi"/>
+        <w:rFonts w:asciiTheme="majorHAnsi" w:cstheme="majorBidi" w:hAnsiTheme="majorHAnsi" w:eastAsia="黑体"/>
         <w:b/>
         <w:bCs/>
       </w:rPr>
@@ -6565,7 +6930,7 @@
         <w:spacing w:after="0" w:before="0" w:line="240" w:lineRule="auto"/>
       </w:pPr>
       <w:rPr>
-        <w:rFonts w:asciiTheme="majorHAnsi" w:cstheme="majorBidi" w:eastAsiaTheme="majorEastAsia" w:hAnsiTheme="majorHAnsi"/>
+        <w:rFonts w:asciiTheme="majorHAnsi" w:cstheme="majorBidi" w:hAnsiTheme="majorHAnsi" w:eastAsia="黑体"/>
         <w:b/>
         <w:bCs/>
       </w:rPr>
@@ -6583,14 +6948,14 @@
     </w:tblStylePr>
     <w:tblStylePr w:type="firstCol">
       <w:rPr>
-        <w:rFonts w:asciiTheme="majorHAnsi" w:cstheme="majorBidi" w:eastAsiaTheme="majorEastAsia" w:hAnsiTheme="majorHAnsi"/>
+        <w:rFonts w:asciiTheme="majorHAnsi" w:cstheme="majorBidi" w:hAnsiTheme="majorHAnsi" w:eastAsia="黑体"/>
         <w:b/>
         <w:bCs/>
       </w:rPr>
     </w:tblStylePr>
     <w:tblStylePr w:type="lastCol">
       <w:rPr>
-        <w:rFonts w:asciiTheme="majorHAnsi" w:cstheme="majorBidi" w:eastAsiaTheme="majorEastAsia" w:hAnsiTheme="majorHAnsi"/>
+        <w:rFonts w:asciiTheme="majorHAnsi" w:cstheme="majorBidi" w:hAnsiTheme="majorHAnsi" w:eastAsia="黑体"/>
         <w:b/>
         <w:bCs/>
       </w:rPr>
@@ -6673,6 +7038,7 @@
         <w:spacing w:after="0" w:before="0" w:line="240" w:lineRule="auto"/>
       </w:pPr>
       <w:rPr>
+        <w:rFonts w:eastAsia="黑体"/>
         <w:b/>
         <w:bCs/>
         <w:color w:themeColor="background1" w:val="FFFFFF"/>
@@ -6695,6 +7061,7 @@
         <w:spacing w:after="0" w:before="0" w:line="240" w:lineRule="auto"/>
       </w:pPr>
       <w:rPr>
+        <w:rFonts w:eastAsia="黑体"/>
         <w:b/>
         <w:bCs/>
       </w:rPr>
@@ -6712,12 +7079,14 @@
     </w:tblStylePr>
     <w:tblStylePr w:type="firstCol">
       <w:rPr>
+        <w:rFonts w:eastAsia="黑体"/>
         <w:b/>
         <w:bCs/>
       </w:rPr>
     </w:tblStylePr>
     <w:tblStylePr w:type="lastCol">
       <w:rPr>
+        <w:rFonts w:eastAsia="黑体"/>
         <w:b/>
         <w:bCs/>
       </w:rPr>
@@ -6779,6 +7148,7 @@
         <w:spacing w:after="0" w:before="0" w:line="240" w:lineRule="auto"/>
       </w:pPr>
       <w:rPr>
+        <w:rFonts w:eastAsia="黑体"/>
         <w:b/>
         <w:bCs/>
         <w:color w:themeColor="background1" w:val="FFFFFF"/>
@@ -6801,6 +7171,7 @@
         <w:spacing w:after="0" w:before="0" w:line="240" w:lineRule="auto"/>
       </w:pPr>
       <w:rPr>
+        <w:rFonts w:eastAsia="黑体"/>
         <w:b/>
         <w:bCs/>
       </w:rPr>
@@ -6818,12 +7189,14 @@
     </w:tblStylePr>
     <w:tblStylePr w:type="firstCol">
       <w:rPr>
+        <w:rFonts w:eastAsia="黑体"/>
         <w:b/>
         <w:bCs/>
       </w:rPr>
     </w:tblStylePr>
     <w:tblStylePr w:type="lastCol">
       <w:rPr>
+        <w:rFonts w:eastAsia="黑体"/>
         <w:b/>
         <w:bCs/>
       </w:rPr>
@@ -6885,6 +7258,7 @@
         <w:spacing w:after="0" w:before="0" w:line="240" w:lineRule="auto"/>
       </w:pPr>
       <w:rPr>
+        <w:rFonts w:eastAsia="黑体"/>
         <w:b/>
         <w:bCs/>
         <w:color w:themeColor="background1" w:val="FFFFFF"/>
@@ -6907,6 +7281,7 @@
         <w:spacing w:after="0" w:before="0" w:line="240" w:lineRule="auto"/>
       </w:pPr>
       <w:rPr>
+        <w:rFonts w:eastAsia="黑体"/>
         <w:b/>
         <w:bCs/>
       </w:rPr>
@@ -6924,12 +7299,14 @@
     </w:tblStylePr>
     <w:tblStylePr w:type="firstCol">
       <w:rPr>
+        <w:rFonts w:eastAsia="黑体"/>
         <w:b/>
         <w:bCs/>
       </w:rPr>
     </w:tblStylePr>
     <w:tblStylePr w:type="lastCol">
       <w:rPr>
+        <w:rFonts w:eastAsia="黑体"/>
         <w:b/>
         <w:bCs/>
       </w:rPr>
@@ -6991,6 +7368,7 @@
         <w:spacing w:after="0" w:before="0" w:line="240" w:lineRule="auto"/>
       </w:pPr>
       <w:rPr>
+        <w:rFonts w:eastAsia="黑体"/>
         <w:b/>
         <w:bCs/>
         <w:color w:themeColor="background1" w:val="FFFFFF"/>
@@ -7013,6 +7391,7 @@
         <w:spacing w:after="0" w:before="0" w:line="240" w:lineRule="auto"/>
       </w:pPr>
       <w:rPr>
+        <w:rFonts w:eastAsia="黑体"/>
         <w:b/>
         <w:bCs/>
       </w:rPr>
@@ -7030,12 +7409,14 @@
     </w:tblStylePr>
     <w:tblStylePr w:type="firstCol">
       <w:rPr>
+        <w:rFonts w:eastAsia="黑体"/>
         <w:b/>
         <w:bCs/>
       </w:rPr>
     </w:tblStylePr>
     <w:tblStylePr w:type="lastCol">
       <w:rPr>
+        <w:rFonts w:eastAsia="黑体"/>
         <w:b/>
         <w:bCs/>
       </w:rPr>
@@ -7097,6 +7478,7 @@
         <w:spacing w:after="0" w:before="0" w:line="240" w:lineRule="auto"/>
       </w:pPr>
       <w:rPr>
+        <w:rFonts w:eastAsia="黑体"/>
         <w:b/>
         <w:bCs/>
         <w:color w:themeColor="background1" w:val="FFFFFF"/>
@@ -7119,6 +7501,7 @@
         <w:spacing w:after="0" w:before="0" w:line="240" w:lineRule="auto"/>
       </w:pPr>
       <w:rPr>
+        <w:rFonts w:eastAsia="黑体"/>
         <w:b/>
         <w:bCs/>
       </w:rPr>
@@ -7136,12 +7519,14 @@
     </w:tblStylePr>
     <w:tblStylePr w:type="firstCol">
       <w:rPr>
+        <w:rFonts w:eastAsia="黑体"/>
         <w:b/>
         <w:bCs/>
       </w:rPr>
     </w:tblStylePr>
     <w:tblStylePr w:type="lastCol">
       <w:rPr>
+        <w:rFonts w:eastAsia="黑体"/>
         <w:b/>
         <w:bCs/>
       </w:rPr>
@@ -7203,6 +7588,7 @@
         <w:spacing w:after="0" w:before="0" w:line="240" w:lineRule="auto"/>
       </w:pPr>
       <w:rPr>
+        <w:rFonts w:eastAsia="黑体"/>
         <w:b/>
         <w:bCs/>
         <w:color w:themeColor="background1" w:val="FFFFFF"/>
@@ -7225,6 +7611,7 @@
         <w:spacing w:after="0" w:before="0" w:line="240" w:lineRule="auto"/>
       </w:pPr>
       <w:rPr>
+        <w:rFonts w:eastAsia="黑体"/>
         <w:b/>
         <w:bCs/>
       </w:rPr>
@@ -7242,12 +7629,14 @@
     </w:tblStylePr>
     <w:tblStylePr w:type="firstCol">
       <w:rPr>
+        <w:rFonts w:eastAsia="黑体"/>
         <w:b/>
         <w:bCs/>
       </w:rPr>
     </w:tblStylePr>
     <w:tblStylePr w:type="lastCol">
       <w:rPr>
+        <w:rFonts w:eastAsia="黑体"/>
         <w:b/>
         <w:bCs/>
       </w:rPr>
@@ -7309,6 +7698,7 @@
         <w:spacing w:after="0" w:before="0" w:line="240" w:lineRule="auto"/>
       </w:pPr>
       <w:rPr>
+        <w:rFonts w:eastAsia="黑体"/>
         <w:b/>
         <w:bCs/>
         <w:color w:themeColor="background1" w:val="FFFFFF"/>
@@ -7331,6 +7721,7 @@
         <w:spacing w:after="0" w:before="0" w:line="240" w:lineRule="auto"/>
       </w:pPr>
       <w:rPr>
+        <w:rFonts w:eastAsia="黑体"/>
         <w:b/>
         <w:bCs/>
       </w:rPr>
@@ -7348,12 +7739,14 @@
     </w:tblStylePr>
     <w:tblStylePr w:type="firstCol">
       <w:rPr>
+        <w:rFonts w:eastAsia="黑体"/>
         <w:b/>
         <w:bCs/>
       </w:rPr>
     </w:tblStylePr>
     <w:tblStylePr w:type="lastCol">
       <w:rPr>
+        <w:rFonts w:eastAsia="黑体"/>
         <w:b/>
         <w:bCs/>
       </w:rPr>
@@ -7412,6 +7805,7 @@
         <w:spacing w:after="0" w:before="0" w:line="240" w:lineRule="auto"/>
       </w:pPr>
       <w:rPr>
+        <w:rFonts w:eastAsia="黑体"/>
         <w:b/>
         <w:bCs/>
         <w:color w:themeColor="background1" w:val="FFFFFF"/>
@@ -7434,6 +7828,7 @@
         <w:spacing w:after="0" w:before="0" w:line="240" w:lineRule="auto"/>
       </w:pPr>
       <w:rPr>
+        <w:rFonts w:eastAsia="黑体"/>
         <w:color w:val="auto"/>
       </w:rPr>
       <w:tblPr/>
@@ -7451,6 +7846,7 @@
     </w:tblStylePr>
     <w:tblStylePr w:type="firstCol">
       <w:rPr>
+        <w:rFonts w:eastAsia="黑体"/>
         <w:b/>
         <w:bCs/>
         <w:color w:themeColor="background1" w:val="FFFFFF"/>
@@ -7470,6 +7866,7 @@
     </w:tblStylePr>
     <w:tblStylePr w:type="lastCol">
       <w:rPr>
+        <w:rFonts w:eastAsia="黑体"/>
         <w:b/>
         <w:bCs/>
         <w:color w:themeColor="background1" w:val="FFFFFF"/>
@@ -7518,6 +7915,7 @@
     </w:tblStylePr>
     <w:tblStylePr w:type="nwCell">
       <w:rPr>
+        <w:rFonts w:eastAsia="黑体"/>
         <w:color w:themeColor="background1" w:val="FFFFFF"/>
       </w:rPr>
       <w:tblPr/>
@@ -7561,6 +7959,7 @@
         <w:spacing w:after="0" w:before="0" w:line="240" w:lineRule="auto"/>
       </w:pPr>
       <w:rPr>
+        <w:rFonts w:eastAsia="黑体"/>
         <w:b/>
         <w:bCs/>
         <w:color w:themeColor="background1" w:val="FFFFFF"/>
@@ -7583,6 +7982,7 @@
         <w:spacing w:after="0" w:before="0" w:line="240" w:lineRule="auto"/>
       </w:pPr>
       <w:rPr>
+        <w:rFonts w:eastAsia="黑体"/>
         <w:color w:val="auto"/>
       </w:rPr>
       <w:tblPr/>
@@ -7600,6 +8000,7 @@
     </w:tblStylePr>
     <w:tblStylePr w:type="firstCol">
       <w:rPr>
+        <w:rFonts w:eastAsia="黑体"/>
         <w:b/>
         <w:bCs/>
         <w:color w:themeColor="background1" w:val="FFFFFF"/>
@@ -7619,6 +8020,7 @@
     </w:tblStylePr>
     <w:tblStylePr w:type="lastCol">
       <w:rPr>
+        <w:rFonts w:eastAsia="黑体"/>
         <w:b/>
         <w:bCs/>
         <w:color w:themeColor="background1" w:val="FFFFFF"/>
@@ -7667,6 +8069,7 @@
     </w:tblStylePr>
     <w:tblStylePr w:type="nwCell">
       <w:rPr>
+        <w:rFonts w:eastAsia="黑体"/>
         <w:color w:themeColor="background1" w:val="FFFFFF"/>
       </w:rPr>
       <w:tblPr/>
@@ -7710,6 +8113,7 @@
         <w:spacing w:after="0" w:before="0" w:line="240" w:lineRule="auto"/>
       </w:pPr>
       <w:rPr>
+        <w:rFonts w:eastAsia="黑体"/>
         <w:b/>
         <w:bCs/>
         <w:color w:themeColor="background1" w:val="FFFFFF"/>
@@ -7732,6 +8136,7 @@
         <w:spacing w:after="0" w:before="0" w:line="240" w:lineRule="auto"/>
       </w:pPr>
       <w:rPr>
+        <w:rFonts w:eastAsia="黑体"/>
         <w:color w:val="auto"/>
       </w:rPr>
       <w:tblPr/>
@@ -7749,6 +8154,7 @@
     </w:tblStylePr>
     <w:tblStylePr w:type="firstCol">
       <w:rPr>
+        <w:rFonts w:eastAsia="黑体"/>
         <w:b/>
         <w:bCs/>
         <w:color w:themeColor="background1" w:val="FFFFFF"/>
@@ -7768,6 +8174,7 @@
     </w:tblStylePr>
     <w:tblStylePr w:type="lastCol">
       <w:rPr>
+        <w:rFonts w:eastAsia="黑体"/>
         <w:b/>
         <w:bCs/>
         <w:color w:themeColor="background1" w:val="FFFFFF"/>
@@ -7816,6 +8223,7 @@
     </w:tblStylePr>
     <w:tblStylePr w:type="nwCell">
       <w:rPr>
+        <w:rFonts w:eastAsia="黑体"/>
         <w:color w:themeColor="background1" w:val="FFFFFF"/>
       </w:rPr>
       <w:tblPr/>
@@ -7859,6 +8267,7 @@
         <w:spacing w:after="0" w:before="0" w:line="240" w:lineRule="auto"/>
       </w:pPr>
       <w:rPr>
+        <w:rFonts w:eastAsia="黑体"/>
         <w:b/>
         <w:bCs/>
         <w:color w:themeColor="background1" w:val="FFFFFF"/>
@@ -7881,6 +8290,7 @@
         <w:spacing w:after="0" w:before="0" w:line="240" w:lineRule="auto"/>
       </w:pPr>
       <w:rPr>
+        <w:rFonts w:eastAsia="黑体"/>
         <w:color w:val="auto"/>
       </w:rPr>
       <w:tblPr/>
@@ -7898,6 +8308,7 @@
     </w:tblStylePr>
     <w:tblStylePr w:type="firstCol">
       <w:rPr>
+        <w:rFonts w:eastAsia="黑体"/>
         <w:b/>
         <w:bCs/>
         <w:color w:themeColor="background1" w:val="FFFFFF"/>
@@ -7917,6 +8328,7 @@
     </w:tblStylePr>
     <w:tblStylePr w:type="lastCol">
       <w:rPr>
+        <w:rFonts w:eastAsia="黑体"/>
         <w:b/>
         <w:bCs/>
         <w:color w:themeColor="background1" w:val="FFFFFF"/>
@@ -7965,6 +8377,7 @@
     </w:tblStylePr>
     <w:tblStylePr w:type="nwCell">
       <w:rPr>
+        <w:rFonts w:eastAsia="黑体"/>
         <w:color w:themeColor="background1" w:val="FFFFFF"/>
       </w:rPr>
       <w:tblPr/>
@@ -8008,6 +8421,7 @@
         <w:spacing w:after="0" w:before="0" w:line="240" w:lineRule="auto"/>
       </w:pPr>
       <w:rPr>
+        <w:rFonts w:eastAsia="黑体"/>
         <w:b/>
         <w:bCs/>
         <w:color w:themeColor="background1" w:val="FFFFFF"/>
@@ -8030,6 +8444,7 @@
         <w:spacing w:after="0" w:before="0" w:line="240" w:lineRule="auto"/>
       </w:pPr>
       <w:rPr>
+        <w:rFonts w:eastAsia="黑体"/>
         <w:color w:val="auto"/>
       </w:rPr>
       <w:tblPr/>
@@ -8047,6 +8462,7 @@
     </w:tblStylePr>
     <w:tblStylePr w:type="firstCol">
       <w:rPr>
+        <w:rFonts w:eastAsia="黑体"/>
         <w:b/>
         <w:bCs/>
         <w:color w:themeColor="background1" w:val="FFFFFF"/>
@@ -8066,6 +8482,7 @@
     </w:tblStylePr>
     <w:tblStylePr w:type="lastCol">
       <w:rPr>
+        <w:rFonts w:eastAsia="黑体"/>
         <w:b/>
         <w:bCs/>
         <w:color w:themeColor="background1" w:val="FFFFFF"/>
@@ -8114,6 +8531,7 @@
     </w:tblStylePr>
     <w:tblStylePr w:type="nwCell">
       <w:rPr>
+        <w:rFonts w:eastAsia="黑体"/>
         <w:color w:themeColor="background1" w:val="FFFFFF"/>
       </w:rPr>
       <w:tblPr/>
@@ -8157,6 +8575,7 @@
         <w:spacing w:after="0" w:before="0" w:line="240" w:lineRule="auto"/>
       </w:pPr>
       <w:rPr>
+        <w:rFonts w:eastAsia="黑体"/>
         <w:b/>
         <w:bCs/>
         <w:color w:themeColor="background1" w:val="FFFFFF"/>
@@ -8179,6 +8598,7 @@
         <w:spacing w:after="0" w:before="0" w:line="240" w:lineRule="auto"/>
       </w:pPr>
       <w:rPr>
+        <w:rFonts w:eastAsia="黑体"/>
         <w:color w:val="auto"/>
       </w:rPr>
       <w:tblPr/>
@@ -8196,6 +8616,7 @@
     </w:tblStylePr>
     <w:tblStylePr w:type="firstCol">
       <w:rPr>
+        <w:rFonts w:eastAsia="黑体"/>
         <w:b/>
         <w:bCs/>
         <w:color w:themeColor="background1" w:val="FFFFFF"/>
@@ -8215,6 +8636,7 @@
     </w:tblStylePr>
     <w:tblStylePr w:type="lastCol">
       <w:rPr>
+        <w:rFonts w:eastAsia="黑体"/>
         <w:b/>
         <w:bCs/>
         <w:color w:themeColor="background1" w:val="FFFFFF"/>
@@ -8263,6 +8685,7 @@
     </w:tblStylePr>
     <w:tblStylePr w:type="nwCell">
       <w:rPr>
+        <w:rFonts w:eastAsia="黑体"/>
         <w:color w:themeColor="background1" w:val="FFFFFF"/>
       </w:rPr>
       <w:tblPr/>
@@ -8306,6 +8729,7 @@
         <w:spacing w:after="0" w:before="0" w:line="240" w:lineRule="auto"/>
       </w:pPr>
       <w:rPr>
+        <w:rFonts w:eastAsia="黑体"/>
         <w:b/>
         <w:bCs/>
         <w:color w:themeColor="background1" w:val="FFFFFF"/>
@@ -8328,6 +8752,7 @@
         <w:spacing w:after="0" w:before="0" w:line="240" w:lineRule="auto"/>
       </w:pPr>
       <w:rPr>
+        <w:rFonts w:eastAsia="黑体"/>
         <w:color w:val="auto"/>
       </w:rPr>
       <w:tblPr/>
@@ -8345,6 +8770,7 @@
     </w:tblStylePr>
     <w:tblStylePr w:type="firstCol">
       <w:rPr>
+        <w:rFonts w:eastAsia="黑体"/>
         <w:b/>
         <w:bCs/>
         <w:color w:themeColor="background1" w:val="FFFFFF"/>
@@ -8364,6 +8790,7 @@
     </w:tblStylePr>
     <w:tblStylePr w:type="lastCol">
       <w:rPr>
+        <w:rFonts w:eastAsia="黑体"/>
         <w:b/>
         <w:bCs/>
         <w:color w:themeColor="background1" w:val="FFFFFF"/>
@@ -8412,6 +8839,7 @@
     </w:tblStylePr>
     <w:tblStylePr w:type="nwCell">
       <w:rPr>
+        <w:rFonts w:eastAsia="黑体"/>
         <w:color w:themeColor="background1" w:val="FFFFFF"/>
       </w:rPr>
       <w:tblPr/>
@@ -8436,6 +8864,7 @@
       <w:spacing w:after="0" w:line="240" w:lineRule="auto"/>
     </w:pPr>
     <w:rPr>
+      <w:rFonts w:eastAsia="黑体"/>
       <w:color w:themeColor="text1" w:val="000000"/>
     </w:rPr>
     <w:tblPr>
@@ -8455,7 +8884,7 @@
     </w:tblPr>
     <w:tblStylePr w:type="firstRow">
       <w:rPr>
-        <w:rFonts w:asciiTheme="majorHAnsi" w:cstheme="majorBidi" w:eastAsiaTheme="majorEastAsia" w:hAnsiTheme="majorHAnsi"/>
+        <w:rFonts w:asciiTheme="majorHAnsi" w:cstheme="majorBidi" w:hAnsiTheme="majorHAnsi" w:eastAsia="黑体"/>
       </w:rPr>
       <w:tblPr/>
       <w:tcPr>
@@ -8467,6 +8896,7 @@
     </w:tblStylePr>
     <w:tblStylePr w:type="lastRow">
       <w:rPr>
+        <w:rFonts w:eastAsia="黑体"/>
         <w:b/>
         <w:bCs/>
         <w:color w:themeColor="text2" w:val="1F497D"/>
@@ -8481,12 +8911,14 @@
     </w:tblStylePr>
     <w:tblStylePr w:type="firstCol">
       <w:rPr>
+        <w:rFonts w:eastAsia="黑体"/>
         <w:b/>
         <w:bCs/>
       </w:rPr>
     </w:tblStylePr>
     <w:tblStylePr w:type="lastCol">
       <w:rPr>
+        <w:rFonts w:eastAsia="黑体"/>
         <w:b/>
         <w:bCs/>
       </w:rPr>
@@ -8520,6 +8952,7 @@
       <w:spacing w:after="0" w:line="240" w:lineRule="auto"/>
     </w:pPr>
     <w:rPr>
+      <w:rFonts w:eastAsia="黑体"/>
       <w:color w:themeColor="text1" w:val="000000"/>
     </w:rPr>
     <w:tblPr>
@@ -8539,7 +8972,7 @@
     </w:tblPr>
     <w:tblStylePr w:type="firstRow">
       <w:rPr>
-        <w:rFonts w:asciiTheme="majorHAnsi" w:cstheme="majorBidi" w:eastAsiaTheme="majorEastAsia" w:hAnsiTheme="majorHAnsi"/>
+        <w:rFonts w:asciiTheme="majorHAnsi" w:cstheme="majorBidi" w:hAnsiTheme="majorHAnsi" w:eastAsia="黑体"/>
       </w:rPr>
       <w:tblPr/>
       <w:tcPr>
@@ -8551,6 +8984,7 @@
     </w:tblStylePr>
     <w:tblStylePr w:type="lastRow">
       <w:rPr>
+        <w:rFonts w:eastAsia="黑体"/>
         <w:b/>
         <w:bCs/>
         <w:color w:themeColor="text2" w:val="1F497D"/>
@@ -8565,12 +8999,14 @@
     </w:tblStylePr>
     <w:tblStylePr w:type="firstCol">
       <w:rPr>
+        <w:rFonts w:eastAsia="黑体"/>
         <w:b/>
         <w:bCs/>
       </w:rPr>
     </w:tblStylePr>
     <w:tblStylePr w:type="lastCol">
       <w:rPr>
+        <w:rFonts w:eastAsia="黑体"/>
         <w:b/>
         <w:bCs/>
       </w:rPr>
@@ -8604,6 +9040,7 @@
       <w:spacing w:after="0" w:line="240" w:lineRule="auto"/>
     </w:pPr>
     <w:rPr>
+      <w:rFonts w:eastAsia="黑体"/>
       <w:color w:themeColor="text1" w:val="000000"/>
     </w:rPr>
     <w:tblPr>
@@ -8623,7 +9060,7 @@
     </w:tblPr>
     <w:tblStylePr w:type="firstRow">
       <w:rPr>
-        <w:rFonts w:asciiTheme="majorHAnsi" w:cstheme="majorBidi" w:eastAsiaTheme="majorEastAsia" w:hAnsiTheme="majorHAnsi"/>
+        <w:rFonts w:asciiTheme="majorHAnsi" w:cstheme="majorBidi" w:hAnsiTheme="majorHAnsi" w:eastAsia="黑体"/>
       </w:rPr>
       <w:tblPr/>
       <w:tcPr>
@@ -8635,6 +9072,7 @@
     </w:tblStylePr>
     <w:tblStylePr w:type="lastRow">
       <w:rPr>
+        <w:rFonts w:eastAsia="黑体"/>
         <w:b/>
         <w:bCs/>
         <w:color w:themeColor="text2" w:val="1F497D"/>
@@ -8649,12 +9087,14 @@
     </w:tblStylePr>
     <w:tblStylePr w:type="firstCol">
       <w:rPr>
+        <w:rFonts w:eastAsia="黑体"/>
         <w:b/>
         <w:bCs/>
       </w:rPr>
     </w:tblStylePr>
     <w:tblStylePr w:type="lastCol">
       <w:rPr>
+        <w:rFonts w:eastAsia="黑体"/>
         <w:b/>
         <w:bCs/>
       </w:rPr>
@@ -8688,6 +9128,7 @@
       <w:spacing w:after="0" w:line="240" w:lineRule="auto"/>
     </w:pPr>
     <w:rPr>
+      <w:rFonts w:eastAsia="黑体"/>
       <w:color w:themeColor="text1" w:val="000000"/>
     </w:rPr>
     <w:tblPr>
@@ -8707,7 +9148,7 @@
     </w:tblPr>
     <w:tblStylePr w:type="firstRow">
       <w:rPr>
-        <w:rFonts w:asciiTheme="majorHAnsi" w:cstheme="majorBidi" w:eastAsiaTheme="majorEastAsia" w:hAnsiTheme="majorHAnsi"/>
+        <w:rFonts w:asciiTheme="majorHAnsi" w:cstheme="majorBidi" w:hAnsiTheme="majorHAnsi" w:eastAsia="黑体"/>
       </w:rPr>
       <w:tblPr/>
       <w:tcPr>
@@ -8719,6 +9160,7 @@
     </w:tblStylePr>
     <w:tblStylePr w:type="lastRow">
       <w:rPr>
+        <w:rFonts w:eastAsia="黑体"/>
         <w:b/>
         <w:bCs/>
         <w:color w:themeColor="text2" w:val="1F497D"/>
@@ -8733,12 +9175,14 @@
     </w:tblStylePr>
     <w:tblStylePr w:type="firstCol">
       <w:rPr>
+        <w:rFonts w:eastAsia="黑体"/>
         <w:b/>
         <w:bCs/>
       </w:rPr>
     </w:tblStylePr>
     <w:tblStylePr w:type="lastCol">
       <w:rPr>
+        <w:rFonts w:eastAsia="黑体"/>
         <w:b/>
         <w:bCs/>
       </w:rPr>
@@ -8772,6 +9216,7 @@
       <w:spacing w:after="0" w:line="240" w:lineRule="auto"/>
     </w:pPr>
     <w:rPr>
+      <w:rFonts w:eastAsia="黑体"/>
       <w:color w:themeColor="text1" w:val="000000"/>
     </w:rPr>
     <w:tblPr>
@@ -8791,7 +9236,7 @@
     </w:tblPr>
     <w:tblStylePr w:type="firstRow">
       <w:rPr>
-        <w:rFonts w:asciiTheme="majorHAnsi" w:cstheme="majorBidi" w:eastAsiaTheme="majorEastAsia" w:hAnsiTheme="majorHAnsi"/>
+        <w:rFonts w:asciiTheme="majorHAnsi" w:cstheme="majorBidi" w:hAnsiTheme="majorHAnsi" w:eastAsia="黑体"/>
       </w:rPr>
       <w:tblPr/>
       <w:tcPr>
@@ -8803,6 +9248,7 @@
     </w:tblStylePr>
     <w:tblStylePr w:type="lastRow">
       <w:rPr>
+        <w:rFonts w:eastAsia="黑体"/>
         <w:b/>
         <w:bCs/>
         <w:color w:themeColor="text2" w:val="1F497D"/>
@@ -8817,12 +9263,14 @@
     </w:tblStylePr>
     <w:tblStylePr w:type="firstCol">
       <w:rPr>
+        <w:rFonts w:eastAsia="黑体"/>
         <w:b/>
         <w:bCs/>
       </w:rPr>
     </w:tblStylePr>
     <w:tblStylePr w:type="lastCol">
       <w:rPr>
+        <w:rFonts w:eastAsia="黑体"/>
         <w:b/>
         <w:bCs/>
       </w:rPr>
@@ -8856,6 +9304,7 @@
       <w:spacing w:after="0" w:line="240" w:lineRule="auto"/>
     </w:pPr>
     <w:rPr>
+      <w:rFonts w:eastAsia="黑体"/>
       <w:color w:themeColor="text1" w:val="000000"/>
     </w:rPr>
     <w:tblPr>
@@ -8875,7 +9324,7 @@
     </w:tblPr>
     <w:tblStylePr w:type="firstRow">
       <w:rPr>
-        <w:rFonts w:asciiTheme="majorHAnsi" w:cstheme="majorBidi" w:eastAsiaTheme="majorEastAsia" w:hAnsiTheme="majorHAnsi"/>
+        <w:rFonts w:asciiTheme="majorHAnsi" w:cstheme="majorBidi" w:hAnsiTheme="majorHAnsi" w:eastAsia="黑体"/>
       </w:rPr>
       <w:tblPr/>
       <w:tcPr>
@@ -8887,6 +9336,7 @@
     </w:tblStylePr>
     <w:tblStylePr w:type="lastRow">
       <w:rPr>
+        <w:rFonts w:eastAsia="黑体"/>
         <w:b/>
         <w:bCs/>
         <w:color w:themeColor="text2" w:val="1F497D"/>
@@ -8901,12 +9351,14 @@
     </w:tblStylePr>
     <w:tblStylePr w:type="firstCol">
       <w:rPr>
+        <w:rFonts w:eastAsia="黑体"/>
         <w:b/>
         <w:bCs/>
       </w:rPr>
     </w:tblStylePr>
     <w:tblStylePr w:type="lastCol">
       <w:rPr>
+        <w:rFonts w:eastAsia="黑体"/>
         <w:b/>
         <w:bCs/>
       </w:rPr>
@@ -8940,6 +9392,7 @@
       <w:spacing w:after="0" w:line="240" w:lineRule="auto"/>
     </w:pPr>
     <w:rPr>
+      <w:rFonts w:eastAsia="黑体"/>
       <w:color w:themeColor="text1" w:val="000000"/>
     </w:rPr>
     <w:tblPr>
@@ -8959,7 +9412,7 @@
     </w:tblPr>
     <w:tblStylePr w:type="firstRow">
       <w:rPr>
-        <w:rFonts w:asciiTheme="majorHAnsi" w:cstheme="majorBidi" w:eastAsiaTheme="majorEastAsia" w:hAnsiTheme="majorHAnsi"/>
+        <w:rFonts w:asciiTheme="majorHAnsi" w:cstheme="majorBidi" w:hAnsiTheme="majorHAnsi" w:eastAsia="黑体"/>
       </w:rPr>
       <w:tblPr/>
       <w:tcPr>
@@ -8971,6 +9424,7 @@
     </w:tblStylePr>
     <w:tblStylePr w:type="lastRow">
       <w:rPr>
+        <w:rFonts w:eastAsia="黑体"/>
         <w:b/>
         <w:bCs/>
         <w:color w:themeColor="text2" w:val="1F497D"/>
@@ -8985,12 +9439,14 @@
     </w:tblStylePr>
     <w:tblStylePr w:type="firstCol">
       <w:rPr>
+        <w:rFonts w:eastAsia="黑体"/>
         <w:b/>
         <w:bCs/>
       </w:rPr>
     </w:tblStylePr>
     <w:tblStylePr w:type="lastCol">
       <w:rPr>
+        <w:rFonts w:eastAsia="黑体"/>
         <w:b/>
         <w:bCs/>
       </w:rPr>
@@ -9024,7 +9480,7 @@
       <w:spacing w:after="0" w:line="240" w:lineRule="auto"/>
     </w:pPr>
     <w:rPr>
-      <w:rFonts w:asciiTheme="majorHAnsi" w:cstheme="majorBidi" w:eastAsiaTheme="majorEastAsia" w:hAnsiTheme="majorHAnsi"/>
+      <w:rFonts w:asciiTheme="majorHAnsi" w:cstheme="majorBidi" w:hAnsiTheme="majorHAnsi" w:eastAsia="黑体"/>
       <w:color w:themeColor="text1" w:val="000000"/>
     </w:rPr>
     <w:tblPr>
@@ -9046,6 +9502,7 @@
     </w:tblPr>
     <w:tblStylePr w:type="firstRow">
       <w:rPr>
+        <w:rFonts w:eastAsia="黑体"/>
         <w:sz w:val="24"/>
         <w:szCs w:val="24"/>
       </w:rPr>
@@ -9152,7 +9609,7 @@
       <w:spacing w:after="0" w:line="240" w:lineRule="auto"/>
     </w:pPr>
     <w:rPr>
-      <w:rFonts w:asciiTheme="majorHAnsi" w:cstheme="majorBidi" w:eastAsiaTheme="majorEastAsia" w:hAnsiTheme="majorHAnsi"/>
+      <w:rFonts w:asciiTheme="majorHAnsi" w:cstheme="majorBidi" w:hAnsiTheme="majorHAnsi" w:eastAsia="黑体"/>
       <w:color w:themeColor="text1" w:val="000000"/>
     </w:rPr>
     <w:tblPr>
@@ -9174,6 +9631,7 @@
     </w:tblPr>
     <w:tblStylePr w:type="firstRow">
       <w:rPr>
+        <w:rFonts w:eastAsia="黑体"/>
         <w:sz w:val="24"/>
         <w:szCs w:val="24"/>
       </w:rPr>
@@ -9280,7 +9738,7 @@
       <w:spacing w:after="0" w:line="240" w:lineRule="auto"/>
     </w:pPr>
     <w:rPr>
-      <w:rFonts w:asciiTheme="majorHAnsi" w:cstheme="majorBidi" w:eastAsiaTheme="majorEastAsia" w:hAnsiTheme="majorHAnsi"/>
+      <w:rFonts w:asciiTheme="majorHAnsi" w:cstheme="majorBidi" w:hAnsiTheme="majorHAnsi" w:eastAsia="黑体"/>
       <w:color w:themeColor="text1" w:val="000000"/>
     </w:rPr>
     <w:tblPr>
@@ -9302,6 +9760,7 @@
     </w:tblPr>
     <w:tblStylePr w:type="firstRow">
       <w:rPr>
+        <w:rFonts w:eastAsia="黑体"/>
         <w:sz w:val="24"/>
         <w:szCs w:val="24"/>
       </w:rPr>
@@ -9408,7 +9867,7 @@
       <w:spacing w:after="0" w:line="240" w:lineRule="auto"/>
     </w:pPr>
     <w:rPr>
-      <w:rFonts w:asciiTheme="majorHAnsi" w:cstheme="majorBidi" w:eastAsiaTheme="majorEastAsia" w:hAnsiTheme="majorHAnsi"/>
+      <w:rFonts w:asciiTheme="majorHAnsi" w:cstheme="majorBidi" w:hAnsiTheme="majorHAnsi" w:eastAsia="黑体"/>
       <w:color w:themeColor="text1" w:val="000000"/>
     </w:rPr>
     <w:tblPr>
@@ -9430,6 +9889,7 @@
     </w:tblPr>
     <w:tblStylePr w:type="firstRow">
       <w:rPr>
+        <w:rFonts w:eastAsia="黑体"/>
         <w:sz w:val="24"/>
         <w:szCs w:val="24"/>
       </w:rPr>
@@ -9536,7 +9996,7 @@
       <w:spacing w:after="0" w:line="240" w:lineRule="auto"/>
     </w:pPr>
     <w:rPr>
-      <w:rFonts w:asciiTheme="majorHAnsi" w:cstheme="majorBidi" w:eastAsiaTheme="majorEastAsia" w:hAnsiTheme="majorHAnsi"/>
+      <w:rFonts w:asciiTheme="majorHAnsi" w:cstheme="majorBidi" w:hAnsiTheme="majorHAnsi" w:eastAsia="黑体"/>
       <w:color w:themeColor="text1" w:val="000000"/>
     </w:rPr>
     <w:tblPr>
@@ -9558,6 +10018,7 @@
     </w:tblPr>
     <w:tblStylePr w:type="firstRow">
       <w:rPr>
+        <w:rFonts w:eastAsia="黑体"/>
         <w:sz w:val="24"/>
         <w:szCs w:val="24"/>
       </w:rPr>
@@ -9664,7 +10125,7 @@
       <w:spacing w:after="0" w:line="240" w:lineRule="auto"/>
     </w:pPr>
     <w:rPr>
-      <w:rFonts w:asciiTheme="majorHAnsi" w:cstheme="majorBidi" w:eastAsiaTheme="majorEastAsia" w:hAnsiTheme="majorHAnsi"/>
+      <w:rFonts w:asciiTheme="majorHAnsi" w:cstheme="majorBidi" w:hAnsiTheme="majorHAnsi" w:eastAsia="黑体"/>
       <w:color w:themeColor="text1" w:val="000000"/>
     </w:rPr>
     <w:tblPr>
@@ -9686,6 +10147,7 @@
     </w:tblPr>
     <w:tblStylePr w:type="firstRow">
       <w:rPr>
+        <w:rFonts w:eastAsia="黑体"/>
         <w:sz w:val="24"/>
         <w:szCs w:val="24"/>
       </w:rPr>
@@ -9792,7 +10254,7 @@
       <w:spacing w:after="0" w:line="240" w:lineRule="auto"/>
     </w:pPr>
     <w:rPr>
-      <w:rFonts w:asciiTheme="majorHAnsi" w:cstheme="majorBidi" w:eastAsiaTheme="majorEastAsia" w:hAnsiTheme="majorHAnsi"/>
+      <w:rFonts w:asciiTheme="majorHAnsi" w:cstheme="majorBidi" w:hAnsiTheme="majorHAnsi" w:eastAsia="黑体"/>
       <w:color w:themeColor="text1" w:val="000000"/>
     </w:rPr>
     <w:tblPr>
@@ -9814,6 +10276,7 @@
     </w:tblPr>
     <w:tblStylePr w:type="firstRow">
       <w:rPr>
+        <w:rFonts w:eastAsia="黑体"/>
         <w:sz w:val="24"/>
         <w:szCs w:val="24"/>
       </w:rPr>
@@ -9943,12 +10406,14 @@
     </w:tcPr>
     <w:tblStylePr w:type="firstRow">
       <w:rPr>
+        <w:rFonts w:eastAsia="黑体"/>
         <w:b/>
         <w:bCs/>
       </w:rPr>
     </w:tblStylePr>
     <w:tblStylePr w:type="lastRow">
       <w:rPr>
+        <w:rFonts w:eastAsia="黑体"/>
         <w:b/>
         <w:bCs/>
       </w:rPr>
@@ -9961,12 +10426,14 @@
     </w:tblStylePr>
     <w:tblStylePr w:type="firstCol">
       <w:rPr>
+        <w:rFonts w:eastAsia="黑体"/>
         <w:b/>
         <w:bCs/>
       </w:rPr>
     </w:tblStylePr>
     <w:tblStylePr w:type="lastCol">
       <w:rPr>
+        <w:rFonts w:eastAsia="黑体"/>
         <w:b/>
         <w:bCs/>
       </w:rPr>
@@ -10016,12 +10483,14 @@
     </w:tcPr>
     <w:tblStylePr w:type="firstRow">
       <w:rPr>
+        <w:rFonts w:eastAsia="黑体"/>
         <w:b/>
         <w:bCs/>
       </w:rPr>
     </w:tblStylePr>
     <w:tblStylePr w:type="lastRow">
       <w:rPr>
+        <w:rFonts w:eastAsia="黑体"/>
         <w:b/>
         <w:bCs/>
       </w:rPr>
@@ -10034,12 +10503,14 @@
     </w:tblStylePr>
     <w:tblStylePr w:type="firstCol">
       <w:rPr>
+        <w:rFonts w:eastAsia="黑体"/>
         <w:b/>
         <w:bCs/>
       </w:rPr>
     </w:tblStylePr>
     <w:tblStylePr w:type="lastCol">
       <w:rPr>
+        <w:rFonts w:eastAsia="黑体"/>
         <w:b/>
         <w:bCs/>
       </w:rPr>
@@ -10089,12 +10560,14 @@
     </w:tcPr>
     <w:tblStylePr w:type="firstRow">
       <w:rPr>
+        <w:rFonts w:eastAsia="黑体"/>
         <w:b/>
         <w:bCs/>
       </w:rPr>
     </w:tblStylePr>
     <w:tblStylePr w:type="lastRow">
       <w:rPr>
+        <w:rFonts w:eastAsia="黑体"/>
         <w:b/>
         <w:bCs/>
       </w:rPr>
@@ -10107,12 +10580,14 @@
     </w:tblStylePr>
     <w:tblStylePr w:type="firstCol">
       <w:rPr>
+        <w:rFonts w:eastAsia="黑体"/>
         <w:b/>
         <w:bCs/>
       </w:rPr>
     </w:tblStylePr>
     <w:tblStylePr w:type="lastCol">
       <w:rPr>
+        <w:rFonts w:eastAsia="黑体"/>
         <w:b/>
         <w:bCs/>
       </w:rPr>
@@ -10162,12 +10637,14 @@
     </w:tcPr>
     <w:tblStylePr w:type="firstRow">
       <w:rPr>
+        <w:rFonts w:eastAsia="黑体"/>
         <w:b/>
         <w:bCs/>
       </w:rPr>
     </w:tblStylePr>
     <w:tblStylePr w:type="lastRow">
       <w:rPr>
+        <w:rFonts w:eastAsia="黑体"/>
         <w:b/>
         <w:bCs/>
       </w:rPr>
@@ -10180,12 +10657,14 @@
     </w:tblStylePr>
     <w:tblStylePr w:type="firstCol">
       <w:rPr>
+        <w:rFonts w:eastAsia="黑体"/>
         <w:b/>
         <w:bCs/>
       </w:rPr>
     </w:tblStylePr>
     <w:tblStylePr w:type="lastCol">
       <w:rPr>
+        <w:rFonts w:eastAsia="黑体"/>
         <w:b/>
         <w:bCs/>
       </w:rPr>
@@ -10235,12 +10714,14 @@
     </w:tcPr>
     <w:tblStylePr w:type="firstRow">
       <w:rPr>
+        <w:rFonts w:eastAsia="黑体"/>
         <w:b/>
         <w:bCs/>
       </w:rPr>
     </w:tblStylePr>
     <w:tblStylePr w:type="lastRow">
       <w:rPr>
+        <w:rFonts w:eastAsia="黑体"/>
         <w:b/>
         <w:bCs/>
       </w:rPr>
@@ -10253,12 +10734,14 @@
     </w:tblStylePr>
     <w:tblStylePr w:type="firstCol">
       <w:rPr>
+        <w:rFonts w:eastAsia="黑体"/>
         <w:b/>
         <w:bCs/>
       </w:rPr>
     </w:tblStylePr>
     <w:tblStylePr w:type="lastCol">
       <w:rPr>
+        <w:rFonts w:eastAsia="黑体"/>
         <w:b/>
         <w:bCs/>
       </w:rPr>
@@ -10308,12 +10791,14 @@
     </w:tcPr>
     <w:tblStylePr w:type="firstRow">
       <w:rPr>
+        <w:rFonts w:eastAsia="黑体"/>
         <w:b/>
         <w:bCs/>
       </w:rPr>
     </w:tblStylePr>
     <w:tblStylePr w:type="lastRow">
       <w:rPr>
+        <w:rFonts w:eastAsia="黑体"/>
         <w:b/>
         <w:bCs/>
       </w:rPr>
@@ -10326,12 +10811,14 @@
     </w:tblStylePr>
     <w:tblStylePr w:type="firstCol">
       <w:rPr>
+        <w:rFonts w:eastAsia="黑体"/>
         <w:b/>
         <w:bCs/>
       </w:rPr>
     </w:tblStylePr>
     <w:tblStylePr w:type="lastCol">
       <w:rPr>
+        <w:rFonts w:eastAsia="黑体"/>
         <w:b/>
         <w:bCs/>
       </w:rPr>
@@ -10381,12 +10868,14 @@
     </w:tcPr>
     <w:tblStylePr w:type="firstRow">
       <w:rPr>
+        <w:rFonts w:eastAsia="黑体"/>
         <w:b/>
         <w:bCs/>
       </w:rPr>
     </w:tblStylePr>
     <w:tblStylePr w:type="lastRow">
       <w:rPr>
+        <w:rFonts w:eastAsia="黑体"/>
         <w:b/>
         <w:bCs/>
       </w:rPr>
@@ -10399,12 +10888,14 @@
     </w:tblStylePr>
     <w:tblStylePr w:type="firstCol">
       <w:rPr>
+        <w:rFonts w:eastAsia="黑体"/>
         <w:b/>
         <w:bCs/>
       </w:rPr>
     </w:tblStylePr>
     <w:tblStylePr w:type="lastCol">
       <w:rPr>
+        <w:rFonts w:eastAsia="黑体"/>
         <w:b/>
         <w:bCs/>
       </w:rPr>
@@ -10431,7 +10922,7 @@
       <w:spacing w:after="0" w:line="240" w:lineRule="auto"/>
     </w:pPr>
     <w:rPr>
-      <w:rFonts w:asciiTheme="majorHAnsi" w:cstheme="majorBidi" w:eastAsiaTheme="majorEastAsia" w:hAnsiTheme="majorHAnsi"/>
+      <w:rFonts w:asciiTheme="majorHAnsi" w:cstheme="majorBidi" w:hAnsiTheme="majorHAnsi" w:eastAsia="黑体"/>
       <w:color w:themeColor="text1" w:val="000000"/>
     </w:rPr>
     <w:tblPr>
@@ -10458,6 +10949,7 @@
     </w:tcPr>
     <w:tblStylePr w:type="firstRow">
       <w:rPr>
+        <w:rFonts w:eastAsia="黑体"/>
         <w:b/>
         <w:bCs/>
         <w:color w:themeColor="text1" w:val="000000"/>
@@ -10469,6 +10961,7 @@
     </w:tblStylePr>
     <w:tblStylePr w:type="lastRow">
       <w:rPr>
+        <w:rFonts w:eastAsia="黑体"/>
         <w:b/>
         <w:bCs/>
         <w:color w:themeColor="text1" w:val="000000"/>
@@ -10488,6 +10981,7 @@
     </w:tblStylePr>
     <w:tblStylePr w:type="firstCol">
       <w:rPr>
+        <w:rFonts w:eastAsia="黑体"/>
         <w:b/>
         <w:bCs/>
         <w:color w:themeColor="text1" w:val="000000"/>
@@ -10507,6 +11001,7 @@
     </w:tblStylePr>
     <w:tblStylePr w:type="lastCol">
       <w:rPr>
+        <w:rFonts w:eastAsia="黑体"/>
         <w:b w:val="0"/>
         <w:bCs w:val="0"/>
         <w:color w:themeColor="text1" w:val="000000"/>
@@ -10556,7 +11051,7 @@
       <w:spacing w:after="0" w:line="240" w:lineRule="auto"/>
     </w:pPr>
     <w:rPr>
-      <w:rFonts w:asciiTheme="majorHAnsi" w:cstheme="majorBidi" w:eastAsiaTheme="majorEastAsia" w:hAnsiTheme="majorHAnsi"/>
+      <w:rFonts w:asciiTheme="majorHAnsi" w:cstheme="majorBidi" w:hAnsiTheme="majorHAnsi" w:eastAsia="黑体"/>
       <w:color w:themeColor="text1" w:val="000000"/>
     </w:rPr>
     <w:tblPr>
@@ -10583,6 +11078,7 @@
     </w:tcPr>
     <w:tblStylePr w:type="firstRow">
       <w:rPr>
+        <w:rFonts w:eastAsia="黑体"/>
         <w:b/>
         <w:bCs/>
         <w:color w:themeColor="text1" w:val="000000"/>
@@ -10594,6 +11090,7 @@
     </w:tblStylePr>
     <w:tblStylePr w:type="lastRow">
       <w:rPr>
+        <w:rFonts w:eastAsia="黑体"/>
         <w:b/>
         <w:bCs/>
         <w:color w:themeColor="text1" w:val="000000"/>
@@ -10613,6 +11110,7 @@
     </w:tblStylePr>
     <w:tblStylePr w:type="firstCol">
       <w:rPr>
+        <w:rFonts w:eastAsia="黑体"/>
         <w:b/>
         <w:bCs/>
         <w:color w:themeColor="text1" w:val="000000"/>
@@ -10632,6 +11130,7 @@
     </w:tblStylePr>
     <w:tblStylePr w:type="lastCol">
       <w:rPr>
+        <w:rFonts w:eastAsia="黑体"/>
         <w:b w:val="0"/>
         <w:bCs w:val="0"/>
         <w:color w:themeColor="text1" w:val="000000"/>
@@ -10681,7 +11180,7 @@
       <w:spacing w:after="0" w:line="240" w:lineRule="auto"/>
     </w:pPr>
     <w:rPr>
-      <w:rFonts w:asciiTheme="majorHAnsi" w:cstheme="majorBidi" w:eastAsiaTheme="majorEastAsia" w:hAnsiTheme="majorHAnsi"/>
+      <w:rFonts w:asciiTheme="majorHAnsi" w:cstheme="majorBidi" w:hAnsiTheme="majorHAnsi" w:eastAsia="黑体"/>
       <w:color w:themeColor="text1" w:val="000000"/>
     </w:rPr>
     <w:tblPr>
@@ -10708,6 +11207,7 @@
     </w:tcPr>
     <w:tblStylePr w:type="firstRow">
       <w:rPr>
+        <w:rFonts w:eastAsia="黑体"/>
         <w:b/>
         <w:bCs/>
         <w:color w:themeColor="text1" w:val="000000"/>
@@ -10719,6 +11219,7 @@
     </w:tblStylePr>
     <w:tblStylePr w:type="lastRow">
       <w:rPr>
+        <w:rFonts w:eastAsia="黑体"/>
         <w:b/>
         <w:bCs/>
         <w:color w:themeColor="text1" w:val="000000"/>
@@ -10738,6 +11239,7 @@
     </w:tblStylePr>
     <w:tblStylePr w:type="firstCol">
       <w:rPr>
+        <w:rFonts w:eastAsia="黑体"/>
         <w:b/>
         <w:bCs/>
         <w:color w:themeColor="text1" w:val="000000"/>
@@ -10757,6 +11259,7 @@
     </w:tblStylePr>
     <w:tblStylePr w:type="lastCol">
       <w:rPr>
+        <w:rFonts w:eastAsia="黑体"/>
         <w:b w:val="0"/>
         <w:bCs w:val="0"/>
         <w:color w:themeColor="text1" w:val="000000"/>
@@ -10806,7 +11309,7 @@
       <w:spacing w:after="0" w:line="240" w:lineRule="auto"/>
     </w:pPr>
     <w:rPr>
-      <w:rFonts w:asciiTheme="majorHAnsi" w:cstheme="majorBidi" w:eastAsiaTheme="majorEastAsia" w:hAnsiTheme="majorHAnsi"/>
+      <w:rFonts w:asciiTheme="majorHAnsi" w:cstheme="majorBidi" w:hAnsiTheme="majorHAnsi" w:eastAsia="黑体"/>
       <w:color w:themeColor="text1" w:val="000000"/>
     </w:rPr>
     <w:tblPr>
@@ -10833,6 +11336,7 @@
     </w:tcPr>
     <w:tblStylePr w:type="firstRow">
       <w:rPr>
+        <w:rFonts w:eastAsia="黑体"/>
         <w:b/>
         <w:bCs/>
         <w:color w:themeColor="text1" w:val="000000"/>
@@ -10844,6 +11348,7 @@
     </w:tblStylePr>
     <w:tblStylePr w:type="lastRow">
       <w:rPr>
+        <w:rFonts w:eastAsia="黑体"/>
         <w:b/>
         <w:bCs/>
         <w:color w:themeColor="text1" w:val="000000"/>
@@ -10863,6 +11368,7 @@
     </w:tblStylePr>
     <w:tblStylePr w:type="firstCol">
       <w:rPr>
+        <w:rFonts w:eastAsia="黑体"/>
         <w:b/>
         <w:bCs/>
         <w:color w:themeColor="text1" w:val="000000"/>
@@ -10882,6 +11388,7 @@
     </w:tblStylePr>
     <w:tblStylePr w:type="lastCol">
       <w:rPr>
+        <w:rFonts w:eastAsia="黑体"/>
         <w:b w:val="0"/>
         <w:bCs w:val="0"/>
         <w:color w:themeColor="text1" w:val="000000"/>
@@ -10931,7 +11438,7 @@
       <w:spacing w:after="0" w:line="240" w:lineRule="auto"/>
     </w:pPr>
     <w:rPr>
-      <w:rFonts w:asciiTheme="majorHAnsi" w:cstheme="majorBidi" w:eastAsiaTheme="majorEastAsia" w:hAnsiTheme="majorHAnsi"/>
+      <w:rFonts w:asciiTheme="majorHAnsi" w:cstheme="majorBidi" w:hAnsiTheme="majorHAnsi" w:eastAsia="黑体"/>
       <w:color w:themeColor="text1" w:val="000000"/>
     </w:rPr>
     <w:tblPr>
@@ -10958,6 +11465,7 @@
     </w:tcPr>
     <w:tblStylePr w:type="firstRow">
       <w:rPr>
+        <w:rFonts w:eastAsia="黑体"/>
         <w:b/>
         <w:bCs/>
         <w:color w:themeColor="text1" w:val="000000"/>
@@ -10969,6 +11477,7 @@
     </w:tblStylePr>
     <w:tblStylePr w:type="lastRow">
       <w:rPr>
+        <w:rFonts w:eastAsia="黑体"/>
         <w:b/>
         <w:bCs/>
         <w:color w:themeColor="text1" w:val="000000"/>
@@ -10988,6 +11497,7 @@
     </w:tblStylePr>
     <w:tblStylePr w:type="firstCol">
       <w:rPr>
+        <w:rFonts w:eastAsia="黑体"/>
         <w:b/>
         <w:bCs/>
         <w:color w:themeColor="text1" w:val="000000"/>
@@ -11007,6 +11517,7 @@
     </w:tblStylePr>
     <w:tblStylePr w:type="lastCol">
       <w:rPr>
+        <w:rFonts w:eastAsia="黑体"/>
         <w:b w:val="0"/>
         <w:bCs w:val="0"/>
         <w:color w:themeColor="text1" w:val="000000"/>
@@ -11056,7 +11567,7 @@
       <w:spacing w:after="0" w:line="240" w:lineRule="auto"/>
     </w:pPr>
     <w:rPr>
-      <w:rFonts w:asciiTheme="majorHAnsi" w:cstheme="majorBidi" w:eastAsiaTheme="majorEastAsia" w:hAnsiTheme="majorHAnsi"/>
+      <w:rFonts w:asciiTheme="majorHAnsi" w:cstheme="majorBidi" w:hAnsiTheme="majorHAnsi" w:eastAsia="黑体"/>
       <w:color w:themeColor="text1" w:val="000000"/>
     </w:rPr>
     <w:tblPr>
@@ -11083,6 +11594,7 @@
     </w:tcPr>
     <w:tblStylePr w:type="firstRow">
       <w:rPr>
+        <w:rFonts w:eastAsia="黑体"/>
         <w:b/>
         <w:bCs/>
         <w:color w:themeColor="text1" w:val="000000"/>
@@ -11094,6 +11606,7 @@
     </w:tblStylePr>
     <w:tblStylePr w:type="lastRow">
       <w:rPr>
+        <w:rFonts w:eastAsia="黑体"/>
         <w:b/>
         <w:bCs/>
         <w:color w:themeColor="text1" w:val="000000"/>
@@ -11113,6 +11626,7 @@
     </w:tblStylePr>
     <w:tblStylePr w:type="firstCol">
       <w:rPr>
+        <w:rFonts w:eastAsia="黑体"/>
         <w:b/>
         <w:bCs/>
         <w:color w:themeColor="text1" w:val="000000"/>
@@ -11132,6 +11646,7 @@
     </w:tblStylePr>
     <w:tblStylePr w:type="lastCol">
       <w:rPr>
+        <w:rFonts w:eastAsia="黑体"/>
         <w:b w:val="0"/>
         <w:bCs w:val="0"/>
         <w:color w:themeColor="text1" w:val="000000"/>
@@ -11181,7 +11696,7 @@
       <w:spacing w:after="0" w:line="240" w:lineRule="auto"/>
     </w:pPr>
     <w:rPr>
-      <w:rFonts w:asciiTheme="majorHAnsi" w:cstheme="majorBidi" w:eastAsiaTheme="majorEastAsia" w:hAnsiTheme="majorHAnsi"/>
+      <w:rFonts w:asciiTheme="majorHAnsi" w:cstheme="majorBidi" w:hAnsiTheme="majorHAnsi" w:eastAsia="黑体"/>
       <w:color w:themeColor="text1" w:val="000000"/>
     </w:rPr>
     <w:tblPr>
@@ -11208,6 +11723,7 @@
     </w:tcPr>
     <w:tblStylePr w:type="firstRow">
       <w:rPr>
+        <w:rFonts w:eastAsia="黑体"/>
         <w:b/>
         <w:bCs/>
         <w:color w:themeColor="text1" w:val="000000"/>
@@ -11219,6 +11735,7 @@
     </w:tblStylePr>
     <w:tblStylePr w:type="lastRow">
       <w:rPr>
+        <w:rFonts w:eastAsia="黑体"/>
         <w:b/>
         <w:bCs/>
         <w:color w:themeColor="text1" w:val="000000"/>
@@ -11238,6 +11755,7 @@
     </w:tblStylePr>
     <w:tblStylePr w:type="firstCol">
       <w:rPr>
+        <w:rFonts w:eastAsia="黑体"/>
         <w:b/>
         <w:bCs/>
         <w:color w:themeColor="text1" w:val="000000"/>
@@ -11257,6 +11775,7 @@
     </w:tblStylePr>
     <w:tblStylePr w:type="lastCol">
       <w:rPr>
+        <w:rFonts w:eastAsia="黑体"/>
         <w:b w:val="0"/>
         <w:bCs w:val="0"/>
         <w:color w:themeColor="text1" w:val="000000"/>
@@ -11329,6 +11848,7 @@
     </w:tcPr>
     <w:tblStylePr w:type="firstRow">
       <w:rPr>
+        <w:rFonts w:eastAsia="黑体"/>
         <w:b/>
         <w:bCs/>
         <w:i w:val="0"/>
@@ -11350,6 +11870,7 @@
     </w:tblStylePr>
     <w:tblStylePr w:type="lastRow">
       <w:rPr>
+        <w:rFonts w:eastAsia="黑体"/>
         <w:b/>
         <w:bCs/>
         <w:i w:val="0"/>
@@ -11371,6 +11892,7 @@
     </w:tblStylePr>
     <w:tblStylePr w:type="firstCol">
       <w:rPr>
+        <w:rFonts w:eastAsia="黑体"/>
         <w:b/>
         <w:bCs/>
         <w:i w:val="0"/>
@@ -11390,6 +11912,7 @@
     </w:tblStylePr>
     <w:tblStylePr w:type="lastCol">
       <w:rPr>
+        <w:rFonts w:eastAsia="黑体"/>
         <w:b/>
         <w:bCs/>
         <w:i w:val="0"/>
@@ -11470,6 +11993,7 @@
     </w:tcPr>
     <w:tblStylePr w:type="firstRow">
       <w:rPr>
+        <w:rFonts w:eastAsia="黑体"/>
         <w:b/>
         <w:bCs/>
         <w:i w:val="0"/>
@@ -11491,6 +12015,7 @@
     </w:tblStylePr>
     <w:tblStylePr w:type="lastRow">
       <w:rPr>
+        <w:rFonts w:eastAsia="黑体"/>
         <w:b/>
         <w:bCs/>
         <w:i w:val="0"/>
@@ -11512,6 +12037,7 @@
     </w:tblStylePr>
     <w:tblStylePr w:type="firstCol">
       <w:rPr>
+        <w:rFonts w:eastAsia="黑体"/>
         <w:b/>
         <w:bCs/>
         <w:i w:val="0"/>
@@ -11531,6 +12057,7 @@
     </w:tblStylePr>
     <w:tblStylePr w:type="lastCol">
       <w:rPr>
+        <w:rFonts w:eastAsia="黑体"/>
         <w:b/>
         <w:bCs/>
         <w:i w:val="0"/>
@@ -11611,6 +12138,7 @@
     </w:tcPr>
     <w:tblStylePr w:type="firstRow">
       <w:rPr>
+        <w:rFonts w:eastAsia="黑体"/>
         <w:b/>
         <w:bCs/>
         <w:i w:val="0"/>
@@ -11632,6 +12160,7 @@
     </w:tblStylePr>
     <w:tblStylePr w:type="lastRow">
       <w:rPr>
+        <w:rFonts w:eastAsia="黑体"/>
         <w:b/>
         <w:bCs/>
         <w:i w:val="0"/>
@@ -11653,6 +12182,7 @@
     </w:tblStylePr>
     <w:tblStylePr w:type="firstCol">
       <w:rPr>
+        <w:rFonts w:eastAsia="黑体"/>
         <w:b/>
         <w:bCs/>
         <w:i w:val="0"/>
@@ -11672,6 +12202,7 @@
     </w:tblStylePr>
     <w:tblStylePr w:type="lastCol">
       <w:rPr>
+        <w:rFonts w:eastAsia="黑体"/>
         <w:b/>
         <w:bCs/>
         <w:i w:val="0"/>
@@ -11752,6 +12283,7 @@
     </w:tcPr>
     <w:tblStylePr w:type="firstRow">
       <w:rPr>
+        <w:rFonts w:eastAsia="黑体"/>
         <w:b/>
         <w:bCs/>
         <w:i w:val="0"/>
@@ -11773,6 +12305,7 @@
     </w:tblStylePr>
     <w:tblStylePr w:type="lastRow">
       <w:rPr>
+        <w:rFonts w:eastAsia="黑体"/>
         <w:b/>
         <w:bCs/>
         <w:i w:val="0"/>
@@ -11794,6 +12327,7 @@
     </w:tblStylePr>
     <w:tblStylePr w:type="firstCol">
       <w:rPr>
+        <w:rFonts w:eastAsia="黑体"/>
         <w:b/>
         <w:bCs/>
         <w:i w:val="0"/>
@@ -11813,6 +12347,7 @@
     </w:tblStylePr>
     <w:tblStylePr w:type="lastCol">
       <w:rPr>
+        <w:rFonts w:eastAsia="黑体"/>
         <w:b/>
         <w:bCs/>
         <w:i w:val="0"/>
@@ -11893,6 +12428,7 @@
     </w:tcPr>
     <w:tblStylePr w:type="firstRow">
       <w:rPr>
+        <w:rFonts w:eastAsia="黑体"/>
         <w:b/>
         <w:bCs/>
         <w:i w:val="0"/>
@@ -11914,6 +12450,7 @@
     </w:tblStylePr>
     <w:tblStylePr w:type="lastRow">
       <w:rPr>
+        <w:rFonts w:eastAsia="黑体"/>
         <w:b/>
         <w:bCs/>
         <w:i w:val="0"/>
@@ -11935,6 +12472,7 @@
     </w:tblStylePr>
     <w:tblStylePr w:type="firstCol">
       <w:rPr>
+        <w:rFonts w:eastAsia="黑体"/>
         <w:b/>
         <w:bCs/>
         <w:i w:val="0"/>
@@ -11954,6 +12492,7 @@
     </w:tblStylePr>
     <w:tblStylePr w:type="lastCol">
       <w:rPr>
+        <w:rFonts w:eastAsia="黑体"/>
         <w:b/>
         <w:bCs/>
         <w:i w:val="0"/>
@@ -12034,6 +12573,7 @@
     </w:tcPr>
     <w:tblStylePr w:type="firstRow">
       <w:rPr>
+        <w:rFonts w:eastAsia="黑体"/>
         <w:b/>
         <w:bCs/>
         <w:i w:val="0"/>
@@ -12055,6 +12595,7 @@
     </w:tblStylePr>
     <w:tblStylePr w:type="lastRow">
       <w:rPr>
+        <w:rFonts w:eastAsia="黑体"/>
         <w:b/>
         <w:bCs/>
         <w:i w:val="0"/>
@@ -12076,6 +12617,7 @@
     </w:tblStylePr>
     <w:tblStylePr w:type="firstCol">
       <w:rPr>
+        <w:rFonts w:eastAsia="黑体"/>
         <w:b/>
         <w:bCs/>
         <w:i w:val="0"/>
@@ -12095,6 +12637,7 @@
     </w:tblStylePr>
     <w:tblStylePr w:type="lastCol">
       <w:rPr>
+        <w:rFonts w:eastAsia="黑体"/>
         <w:b/>
         <w:bCs/>
         <w:i w:val="0"/>
@@ -12175,6 +12718,7 @@
     </w:tcPr>
     <w:tblStylePr w:type="firstRow">
       <w:rPr>
+        <w:rFonts w:eastAsia="黑体"/>
         <w:b/>
         <w:bCs/>
         <w:i w:val="0"/>
@@ -12196,6 +12740,7 @@
     </w:tblStylePr>
     <w:tblStylePr w:type="lastRow">
       <w:rPr>
+        <w:rFonts w:eastAsia="黑体"/>
         <w:b/>
         <w:bCs/>
         <w:i w:val="0"/>
@@ -12217,6 +12762,7 @@
     </w:tblStylePr>
     <w:tblStylePr w:type="firstCol">
       <w:rPr>
+        <w:rFonts w:eastAsia="黑体"/>
         <w:b/>
         <w:bCs/>
         <w:i w:val="0"/>
@@ -12236,6 +12782,7 @@
     </w:tblStylePr>
     <w:tblStylePr w:type="lastCol">
       <w:rPr>
+        <w:rFonts w:eastAsia="黑体"/>
         <w:b/>
         <w:bCs/>
         <w:i w:val="0"/>
@@ -12293,6 +12840,7 @@
       <w:spacing w:after="0" w:line="240" w:lineRule="auto"/>
     </w:pPr>
     <w:rPr>
+      <w:rFonts w:eastAsia="黑体"/>
       <w:color w:themeColor="background1" w:val="FFFFFF"/>
     </w:rPr>
     <w:tblPr>
@@ -12311,6 +12859,7 @@
     </w:tcPr>
     <w:tblStylePr w:type="firstRow">
       <w:rPr>
+        <w:rFonts w:eastAsia="黑体"/>
         <w:b/>
         <w:bCs/>
       </w:rPr>
@@ -12407,6 +12956,7 @@
       <w:spacing w:after="0" w:line="240" w:lineRule="auto"/>
     </w:pPr>
     <w:rPr>
+      <w:rFonts w:eastAsia="黑体"/>
       <w:color w:themeColor="background1" w:val="FFFFFF"/>
     </w:rPr>
     <w:tblPr>
@@ -12425,6 +12975,7 @@
     </w:tcPr>
     <w:tblStylePr w:type="firstRow">
       <w:rPr>
+        <w:rFonts w:eastAsia="黑体"/>
         <w:b/>
         <w:bCs/>
       </w:rPr>
@@ -12521,6 +13072,7 @@
       <w:spacing w:after="0" w:line="240" w:lineRule="auto"/>
     </w:pPr>
     <w:rPr>
+      <w:rFonts w:eastAsia="黑体"/>
       <w:color w:themeColor="background1" w:val="FFFFFF"/>
     </w:rPr>
     <w:tblPr>
@@ -12539,6 +13091,7 @@
     </w:tcPr>
     <w:tblStylePr w:type="firstRow">
       <w:rPr>
+        <w:rFonts w:eastAsia="黑体"/>
         <w:b/>
         <w:bCs/>
       </w:rPr>
@@ -12635,6 +13188,7 @@
       <w:spacing w:after="0" w:line="240" w:lineRule="auto"/>
     </w:pPr>
     <w:rPr>
+      <w:rFonts w:eastAsia="黑体"/>
       <w:color w:themeColor="background1" w:val="FFFFFF"/>
     </w:rPr>
     <w:tblPr>
@@ -12653,6 +13207,7 @@
     </w:tcPr>
     <w:tblStylePr w:type="firstRow">
       <w:rPr>
+        <w:rFonts w:eastAsia="黑体"/>
         <w:b/>
         <w:bCs/>
       </w:rPr>
@@ -12749,6 +13304,7 @@
       <w:spacing w:after="0" w:line="240" w:lineRule="auto"/>
     </w:pPr>
     <w:rPr>
+      <w:rFonts w:eastAsia="黑体"/>
       <w:color w:themeColor="background1" w:val="FFFFFF"/>
     </w:rPr>
     <w:tblPr>
@@ -12767,6 +13323,7 @@
     </w:tcPr>
     <w:tblStylePr w:type="firstRow">
       <w:rPr>
+        <w:rFonts w:eastAsia="黑体"/>
         <w:b/>
         <w:bCs/>
       </w:rPr>
@@ -12863,6 +13420,7 @@
       <w:spacing w:after="0" w:line="240" w:lineRule="auto"/>
     </w:pPr>
     <w:rPr>
+      <w:rFonts w:eastAsia="黑体"/>
       <w:color w:themeColor="background1" w:val="FFFFFF"/>
     </w:rPr>
     <w:tblPr>
@@ -12881,6 +13439,7 @@
     </w:tcPr>
     <w:tblStylePr w:type="firstRow">
       <w:rPr>
+        <w:rFonts w:eastAsia="黑体"/>
         <w:b/>
         <w:bCs/>
       </w:rPr>
@@ -12977,6 +13536,7 @@
       <w:spacing w:after="0" w:line="240" w:lineRule="auto"/>
     </w:pPr>
     <w:rPr>
+      <w:rFonts w:eastAsia="黑体"/>
       <w:color w:themeColor="background1" w:val="FFFFFF"/>
     </w:rPr>
     <w:tblPr>
@@ -12995,6 +13555,7 @@
     </w:tcPr>
     <w:tblStylePr w:type="firstRow">
       <w:rPr>
+        <w:rFonts w:eastAsia="黑体"/>
         <w:b/>
         <w:bCs/>
       </w:rPr>
@@ -13091,6 +13652,7 @@
       <w:spacing w:after="0" w:line="240" w:lineRule="auto"/>
     </w:pPr>
     <w:rPr>
+      <w:rFonts w:eastAsia="黑体"/>
       <w:color w:themeColor="text1" w:val="000000"/>
     </w:rPr>
     <w:tblPr>
@@ -13117,6 +13679,7 @@
     </w:tcPr>
     <w:tblStylePr w:type="firstRow">
       <w:rPr>
+        <w:rFonts w:eastAsia="黑体"/>
         <w:b/>
         <w:bCs/>
       </w:rPr>
@@ -13135,6 +13698,7 @@
     </w:tblStylePr>
     <w:tblStylePr w:type="lastRow">
       <w:rPr>
+        <w:rFonts w:eastAsia="黑体"/>
         <w:b/>
         <w:bCs/>
         <w:color w:themeColor="background1" w:val="FFFFFF"/>
@@ -13149,6 +13713,7 @@
     </w:tblStylePr>
     <w:tblStylePr w:type="firstCol">
       <w:rPr>
+        <w:rFonts w:eastAsia="黑体"/>
         <w:color w:themeColor="background1" w:val="FFFFFF"/>
       </w:rPr>
       <w:tblPr/>
@@ -13166,6 +13731,7 @@
     </w:tblStylePr>
     <w:tblStylePr w:type="lastCol">
       <w:rPr>
+        <w:rFonts w:eastAsia="黑体"/>
         <w:color w:themeColor="background1" w:val="FFFFFF"/>
       </w:rPr>
       <w:tblPr/>
@@ -13195,11 +13761,13 @@
     </w:tblStylePr>
     <w:tblStylePr w:type="neCell">
       <w:rPr>
+        <w:rFonts w:eastAsia="黑体"/>
         <w:color w:themeColor="text1" w:val="000000"/>
       </w:rPr>
     </w:tblStylePr>
     <w:tblStylePr w:type="nwCell">
       <w:rPr>
+        <w:rFonts w:eastAsia="黑体"/>
         <w:color w:themeColor="text1" w:val="000000"/>
       </w:rPr>
     </w:tblStylePr>
@@ -13213,6 +13781,7 @@
       <w:spacing w:after="0" w:line="240" w:lineRule="auto"/>
     </w:pPr>
     <w:rPr>
+      <w:rFonts w:eastAsia="黑体"/>
       <w:color w:themeColor="text1" w:val="000000"/>
     </w:rPr>
     <w:tblPr>
@@ -13239,6 +13808,7 @@
     </w:tcPr>
     <w:tblStylePr w:type="firstRow">
       <w:rPr>
+        <w:rFonts w:eastAsia="黑体"/>
         <w:b/>
         <w:bCs/>
       </w:rPr>
@@ -13257,6 +13827,7 @@
     </w:tblStylePr>
     <w:tblStylePr w:type="lastRow">
       <w:rPr>
+        <w:rFonts w:eastAsia="黑体"/>
         <w:b/>
         <w:bCs/>
         <w:color w:themeColor="background1" w:val="FFFFFF"/>
@@ -13271,6 +13842,7 @@
     </w:tblStylePr>
     <w:tblStylePr w:type="firstCol">
       <w:rPr>
+        <w:rFonts w:eastAsia="黑体"/>
         <w:color w:themeColor="background1" w:val="FFFFFF"/>
       </w:rPr>
       <w:tblPr/>
@@ -13288,6 +13860,7 @@
     </w:tblStylePr>
     <w:tblStylePr w:type="lastCol">
       <w:rPr>
+        <w:rFonts w:eastAsia="黑体"/>
         <w:color w:themeColor="background1" w:val="FFFFFF"/>
       </w:rPr>
       <w:tblPr/>
@@ -13317,11 +13890,13 @@
     </w:tblStylePr>
     <w:tblStylePr w:type="neCell">
       <w:rPr>
+        <w:rFonts w:eastAsia="黑体"/>
         <w:color w:themeColor="text1" w:val="000000"/>
       </w:rPr>
     </w:tblStylePr>
     <w:tblStylePr w:type="nwCell">
       <w:rPr>
+        <w:rFonts w:eastAsia="黑体"/>
         <w:color w:themeColor="text1" w:val="000000"/>
       </w:rPr>
     </w:tblStylePr>
@@ -13335,6 +13910,7 @@
       <w:spacing w:after="0" w:line="240" w:lineRule="auto"/>
     </w:pPr>
     <w:rPr>
+      <w:rFonts w:eastAsia="黑体"/>
       <w:color w:themeColor="text1" w:val="000000"/>
     </w:rPr>
     <w:tblPr>
@@ -13361,6 +13937,7 @@
     </w:tcPr>
     <w:tblStylePr w:type="firstRow">
       <w:rPr>
+        <w:rFonts w:eastAsia="黑体"/>
         <w:b/>
         <w:bCs/>
       </w:rPr>
@@ -13379,6 +13956,7 @@
     </w:tblStylePr>
     <w:tblStylePr w:type="lastRow">
       <w:rPr>
+        <w:rFonts w:eastAsia="黑体"/>
         <w:b/>
         <w:bCs/>
         <w:color w:themeColor="background1" w:val="FFFFFF"/>
@@ -13393,6 +13971,7 @@
     </w:tblStylePr>
     <w:tblStylePr w:type="firstCol">
       <w:rPr>
+        <w:rFonts w:eastAsia="黑体"/>
         <w:color w:themeColor="background1" w:val="FFFFFF"/>
       </w:rPr>
       <w:tblPr/>
@@ -13410,6 +13989,7 @@
     </w:tblStylePr>
     <w:tblStylePr w:type="lastCol">
       <w:rPr>
+        <w:rFonts w:eastAsia="黑体"/>
         <w:color w:themeColor="background1" w:val="FFFFFF"/>
       </w:rPr>
       <w:tblPr/>
@@ -13439,11 +14019,13 @@
     </w:tblStylePr>
     <w:tblStylePr w:type="neCell">
       <w:rPr>
+        <w:rFonts w:eastAsia="黑体"/>
         <w:color w:themeColor="text1" w:val="000000"/>
       </w:rPr>
     </w:tblStylePr>
     <w:tblStylePr w:type="nwCell">
       <w:rPr>
+        <w:rFonts w:eastAsia="黑体"/>
         <w:color w:themeColor="text1" w:val="000000"/>
       </w:rPr>
     </w:tblStylePr>
@@ -13457,6 +14039,7 @@
       <w:spacing w:after="0" w:line="240" w:lineRule="auto"/>
     </w:pPr>
     <w:rPr>
+      <w:rFonts w:eastAsia="黑体"/>
       <w:color w:themeColor="text1" w:val="000000"/>
     </w:rPr>
     <w:tblPr>
@@ -13483,6 +14066,7 @@
     </w:tcPr>
     <w:tblStylePr w:type="firstRow">
       <w:rPr>
+        <w:rFonts w:eastAsia="黑体"/>
         <w:b/>
         <w:bCs/>
       </w:rPr>
@@ -13501,6 +14085,7 @@
     </w:tblStylePr>
     <w:tblStylePr w:type="lastRow">
       <w:rPr>
+        <w:rFonts w:eastAsia="黑体"/>
         <w:b/>
         <w:bCs/>
         <w:color w:themeColor="background1" w:val="FFFFFF"/>
@@ -13515,6 +14100,7 @@
     </w:tblStylePr>
     <w:tblStylePr w:type="firstCol">
       <w:rPr>
+        <w:rFonts w:eastAsia="黑体"/>
         <w:color w:themeColor="background1" w:val="FFFFFF"/>
       </w:rPr>
       <w:tblPr/>
@@ -13532,6 +14118,7 @@
     </w:tblStylePr>
     <w:tblStylePr w:type="lastCol">
       <w:rPr>
+        <w:rFonts w:eastAsia="黑体"/>
         <w:color w:themeColor="background1" w:val="FFFFFF"/>
       </w:rPr>
       <w:tblPr/>
@@ -13569,6 +14156,7 @@
       <w:spacing w:after="0" w:line="240" w:lineRule="auto"/>
     </w:pPr>
     <w:rPr>
+      <w:rFonts w:eastAsia="黑体"/>
       <w:color w:themeColor="text1" w:val="000000"/>
     </w:rPr>
     <w:tblPr>
@@ -13595,6 +14183,7 @@
     </w:tcPr>
     <w:tblStylePr w:type="firstRow">
       <w:rPr>
+        <w:rFonts w:eastAsia="黑体"/>
         <w:b/>
         <w:bCs/>
       </w:rPr>
@@ -13613,6 +14202,7 @@
     </w:tblStylePr>
     <w:tblStylePr w:type="lastRow">
       <w:rPr>
+        <w:rFonts w:eastAsia="黑体"/>
         <w:b/>
         <w:bCs/>
         <w:color w:themeColor="background1" w:val="FFFFFF"/>
@@ -13627,6 +14217,7 @@
     </w:tblStylePr>
     <w:tblStylePr w:type="firstCol">
       <w:rPr>
+        <w:rFonts w:eastAsia="黑体"/>
         <w:color w:themeColor="background1" w:val="FFFFFF"/>
       </w:rPr>
       <w:tblPr/>
@@ -13644,6 +14235,7 @@
     </w:tblStylePr>
     <w:tblStylePr w:type="lastCol">
       <w:rPr>
+        <w:rFonts w:eastAsia="黑体"/>
         <w:color w:themeColor="background1" w:val="FFFFFF"/>
       </w:rPr>
       <w:tblPr/>
@@ -13673,11 +14265,13 @@
     </w:tblStylePr>
     <w:tblStylePr w:type="neCell">
       <w:rPr>
+        <w:rFonts w:eastAsia="黑体"/>
         <w:color w:themeColor="text1" w:val="000000"/>
       </w:rPr>
     </w:tblStylePr>
     <w:tblStylePr w:type="nwCell">
       <w:rPr>
+        <w:rFonts w:eastAsia="黑体"/>
         <w:color w:themeColor="text1" w:val="000000"/>
       </w:rPr>
     </w:tblStylePr>
@@ -13691,6 +14285,7 @@
       <w:spacing w:after="0" w:line="240" w:lineRule="auto"/>
     </w:pPr>
     <w:rPr>
+      <w:rFonts w:eastAsia="黑体"/>
       <w:color w:themeColor="text1" w:val="000000"/>
     </w:rPr>
     <w:tblPr>
@@ -13717,6 +14312,7 @@
     </w:tcPr>
     <w:tblStylePr w:type="firstRow">
       <w:rPr>
+        <w:rFonts w:eastAsia="黑体"/>
         <w:b/>
         <w:bCs/>
       </w:rPr>
@@ -13735,6 +14331,7 @@
     </w:tblStylePr>
     <w:tblStylePr w:type="lastRow">
       <w:rPr>
+        <w:rFonts w:eastAsia="黑体"/>
         <w:b/>
         <w:bCs/>
         <w:color w:themeColor="background1" w:val="FFFFFF"/>
@@ -13749,6 +14346,7 @@
     </w:tblStylePr>
     <w:tblStylePr w:type="firstCol">
       <w:rPr>
+        <w:rFonts w:eastAsia="黑体"/>
         <w:color w:themeColor="background1" w:val="FFFFFF"/>
       </w:rPr>
       <w:tblPr/>
@@ -13766,6 +14364,7 @@
     </w:tblStylePr>
     <w:tblStylePr w:type="lastCol">
       <w:rPr>
+        <w:rFonts w:eastAsia="黑体"/>
         <w:color w:themeColor="background1" w:val="FFFFFF"/>
       </w:rPr>
       <w:tblPr/>
@@ -13795,11 +14394,13 @@
     </w:tblStylePr>
     <w:tblStylePr w:type="neCell">
       <w:rPr>
+        <w:rFonts w:eastAsia="黑体"/>
         <w:color w:themeColor="text1" w:val="000000"/>
       </w:rPr>
     </w:tblStylePr>
     <w:tblStylePr w:type="nwCell">
       <w:rPr>
+        <w:rFonts w:eastAsia="黑体"/>
         <w:color w:themeColor="text1" w:val="000000"/>
       </w:rPr>
     </w:tblStylePr>
@@ -13813,6 +14414,7 @@
       <w:spacing w:after="0" w:line="240" w:lineRule="auto"/>
     </w:pPr>
     <w:rPr>
+      <w:rFonts w:eastAsia="黑体"/>
       <w:color w:themeColor="text1" w:val="000000"/>
     </w:rPr>
     <w:tblPr>
@@ -13839,6 +14441,7 @@
     </w:tcPr>
     <w:tblStylePr w:type="firstRow">
       <w:rPr>
+        <w:rFonts w:eastAsia="黑体"/>
         <w:b/>
         <w:bCs/>
       </w:rPr>
@@ -13857,6 +14460,7 @@
     </w:tblStylePr>
     <w:tblStylePr w:type="lastRow">
       <w:rPr>
+        <w:rFonts w:eastAsia="黑体"/>
         <w:b/>
         <w:bCs/>
         <w:color w:themeColor="background1" w:val="FFFFFF"/>
@@ -13871,6 +14475,7 @@
     </w:tblStylePr>
     <w:tblStylePr w:type="firstCol">
       <w:rPr>
+        <w:rFonts w:eastAsia="黑体"/>
         <w:color w:themeColor="background1" w:val="FFFFFF"/>
       </w:rPr>
       <w:tblPr/>
@@ -13888,6 +14493,7 @@
     </w:tblStylePr>
     <w:tblStylePr w:type="lastCol">
       <w:rPr>
+        <w:rFonts w:eastAsia="黑体"/>
         <w:color w:themeColor="background1" w:val="FFFFFF"/>
       </w:rPr>
       <w:tblPr/>
@@ -13917,11 +14523,13 @@
     </w:tblStylePr>
     <w:tblStylePr w:type="neCell">
       <w:rPr>
+        <w:rFonts w:eastAsia="黑体"/>
         <w:color w:themeColor="text1" w:val="000000"/>
       </w:rPr>
     </w:tblStylePr>
     <w:tblStylePr w:type="nwCell">
       <w:rPr>
+        <w:rFonts w:eastAsia="黑体"/>
         <w:color w:themeColor="text1" w:val="000000"/>
       </w:rPr>
     </w:tblStylePr>
@@ -13935,6 +14543,7 @@
       <w:spacing w:after="0" w:line="240" w:lineRule="auto"/>
     </w:pPr>
     <w:rPr>
+      <w:rFonts w:eastAsia="黑体"/>
       <w:color w:themeColor="text1" w:val="000000"/>
     </w:rPr>
     <w:tblPr>
@@ -13953,6 +14562,7 @@
     </w:tcPr>
     <w:tblStylePr w:type="firstRow">
       <w:rPr>
+        <w:rFonts w:eastAsia="黑体"/>
         <w:b/>
         <w:bCs/>
         <w:color w:themeColor="background1" w:val="FFFFFF"/>
@@ -13967,6 +14577,7 @@
     </w:tblStylePr>
     <w:tblStylePr w:type="lastRow">
       <w:rPr>
+        <w:rFonts w:eastAsia="黑体"/>
         <w:b/>
         <w:bCs/>
         <w:color w:themeColor="accent2" w:themeShade="CC" w:val="9E3A38"/>
@@ -13981,12 +14592,14 @@
     </w:tblStylePr>
     <w:tblStylePr w:type="firstCol">
       <w:rPr>
+        <w:rFonts w:eastAsia="黑体"/>
         <w:b/>
         <w:bCs/>
       </w:rPr>
     </w:tblStylePr>
     <w:tblStylePr w:type="lastCol">
       <w:rPr>
+        <w:rFonts w:eastAsia="黑体"/>
         <w:b/>
         <w:bCs/>
       </w:rPr>
@@ -14021,6 +14634,7 @@
       <w:spacing w:after="0" w:line="240" w:lineRule="auto"/>
     </w:pPr>
     <w:rPr>
+      <w:rFonts w:eastAsia="黑体"/>
       <w:color w:themeColor="text1" w:val="000000"/>
     </w:rPr>
     <w:tblPr>
@@ -14039,6 +14653,7 @@
     </w:tcPr>
     <w:tblStylePr w:type="firstRow">
       <w:rPr>
+        <w:rFonts w:eastAsia="黑体"/>
         <w:b/>
         <w:bCs/>
         <w:color w:themeColor="background1" w:val="FFFFFF"/>
@@ -14053,6 +14668,7 @@
     </w:tblStylePr>
     <w:tblStylePr w:type="lastRow">
       <w:rPr>
+        <w:rFonts w:eastAsia="黑体"/>
         <w:b/>
         <w:bCs/>
         <w:color w:themeColor="accent2" w:themeShade="CC" w:val="9E3A38"/>
@@ -14067,12 +14683,14 @@
     </w:tblStylePr>
     <w:tblStylePr w:type="firstCol">
       <w:rPr>
+        <w:rFonts w:eastAsia="黑体"/>
         <w:b/>
         <w:bCs/>
       </w:rPr>
     </w:tblStylePr>
     <w:tblStylePr w:type="lastCol">
       <w:rPr>
+        <w:rFonts w:eastAsia="黑体"/>
         <w:b/>
         <w:bCs/>
       </w:rPr>
@@ -14107,6 +14725,7 @@
       <w:spacing w:after="0" w:line="240" w:lineRule="auto"/>
     </w:pPr>
     <w:rPr>
+      <w:rFonts w:eastAsia="黑体"/>
       <w:color w:themeColor="text1" w:val="000000"/>
     </w:rPr>
     <w:tblPr>
@@ -14125,6 +14744,7 @@
     </w:tcPr>
     <w:tblStylePr w:type="firstRow">
       <w:rPr>
+        <w:rFonts w:eastAsia="黑体"/>
         <w:b/>
         <w:bCs/>
         <w:color w:themeColor="background1" w:val="FFFFFF"/>
@@ -14139,6 +14759,7 @@
     </w:tblStylePr>
     <w:tblStylePr w:type="lastRow">
       <w:rPr>
+        <w:rFonts w:eastAsia="黑体"/>
         <w:b/>
         <w:bCs/>
         <w:color w:themeColor="accent2" w:themeShade="CC" w:val="9E3A38"/>
@@ -14153,12 +14774,14 @@
     </w:tblStylePr>
     <w:tblStylePr w:type="firstCol">
       <w:rPr>
+        <w:rFonts w:eastAsia="黑体"/>
         <w:b/>
         <w:bCs/>
       </w:rPr>
     </w:tblStylePr>
     <w:tblStylePr w:type="lastCol">
       <w:rPr>
+        <w:rFonts w:eastAsia="黑体"/>
         <w:b/>
         <w:bCs/>
       </w:rPr>
@@ -14193,6 +14816,7 @@
       <w:spacing w:after="0" w:line="240" w:lineRule="auto"/>
     </w:pPr>
     <w:rPr>
+      <w:rFonts w:eastAsia="黑体"/>
       <w:color w:themeColor="text1" w:val="000000"/>
     </w:rPr>
     <w:tblPr>
@@ -14211,6 +14835,7 @@
     </w:tcPr>
     <w:tblStylePr w:type="firstRow">
       <w:rPr>
+        <w:rFonts w:eastAsia="黑体"/>
         <w:b/>
         <w:bCs/>
         <w:color w:themeColor="background1" w:val="FFFFFF"/>
@@ -14225,6 +14850,7 @@
     </w:tblStylePr>
     <w:tblStylePr w:type="lastRow">
       <w:rPr>
+        <w:rFonts w:eastAsia="黑体"/>
         <w:b/>
         <w:bCs/>
         <w:color w:themeColor="accent4" w:themeShade="CC" w:val="664E82"/>
@@ -14239,12 +14865,14 @@
     </w:tblStylePr>
     <w:tblStylePr w:type="firstCol">
       <w:rPr>
+        <w:rFonts w:eastAsia="黑体"/>
         <w:b/>
         <w:bCs/>
       </w:rPr>
     </w:tblStylePr>
     <w:tblStylePr w:type="lastCol">
       <w:rPr>
+        <w:rFonts w:eastAsia="黑体"/>
         <w:b/>
         <w:bCs/>
       </w:rPr>
@@ -14279,6 +14907,7 @@
       <w:spacing w:after="0" w:line="240" w:lineRule="auto"/>
     </w:pPr>
     <w:rPr>
+      <w:rFonts w:eastAsia="黑体"/>
       <w:color w:themeColor="text1" w:val="000000"/>
     </w:rPr>
     <w:tblPr>
@@ -14297,6 +14926,7 @@
     </w:tcPr>
     <w:tblStylePr w:type="firstRow">
       <w:rPr>
+        <w:rFonts w:eastAsia="黑体"/>
         <w:b/>
         <w:bCs/>
         <w:color w:themeColor="background1" w:val="FFFFFF"/>
@@ -14311,6 +14941,7 @@
     </w:tblStylePr>
     <w:tblStylePr w:type="lastRow">
       <w:rPr>
+        <w:rFonts w:eastAsia="黑体"/>
         <w:b/>
         <w:bCs/>
         <w:color w:themeColor="accent3" w:themeShade="CC" w:val="7E9C40"/>
@@ -14325,12 +14956,14 @@
     </w:tblStylePr>
     <w:tblStylePr w:type="firstCol">
       <w:rPr>
+        <w:rFonts w:eastAsia="黑体"/>
         <w:b/>
         <w:bCs/>
       </w:rPr>
     </w:tblStylePr>
     <w:tblStylePr w:type="lastCol">
       <w:rPr>
+        <w:rFonts w:eastAsia="黑体"/>
         <w:b/>
         <w:bCs/>
       </w:rPr>
@@ -14365,6 +14998,7 @@
       <w:spacing w:after="0" w:line="240" w:lineRule="auto"/>
     </w:pPr>
     <w:rPr>
+      <w:rFonts w:eastAsia="黑体"/>
       <w:color w:themeColor="text1" w:val="000000"/>
     </w:rPr>
     <w:tblPr>
@@ -14383,6 +15017,7 @@
     </w:tcPr>
     <w:tblStylePr w:type="firstRow">
       <w:rPr>
+        <w:rFonts w:eastAsia="黑体"/>
         <w:b/>
         <w:bCs/>
         <w:color w:themeColor="background1" w:val="FFFFFF"/>
@@ -14397,6 +15032,7 @@
     </w:tblStylePr>
     <w:tblStylePr w:type="lastRow">
       <w:rPr>
+        <w:rFonts w:eastAsia="黑体"/>
         <w:b/>
         <w:bCs/>
         <w:color w:themeColor="accent6" w:themeShade="CC" w:val="F2730A"/>
@@ -14411,12 +15047,14 @@
     </w:tblStylePr>
     <w:tblStylePr w:type="firstCol">
       <w:rPr>
+        <w:rFonts w:eastAsia="黑体"/>
         <w:b/>
         <w:bCs/>
       </w:rPr>
     </w:tblStylePr>
     <w:tblStylePr w:type="lastCol">
       <w:rPr>
+        <w:rFonts w:eastAsia="黑体"/>
         <w:b/>
         <w:bCs/>
       </w:rPr>
@@ -14451,6 +15089,7 @@
       <w:spacing w:after="0" w:line="240" w:lineRule="auto"/>
     </w:pPr>
     <w:rPr>
+      <w:rFonts w:eastAsia="黑体"/>
       <w:color w:themeColor="text1" w:val="000000"/>
     </w:rPr>
     <w:tblPr>
@@ -14469,6 +15108,7 @@
     </w:tcPr>
     <w:tblStylePr w:type="firstRow">
       <w:rPr>
+        <w:rFonts w:eastAsia="黑体"/>
         <w:b/>
         <w:bCs/>
         <w:color w:themeColor="background1" w:val="FFFFFF"/>
@@ -14483,6 +15123,7 @@
     </w:tblStylePr>
     <w:tblStylePr w:type="lastRow">
       <w:rPr>
+        <w:rFonts w:eastAsia="黑体"/>
         <w:b/>
         <w:bCs/>
         <w:color w:themeColor="accent5" w:themeShade="CC" w:val="348DA5"/>
@@ -14497,12 +15138,14 @@
     </w:tblStylePr>
     <w:tblStylePr w:type="firstCol">
       <w:rPr>
+        <w:rFonts w:eastAsia="黑体"/>
         <w:b/>
         <w:bCs/>
       </w:rPr>
     </w:tblStylePr>
     <w:tblStylePr w:type="lastCol">
       <w:rPr>
+        <w:rFonts w:eastAsia="黑体"/>
         <w:b/>
         <w:bCs/>
       </w:rPr>
@@ -14537,6 +15180,7 @@
       <w:spacing w:after="0" w:line="240" w:lineRule="auto"/>
     </w:pPr>
     <w:rPr>
+      <w:rFonts w:eastAsia="黑体"/>
       <w:color w:themeColor="text1" w:val="000000"/>
     </w:rPr>
     <w:tblPr>
@@ -14558,6 +15202,7 @@
     </w:tcPr>
     <w:tblStylePr w:type="firstRow">
       <w:rPr>
+        <w:rFonts w:eastAsia="黑体"/>
         <w:b/>
         <w:bCs/>
       </w:rPr>
@@ -14568,6 +15213,7 @@
     </w:tblStylePr>
     <w:tblStylePr w:type="lastRow">
       <w:rPr>
+        <w:rFonts w:eastAsia="黑体"/>
         <w:b/>
         <w:bCs/>
         <w:color w:themeColor="text1" w:val="000000"/>
@@ -14579,6 +15225,7 @@
     </w:tblStylePr>
     <w:tblStylePr w:type="firstCol">
       <w:rPr>
+        <w:rFonts w:eastAsia="黑体"/>
         <w:color w:themeColor="background1" w:val="FFFFFF"/>
       </w:rPr>
       <w:tblPr/>
@@ -14588,6 +15235,7 @@
     </w:tblStylePr>
     <w:tblStylePr w:type="lastCol">
       <w:rPr>
+        <w:rFonts w:eastAsia="黑体"/>
         <w:color w:themeColor="background1" w:val="FFFFFF"/>
       </w:rPr>
       <w:tblPr/>
@@ -14617,6 +15265,7 @@
       <w:spacing w:after="0" w:line="240" w:lineRule="auto"/>
     </w:pPr>
     <w:rPr>
+      <w:rFonts w:eastAsia="黑体"/>
       <w:color w:themeColor="text1" w:val="000000"/>
     </w:rPr>
     <w:tblPr>
@@ -14638,6 +15287,7 @@
     </w:tcPr>
     <w:tblStylePr w:type="firstRow">
       <w:rPr>
+        <w:rFonts w:eastAsia="黑体"/>
         <w:b/>
         <w:bCs/>
       </w:rPr>
@@ -14648,6 +15298,7 @@
     </w:tblStylePr>
     <w:tblStylePr w:type="lastRow">
       <w:rPr>
+        <w:rFonts w:eastAsia="黑体"/>
         <w:b/>
         <w:bCs/>
         <w:color w:themeColor="text1" w:val="000000"/>
@@ -14659,6 +15310,7 @@
     </w:tblStylePr>
     <w:tblStylePr w:type="firstCol">
       <w:rPr>
+        <w:rFonts w:eastAsia="黑体"/>
         <w:color w:themeColor="background1" w:val="FFFFFF"/>
       </w:rPr>
       <w:tblPr/>
@@ -14668,6 +15320,7 @@
     </w:tblStylePr>
     <w:tblStylePr w:type="lastCol">
       <w:rPr>
+        <w:rFonts w:eastAsia="黑体"/>
         <w:color w:themeColor="background1" w:val="FFFFFF"/>
       </w:rPr>
       <w:tblPr/>
@@ -14697,6 +15350,7 @@
       <w:spacing w:after="0" w:line="240" w:lineRule="auto"/>
     </w:pPr>
     <w:rPr>
+      <w:rFonts w:eastAsia="黑体"/>
       <w:color w:themeColor="text1" w:val="000000"/>
     </w:rPr>
     <w:tblPr>
@@ -14718,6 +15372,7 @@
     </w:tcPr>
     <w:tblStylePr w:type="firstRow">
       <w:rPr>
+        <w:rFonts w:eastAsia="黑体"/>
         <w:b/>
         <w:bCs/>
       </w:rPr>
@@ -14728,6 +15383,7 @@
     </w:tblStylePr>
     <w:tblStylePr w:type="lastRow">
       <w:rPr>
+        <w:rFonts w:eastAsia="黑体"/>
         <w:b/>
         <w:bCs/>
         <w:color w:themeColor="text1" w:val="000000"/>
@@ -14739,6 +15395,7 @@
     </w:tblStylePr>
     <w:tblStylePr w:type="firstCol">
       <w:rPr>
+        <w:rFonts w:eastAsia="黑体"/>
         <w:color w:themeColor="background1" w:val="FFFFFF"/>
       </w:rPr>
       <w:tblPr/>
@@ -14748,6 +15405,7 @@
     </w:tblStylePr>
     <w:tblStylePr w:type="lastCol">
       <w:rPr>
+        <w:rFonts w:eastAsia="黑体"/>
         <w:color w:themeColor="background1" w:val="FFFFFF"/>
       </w:rPr>
       <w:tblPr/>
@@ -14777,6 +15435,7 @@
       <w:spacing w:after="0" w:line="240" w:lineRule="auto"/>
     </w:pPr>
     <w:rPr>
+      <w:rFonts w:eastAsia="黑体"/>
       <w:color w:themeColor="text1" w:val="000000"/>
     </w:rPr>
     <w:tblPr>
@@ -14798,6 +15457,7 @@
     </w:tcPr>
     <w:tblStylePr w:type="firstRow">
       <w:rPr>
+        <w:rFonts w:eastAsia="黑体"/>
         <w:b/>
         <w:bCs/>
       </w:rPr>
@@ -14808,6 +15468,7 @@
     </w:tblStylePr>
     <w:tblStylePr w:type="lastRow">
       <w:rPr>
+        <w:rFonts w:eastAsia="黑体"/>
         <w:b/>
         <w:bCs/>
         <w:color w:themeColor="text1" w:val="000000"/>
@@ -14819,6 +15480,7 @@
     </w:tblStylePr>
     <w:tblStylePr w:type="firstCol">
       <w:rPr>
+        <w:rFonts w:eastAsia="黑体"/>
         <w:color w:themeColor="background1" w:val="FFFFFF"/>
       </w:rPr>
       <w:tblPr/>
@@ -14828,6 +15490,7 @@
     </w:tblStylePr>
     <w:tblStylePr w:type="lastCol">
       <w:rPr>
+        <w:rFonts w:eastAsia="黑体"/>
         <w:color w:themeColor="background1" w:val="FFFFFF"/>
       </w:rPr>
       <w:tblPr/>
@@ -14857,6 +15520,7 @@
       <w:spacing w:after="0" w:line="240" w:lineRule="auto"/>
     </w:pPr>
     <w:rPr>
+      <w:rFonts w:eastAsia="黑体"/>
       <w:color w:themeColor="text1" w:val="000000"/>
     </w:rPr>
     <w:tblPr>
@@ -14878,6 +15542,7 @@
     </w:tcPr>
     <w:tblStylePr w:type="firstRow">
       <w:rPr>
+        <w:rFonts w:eastAsia="黑体"/>
         <w:b/>
         <w:bCs/>
       </w:rPr>
@@ -14888,6 +15553,7 @@
     </w:tblStylePr>
     <w:tblStylePr w:type="lastRow">
       <w:rPr>
+        <w:rFonts w:eastAsia="黑体"/>
         <w:b/>
         <w:bCs/>
         <w:color w:themeColor="text1" w:val="000000"/>
@@ -14899,6 +15565,7 @@
     </w:tblStylePr>
     <w:tblStylePr w:type="firstCol">
       <w:rPr>
+        <w:rFonts w:eastAsia="黑体"/>
         <w:color w:themeColor="background1" w:val="FFFFFF"/>
       </w:rPr>
       <w:tblPr/>
@@ -14908,6 +15575,7 @@
     </w:tblStylePr>
     <w:tblStylePr w:type="lastCol">
       <w:rPr>
+        <w:rFonts w:eastAsia="黑体"/>
         <w:color w:themeColor="background1" w:val="FFFFFF"/>
       </w:rPr>
       <w:tblPr/>
@@ -14937,6 +15605,7 @@
       <w:spacing w:after="0" w:line="240" w:lineRule="auto"/>
     </w:pPr>
     <w:rPr>
+      <w:rFonts w:eastAsia="黑体"/>
       <w:color w:themeColor="text1" w:val="000000"/>
     </w:rPr>
     <w:tblPr>
@@ -14958,6 +15627,7 @@
     </w:tcPr>
     <w:tblStylePr w:type="firstRow">
       <w:rPr>
+        <w:rFonts w:eastAsia="黑体"/>
         <w:b/>
         <w:bCs/>
       </w:rPr>
@@ -14968,6 +15638,7 @@
     </w:tblStylePr>
     <w:tblStylePr w:type="lastRow">
       <w:rPr>
+        <w:rFonts w:eastAsia="黑体"/>
         <w:b/>
         <w:bCs/>
         <w:color w:themeColor="text1" w:val="000000"/>
@@ -14979,6 +15650,7 @@
     </w:tblStylePr>
     <w:tblStylePr w:type="firstCol">
       <w:rPr>
+        <w:rFonts w:eastAsia="黑体"/>
         <w:color w:themeColor="background1" w:val="FFFFFF"/>
       </w:rPr>
       <w:tblPr/>
@@ -14988,6 +15660,7 @@
     </w:tblStylePr>
     <w:tblStylePr w:type="lastCol">
       <w:rPr>
+        <w:rFonts w:eastAsia="黑体"/>
         <w:color w:themeColor="background1" w:val="FFFFFF"/>
       </w:rPr>
       <w:tblPr/>
@@ -15017,6 +15690,7 @@
       <w:spacing w:after="0" w:line="240" w:lineRule="auto"/>
     </w:pPr>
     <w:rPr>
+      <w:rFonts w:eastAsia="黑体"/>
       <w:color w:themeColor="text1" w:val="000000"/>
     </w:rPr>
     <w:tblPr>
@@ -15038,6 +15712,7 @@
     </w:tcPr>
     <w:tblStylePr w:type="firstRow">
       <w:rPr>
+        <w:rFonts w:eastAsia="黑体"/>
         <w:b/>
         <w:bCs/>
       </w:rPr>
@@ -15048,6 +15723,7 @@
     </w:tblStylePr>
     <w:tblStylePr w:type="lastRow">
       <w:rPr>
+        <w:rFonts w:eastAsia="黑体"/>
         <w:b/>
         <w:bCs/>
         <w:color w:themeColor="text1" w:val="000000"/>
@@ -15059,6 +15735,7 @@
     </w:tblStylePr>
     <w:tblStylePr w:type="firstCol">
       <w:rPr>
+        <w:rFonts w:eastAsia="黑体"/>
         <w:color w:themeColor="background1" w:val="FFFFFF"/>
       </w:rPr>
       <w:tblPr/>
@@ -15068,6 +15745,7 @@
     </w:tblStylePr>
     <w:tblStylePr w:type="lastCol">
       <w:rPr>
+        <w:rFonts w:eastAsia="黑体"/>
         <w:color w:themeColor="background1" w:val="FFFFFF"/>
       </w:rPr>
       <w:tblPr/>
@@ -15100,6 +15778,7 @@
     <w:name w:val="KeywordTok"/>
     <w:basedOn w:val="VerbatimChar"/>
     <w:rPr>
+      <w:rFonts w:eastAsia="黑体"/>
       <w:b/>
       <w:color w:val="007020"/>
     </w:rPr>
@@ -15108,6 +15787,7 @@
     <w:name w:val="DataTypeTok"/>
     <w:basedOn w:val="VerbatimChar"/>
     <w:rPr>
+      <w:rFonts w:eastAsia="黑体"/>
       <w:color w:val="902000"/>
     </w:rPr>
   </w:style>
@@ -15115,6 +15795,7 @@
     <w:name w:val="DecValTok"/>
     <w:basedOn w:val="VerbatimChar"/>
     <w:rPr>
+      <w:rFonts w:eastAsia="黑体"/>
       <w:color w:val="40a070"/>
     </w:rPr>
   </w:style>
@@ -15122,6 +15803,7 @@
     <w:name w:val="BaseNTok"/>
     <w:basedOn w:val="VerbatimChar"/>
     <w:rPr>
+      <w:rFonts w:eastAsia="黑体"/>
       <w:color w:val="40a070"/>
     </w:rPr>
   </w:style>
@@ -15129,6 +15811,7 @@
     <w:name w:val="FloatTok"/>
     <w:basedOn w:val="VerbatimChar"/>
     <w:rPr>
+      <w:rFonts w:eastAsia="黑体"/>
       <w:color w:val="40a070"/>
     </w:rPr>
   </w:style>
@@ -15136,6 +15819,7 @@
     <w:name w:val="ConstantTok"/>
     <w:basedOn w:val="VerbatimChar"/>
     <w:rPr>
+      <w:rFonts w:eastAsia="黑体"/>
       <w:color w:val="880000"/>
     </w:rPr>
   </w:style>
@@ -15143,6 +15827,7 @@
     <w:name w:val="CharTok"/>
     <w:basedOn w:val="VerbatimChar"/>
     <w:rPr>
+      <w:rFonts w:eastAsia="黑体"/>
       <w:color w:val="4070a0"/>
     </w:rPr>
   </w:style>
@@ -15150,6 +15835,7 @@
     <w:name w:val="SpecialCharTok"/>
     <w:basedOn w:val="VerbatimChar"/>
     <w:rPr>
+      <w:rFonts w:eastAsia="黑体"/>
       <w:color w:val="4070a0"/>
     </w:rPr>
   </w:style>
@@ -15157,6 +15843,7 @@
     <w:name w:val="StringTok"/>
     <w:basedOn w:val="VerbatimChar"/>
     <w:rPr>
+      <w:rFonts w:eastAsia="黑体"/>
       <w:color w:val="4070a0"/>
     </w:rPr>
   </w:style>
@@ -15164,6 +15851,7 @@
     <w:name w:val="VerbatimStringTok"/>
     <w:basedOn w:val="VerbatimChar"/>
     <w:rPr>
+      <w:rFonts w:eastAsia="黑体"/>
       <w:color w:val="4070a0"/>
     </w:rPr>
   </w:style>
@@ -15171,6 +15859,7 @@
     <w:name w:val="SpecialStringTok"/>
     <w:basedOn w:val="VerbatimChar"/>
     <w:rPr>
+      <w:rFonts w:eastAsia="黑体"/>
       <w:color w:val="bb6688"/>
     </w:rPr>
   </w:style>
@@ -15178,6 +15867,7 @@
     <w:name w:val="ImportTok"/>
     <w:basedOn w:val="VerbatimChar"/>
     <w:rPr>
+      <w:rFonts w:eastAsia="黑体"/>
       <w:b/>
       <w:color w:val="008000"/>
     </w:rPr>
@@ -15186,6 +15876,7 @@
     <w:name w:val="CommentTok"/>
     <w:basedOn w:val="VerbatimChar"/>
     <w:rPr>
+      <w:rFonts w:eastAsia="黑体"/>
       <w:i/>
       <w:color w:val="60a0b0"/>
     </w:rPr>
@@ -15194,6 +15885,7 @@
     <w:name w:val="DocumentationTok"/>
     <w:basedOn w:val="VerbatimChar"/>
     <w:rPr>
+      <w:rFonts w:eastAsia="黑体"/>
       <w:i/>
       <w:color w:val="ba2121"/>
     </w:rPr>
@@ -15202,6 +15894,7 @@
     <w:name w:val="AnnotationTok"/>
     <w:basedOn w:val="VerbatimChar"/>
     <w:rPr>
+      <w:rFonts w:eastAsia="黑体"/>
       <w:b/>
       <w:i/>
       <w:color w:val="60a0b0"/>
@@ -15211,6 +15904,7 @@
     <w:name w:val="CommentVarTok"/>
     <w:basedOn w:val="VerbatimChar"/>
     <w:rPr>
+      <w:rFonts w:eastAsia="黑体"/>
       <w:b/>
       <w:i/>
       <w:color w:val="60a0b0"/>
@@ -15220,6 +15914,7 @@
     <w:name w:val="OtherTok"/>
     <w:basedOn w:val="VerbatimChar"/>
     <w:rPr>
+      <w:rFonts w:eastAsia="黑体"/>
       <w:color w:val="007020"/>
     </w:rPr>
   </w:style>
@@ -15227,6 +15922,7 @@
     <w:name w:val="FunctionTok"/>
     <w:basedOn w:val="VerbatimChar"/>
     <w:rPr>
+      <w:rFonts w:eastAsia="黑体"/>
       <w:color w:val="06287e"/>
     </w:rPr>
   </w:style>
@@ -15234,6 +15930,7 @@
     <w:name w:val="VariableTok"/>
     <w:basedOn w:val="VerbatimChar"/>
     <w:rPr>
+      <w:rFonts w:eastAsia="黑体"/>
       <w:color w:val="19177c"/>
     </w:rPr>
   </w:style>
@@ -15241,6 +15938,7 @@
     <w:name w:val="ControlFlowTok"/>
     <w:basedOn w:val="VerbatimChar"/>
     <w:rPr>
+      <w:rFonts w:eastAsia="黑体"/>
       <w:b/>
       <w:color w:val="007020"/>
     </w:rPr>
@@ -15249,6 +15947,7 @@
     <w:name w:val="OperatorTok"/>
     <w:basedOn w:val="VerbatimChar"/>
     <w:rPr>
+      <w:rFonts w:eastAsia="黑体"/>
       <w:color w:val="666666"/>
     </w:rPr>
   </w:style>
@@ -15256,18 +15955,22 @@
     <w:name w:val="BuiltInTok"/>
     <w:basedOn w:val="VerbatimChar"/>
     <w:rPr>
+      <w:rFonts w:eastAsia="黑体"/>
       <w:color w:val="008000"/>
     </w:rPr>
   </w:style>
   <w:style w:type="character" w:customStyle="1" w:styleId="ExtensionTok">
     <w:name w:val="ExtensionTok"/>
     <w:basedOn w:val="VerbatimChar"/>
-    <w:rPr/>
+    <w:rPr>
+      <w:rFonts w:eastAsia="黑体"/>
+    </w:rPr>
   </w:style>
   <w:style w:type="character" w:customStyle="1" w:styleId="PreprocessorTok">
     <w:name w:val="PreprocessorTok"/>
     <w:basedOn w:val="VerbatimChar"/>
     <w:rPr>
+      <w:rFonts w:eastAsia="黑体"/>
       <w:color w:val="bc7a00"/>
     </w:rPr>
   </w:style>
@@ -15275,18 +15978,22 @@
     <w:name w:val="AttributeTok"/>
     <w:basedOn w:val="VerbatimChar"/>
     <w:rPr>
+      <w:rFonts w:eastAsia="黑体"/>
       <w:color w:val="7d9029"/>
     </w:rPr>
   </w:style>
   <w:style w:type="character" w:customStyle="1" w:styleId="RegionMarkerTok">
     <w:name w:val="RegionMarkerTok"/>
     <w:basedOn w:val="VerbatimChar"/>
-    <w:rPr/>
+    <w:rPr>
+      <w:rFonts w:eastAsia="黑体"/>
+    </w:rPr>
   </w:style>
   <w:style w:type="character" w:customStyle="1" w:styleId="InformationTok">
     <w:name w:val="InformationTok"/>
     <w:basedOn w:val="VerbatimChar"/>
     <w:rPr>
+      <w:rFonts w:eastAsia="黑体"/>
       <w:b/>
       <w:i/>
       <w:color w:val="60a0b0"/>
@@ -15296,6 +16003,7 @@
     <w:name w:val="WarningTok"/>
     <w:basedOn w:val="VerbatimChar"/>
     <w:rPr>
+      <w:rFonts w:eastAsia="黑体"/>
       <w:b/>
       <w:i/>
       <w:color w:val="60a0b0"/>
@@ -15305,6 +16013,7 @@
     <w:name w:val="AlertTok"/>
     <w:basedOn w:val="VerbatimChar"/>
     <w:rPr>
+      <w:rFonts w:eastAsia="黑体"/>
       <w:b/>
       <w:color w:val="ff0000"/>
     </w:rPr>
@@ -15313,6 +16022,7 @@
     <w:name w:val="ErrorTok"/>
     <w:basedOn w:val="VerbatimChar"/>
     <w:rPr>
+      <w:rFonts w:eastAsia="黑体"/>
       <w:b/>
       <w:color w:val="ff0000"/>
     </w:rPr>
@@ -15320,7 +16030,9 @@
   <w:style w:type="character" w:customStyle="1" w:styleId="NormalTok">
     <w:name w:val="NormalTok"/>
     <w:basedOn w:val="VerbatimChar"/>
-    <w:rPr/>
+    <w:rPr>
+      <w:rFonts w:eastAsia="黑体"/>
+    </w:rPr>
   </w:style>
 </w:styles>
 </file>
@@ -15369,12 +16081,12 @@
     <a:fontScheme name="Office">
       <a:majorFont>
         <a:latin typeface="Calibri"/>
-        <a:ea typeface=""/>
+        <a:ea typeface="黑体"/>
         <a:cs typeface=""/>
         <a:font script="Jpan" typeface="ＭＳ ゴシック"/>
         <a:font script="Hang" typeface="맑은 고딕"/>
-        <a:font script="Hans" typeface="宋体"/>
-        <a:font script="Hant" typeface="新細明體"/>
+        <a:font script="Hans" typeface="黑体"/>
+        <a:font script="Hant" typeface="黑体"/>
         <a:font script="Arab" typeface="Times New Roman"/>
         <a:font script="Hebr" typeface="Times New Roman"/>
         <a:font script="Thai" typeface="Angsana New"/>
@@ -15404,12 +16116,12 @@
       </a:majorFont>
       <a:minorFont>
         <a:latin typeface="Cambria"/>
-        <a:ea typeface=""/>
+        <a:ea typeface="黑体"/>
         <a:cs typeface=""/>
         <a:font script="Jpan" typeface="ＭＳ 明朝"/>
         <a:font script="Hang" typeface="맑은 고딕"/>
-        <a:font script="Hans" typeface="宋体"/>
-        <a:font script="Hant" typeface="新細明體"/>
+        <a:font script="Hans" typeface="黑体"/>
+        <a:font script="Hant" typeface="黑体"/>
         <a:font script="Arab" typeface="Arial"/>
         <a:font script="Hebr" typeface="Arial"/>
         <a:font script="Thai" typeface="Cordia New"/>

--- a/07-驱动电路/02-LED驱动/数码管驱动电路/数码管驱动电路.docx
+++ b/07-驱动电路/02-LED驱动/数码管驱动电路/数码管驱动电路.docx
@@ -3010,7 +3010,7 @@
           <w:color w:val="555555"/>
           <w:sz w:val="21"/>
         </w:rPr>
-        <w:t>材料收集者：杜文杰，WX手机：19519196569，QQ:3478827729</w:t>
+        <w:t>材料收集者：杜文杰，微信/手机：19519196569，QQ:3478827729</w:t>
       </w:r>
     </w:p>
     <w:sectPr>
